--- a/architecture/DevOpsBuildDeployAndEnvironmentManagement/ArchitectureDesignAndAuditDocs/DeploymentArchitectureDesignAndMigrationPlanPhase.docx
+++ b/architecture/DevOpsBuildDeployAndEnvironmentManagement/ArchitectureDesignAndAuditDocs/DeploymentArchitectureDesignAndMigrationPlanPhase.docx
@@ -10,45 +10,206 @@
         <w:rPr>
           <w:color w:val="0B7A75"/>
         </w:rPr>
-        <w:t>Deployment Architecture Design and Migration Plan — Phase 1</w:t>
+        <w:t>Deployment Architecture: Design and Migration Plan</w:t>
       </w:r>
     </w:p>
     <w:p>
       <w:r>
-        <w:t>**Document ID:** DeploymentArchitectureDesignAndMigrationPlanPhase</w:t>
+        <w:t>Document: DeploymentArchitectureDesignAndMigrationPlanPhase_v6</w:t>
       </w:r>
     </w:p>
     <w:p>
       <w:r>
-        <w:t>**Date:** 2026-06-27</w:t>
+        <w:t>Date: 2026-06-19</w:t>
       </w:r>
     </w:p>
     <w:p>
       <w:r>
-        <w:t>**Initiative:** EPIC-008-F-012 — make `deployment_architecture.json` the exact-truth inventory of what each **server** receives</w:t>
+        <w:t>Initiative: EPIC-008-F-012</w:t>
       </w:r>
     </w:p>
     <w:p>
       <w:r>
-        <w:t>**Related deliverable (workbook):** `architecture/DevOpsBuildDeployAndEnvironmentManagement/deployment_facts_inventory_&lt;date&gt;.xlsx`</w:t>
+        <w:t xml:space="preserve">Companion workbook: </w:t>
+      </w:r>
+      <w:r>
+        <w:rPr>
+          <w:rFonts w:ascii="Consolas" w:hAnsi="Consolas"/>
+        </w:rPr>
+        <w:t>architecture/DevOpsBuildDeployAndEnvironmentManagement/deployment_facts_inventory_2026-06-27.xlsx</w:t>
       </w:r>
     </w:p>
-    <w:p>
-      <w:r>
-        <w:t>**Status:** Design and migration plan only. This document does not modify the manifest, schema, or build code.</w:t>
-      </w:r>
-    </w:p>
-    <w:p>
-      <w:r>
-        <w:t>---</w:t>
-      </w:r>
-    </w:p>
+    <w:p/>
     <w:p>
       <w:pPr>
         <w:pStyle w:val="Heading2"/>
       </w:pPr>
       <w:r>
-        <w:t>Chapter 1 — Overview: problem and goal</w:t>
+        <w:t>Chapter 1 — Executive summary</w:t>
+      </w:r>
+    </w:p>
+    <w:p>
+      <w:r>
+        <w:t xml:space="preserve">ChatHealthy operates a small set of real servers: Hugging Face Spaces for three application backends, Cloudflare Pages for the public website, Azure for the data pipeline and automation, and a parallel local stack on the operator machine. A one-person DevOps function must answer, for every server, exactly which </w:t>
+      </w:r>
+      <w:r>
+        <w:rPr>
+          <w:b/>
+        </w:rPr>
+        <w:t>files</w:t>
+      </w:r>
+      <w:r>
+        <w:t xml:space="preserve"> are staged, which </w:t>
+      </w:r>
+      <w:r>
+        <w:rPr>
+          <w:b/>
+        </w:rPr>
+        <w:t>secrets</w:t>
+      </w:r>
+      <w:r>
+        <w:t xml:space="preserve"> are configured, and which </w:t>
+      </w:r>
+      <w:r>
+        <w:rPr>
+          <w:b/>
+        </w:rPr>
+        <w:t>variables</w:t>
+      </w:r>
+      <w:r>
+        <w:t xml:space="preserve"> are bound at deploy time. That answer lives in </w:t>
+      </w:r>
+      <w:r>
+        <w:rPr>
+          <w:rFonts w:ascii="Consolas" w:hAnsi="Consolas"/>
+        </w:rPr>
+        <w:t>deployment_architecture.json</w:t>
+      </w:r>
+      <w:r>
+        <w:t xml:space="preserve"> and must match what Promote, Build, and Deploy actually do.</w:t>
+      </w:r>
+    </w:p>
+    <w:p>
+      <w:r>
+        <w:t xml:space="preserve">Today the picture is uneven. Deployments work, but packages are bloated and nonspecific. Build still copies directory trees that </w:t>
+      </w:r>
+      <w:r>
+        <w:rPr>
+          <w:rFonts w:ascii="Consolas" w:hAnsi="Consolas"/>
+        </w:rPr>
+        <w:t>deployment_architecture.json</w:t>
+      </w:r>
+      <w:r>
+        <w:t xml:space="preserve"> excludes. Governance JSON reaches Hugging Face contexts it should not. There is no proper local DevOps target, no systemic file-level metadata tying code to features, and the JSON schema embeds vendor names where it should be platform-neutral. </w:t>
+      </w:r>
+      <w:r>
+        <w:rPr>
+          <w:b/>
+        </w:rPr>
+        <w:t>BUG-011</w:t>
+      </w:r>
+      <w:r>
+        <w:t xml:space="preserve"> is an implementation bug: build and </w:t>
+      </w:r>
+      <w:r>
+        <w:rPr>
+          <w:rFonts w:ascii="Consolas" w:hAnsi="Consolas"/>
+        </w:rPr>
+        <w:t>deployment_architecture.json</w:t>
+      </w:r>
+      <w:r>
+        <w:t xml:space="preserve"> disagree on what FindCare Hugging Face ships.</w:t>
+      </w:r>
+    </w:p>
+    <w:p>
+      <w:r>
+        <w:t xml:space="preserve">The target is a vertical stack. </w:t>
+      </w:r>
+      <w:r>
+        <w:rPr>
+          <w:b/>
+        </w:rPr>
+        <w:t>Business architecture</w:t>
+      </w:r>
+      <w:r>
+        <w:t xml:space="preserve"> in </w:t>
+      </w:r>
+      <w:r>
+        <w:rPr>
+          <w:rFonts w:ascii="Consolas" w:hAnsi="Consolas"/>
+        </w:rPr>
+        <w:t>agile_backlog.json</w:t>
+      </w:r>
+      <w:r>
+        <w:t xml:space="preserve"> describes epics, features, and stories. </w:t>
+      </w:r>
+      <w:r>
+        <w:rPr>
+          <w:b/>
+        </w:rPr>
+        <w:t>Physical architecture</w:t>
+      </w:r>
+      <w:r>
+        <w:t xml:space="preserve"> in </w:t>
+      </w:r>
+      <w:r>
+        <w:rPr>
+          <w:rFonts w:ascii="Consolas" w:hAnsi="Consolas"/>
+        </w:rPr>
+        <w:t>deployment_architecture.json</w:t>
+      </w:r>
+      <w:r>
+        <w:t xml:space="preserve"> describes servers and the three artifact types each server receives. </w:t>
+      </w:r>
+      <w:r>
+        <w:rPr>
+          <w:b/>
+        </w:rPr>
+        <w:t>Promote</w:t>
+      </w:r>
+      <w:r>
+        <w:t xml:space="preserve"> advances the whole system across SDLC branches. </w:t>
+      </w:r>
+      <w:r>
+        <w:rPr>
+          <w:b/>
+        </w:rPr>
+        <w:t>Build</w:t>
+      </w:r>
+      <w:r>
+        <w:t xml:space="preserve"> extracts each target’s content into </w:t>
+      </w:r>
+      <w:r>
+        <w:rPr>
+          <w:rFonts w:ascii="Consolas" w:hAnsi="Consolas"/>
+        </w:rPr>
+        <w:t>localBuild/&lt;target_id&gt;/</w:t>
+      </w:r>
+      <w:r>
+        <w:t xml:space="preserve">. </w:t>
+      </w:r>
+      <w:r>
+        <w:rPr>
+          <w:b/>
+        </w:rPr>
+        <w:t>Deploy</w:t>
+      </w:r>
+      <w:r>
+        <w:t xml:space="preserve"> resolves secrets and places packages on servers. A large </w:t>
+      </w:r>
+      <w:r>
+        <w:rPr>
+          <w:b/>
+        </w:rPr>
+        <w:t>DevOps target</w:t>
+      </w:r>
+      <w:r>
+        <w:t xml:space="preserve"> on the operator machine owns brain files, design and audit documents, tests and supporting data, and automation programs; application targets stay minimal.</w:t>
+      </w:r>
+    </w:p>
+    <w:p>
+      <w:r>
+        <w:t>This document spans that stack end to end. A one-shot migration project implements the gap closure; file-level metadata conversion is one story within that project.</w:t>
       </w:r>
     </w:p>
     <w:p>
@@ -56,65 +217,113 @@
         <w:pStyle w:val="Heading3"/>
       </w:pPr>
       <w:r>
-        <w:t>1.1 What ChatHealthy deploys</w:t>
+        <w:t>Automation</w:t>
       </w:r>
     </w:p>
     <w:p>
       <w:r>
-        <w:t>ChatHealthy.ai runs several **servers** (runnable deployment endpoints). A server is a place where bytes are staged, secrets are configured, and runtime variables are bound so a component can run. Examples include:</w:t>
+        <w:t>Crosswalk runs at build today and must gate cloud deploy. The engineering rule engine (</w:t>
+      </w:r>
+      <w:r>
+        <w:rPr>
+          <w:rFonts w:ascii="Consolas" w:hAnsi="Consolas"/>
+        </w:rPr>
+        <w:t>architecture/EngineeringRuleEnforcement/ArchitectureDesignAndAuditDocs/CH-EPIC8-Feachure-002-EngineeringRulesEnforcement-designV21.docx</w:t>
+      </w:r>
+      <w:r>
+        <w:t xml:space="preserve">) dispatches hook workers from </w:t>
+      </w:r>
+      <w:r>
+        <w:rPr>
+          <w:rFonts w:ascii="Consolas" w:hAnsi="Consolas"/>
+        </w:rPr>
+        <w:t>engineering_rules.json</w:t>
+      </w:r>
+      <w:r>
+        <w:t>; this plan cites that design but does not explain it.</w:t>
+      </w:r>
+    </w:p>
+    <w:p/>
+    <w:p>
+      <w:pPr>
+        <w:pStyle w:val="Heading2"/>
+      </w:pPr>
+      <w:r>
+        <w:t>Chapter 2 — Two architectural views</w:t>
       </w:r>
     </w:p>
     <w:p>
-      <w:pPr>
-        <w:pStyle w:val="ListBullet"/>
-      </w:pPr>
-      <w:r>
-        <w:t>A **Hugging Face Space** running the FindCare Gradio backend</w:t>
+      <w:r>
+        <w:t>ChatHealthy.ai maintains two parallel views of the same system. Both must stay complete and independent.</w:t>
       </w:r>
     </w:p>
     <w:p>
-      <w:pPr>
-        <w:pStyle w:val="ListBullet"/>
-      </w:pPr>
-      <w:r>
-        <w:t>A **Cloudflare Pages** project serving the static marketing Website</w:t>
+      <w:r>
+        <w:t xml:space="preserve">The </w:t>
+      </w:r>
+      <w:r>
+        <w:rPr>
+          <w:b/>
+        </w:rPr>
+        <w:t>business architecture</w:t>
+      </w:r>
+      <w:r>
+        <w:t xml:space="preserve"> is how the firm organizes work: epics, features, and stories in </w:t>
+      </w:r>
+      <w:r>
+        <w:rPr>
+          <w:rFonts w:ascii="Consolas" w:hAnsi="Consolas"/>
+        </w:rPr>
+        <w:t>agile_backlog.json</w:t>
+      </w:r>
+      <w:r>
+        <w:t>, with repository layout following that structure. Today the code tree only loosely mirrors the backlog; some files mention epics in ad hoc comments, but nothing systemic enforces the mapping.</w:t>
       </w:r>
     </w:p>
     <w:p>
-      <w:pPr>
-        <w:pStyle w:val="ListBullet"/>
-      </w:pPr>
-      <w:r>
-        <w:t>An **Azure Function App** acting as the pipeline HTTP gateway</w:t>
+      <w:r>
+        <w:t xml:space="preserve">The </w:t>
+      </w:r>
+      <w:r>
+        <w:rPr>
+          <w:b/>
+        </w:rPr>
+        <w:t>physical deployment architecture</w:t>
+      </w:r>
+      <w:r>
+        <w:t xml:space="preserve"> is how running servers are configured: which bytes move where, which secrets bind to which host, which variables resolve at deploy time—all in </w:t>
+      </w:r>
+      <w:r>
+        <w:rPr>
+          <w:rFonts w:ascii="Consolas" w:hAnsi="Consolas"/>
+        </w:rPr>
+        <w:t>deployment_architecture.json</w:t>
+      </w:r>
+      <w:r>
+        <w:t xml:space="preserve">. Each record is one </w:t>
+      </w:r>
+      <w:r>
+        <w:rPr>
+          <w:b/>
+        </w:rPr>
+        <w:t>server</w:t>
+      </w:r>
+      <w:r>
+        <w:t xml:space="preserve"> (one deploy boundary), not one repository folder and not one monolith split informally across hosts.</w:t>
       </w:r>
     </w:p>
     <w:p>
-      <w:pPr>
-        <w:pStyle w:val="ListBullet"/>
-      </w:pPr>
-      <w:r>
-        <w:t>**Azure Automation runbooks** that execute migration and maintenance jobs</w:t>
-      </w:r>
-    </w:p>
-    <w:p>
-      <w:pPr>
-        <w:pStyle w:val="ListBullet"/>
-      </w:pPr>
-      <w:r>
-        <w:t>**Local Docker containers** on the operator workstation (FindCare, EvaluateCare, Shared Services, Website wrapper, Kafka)</w:t>
-      </w:r>
-    </w:p>
-    <w:p>
-      <w:pPr>
-        <w:pStyle w:val="ListBullet"/>
-      </w:pPr>
-      <w:r>
-        <w:t>A **Windows Service** that supervises the conversation-log sidecar and consumer</w:t>
-      </w:r>
-    </w:p>
-    <w:p>
-      <w:r>
-        <w:t>The firm operates as a **one-person DevOps shop**. There is no separate operations team. Every deploy must be derivable from a single machine-readable manifest so that build, deploy, audit, and recovery do not depend on tribal knowledge.</w:t>
+      <w:r>
+        <w:t xml:space="preserve">Expressing operational architecture as code, aligned to but separate from business architecture, is the DevOps center of gravity. With file-level metadata (Feature ID, epic and feature names, stories realized in each file), the business architecture becomes readable from the code tree and checkable against </w:t>
+      </w:r>
+      <w:r>
+        <w:rPr>
+          <w:rFonts w:ascii="Consolas" w:hAnsi="Consolas"/>
+        </w:rPr>
+        <w:t>agile_backlog.json</w:t>
+      </w:r>
+      <w:r>
+        <w:t>. That is one story in the one-shot migration; it is not the whole program.</w:t>
       </w:r>
     </w:p>
     <w:p>
@@ -122,22 +331,48 @@
         <w:pStyle w:val="Heading3"/>
       </w:pPr>
       <w:r>
-        <w:t>1.2 Why a manifest exists</w:t>
+        <w:t>Automation</w:t>
       </w:r>
     </w:p>
     <w:p>
       <w:r>
-        <w:t>The accepted V18 design (`brain/BusinessArtifacts/architecture/Deployment/18Itterations-DesignOfDeploymentsForFrontEndV1accepted.docx`) requires that **deployment architecture live in JSON** and that **Crosswalk** reject drift between the manifest, the agile backlog, and files on disk. The manifest answers one question for each server:</w:t>
+        <w:t xml:space="preserve">Boot and hook programs on the DevOps target read </w:t>
+      </w:r>
+      <w:r>
+        <w:rPr>
+          <w:rFonts w:ascii="Consolas" w:hAnsi="Consolas"/>
+        </w:rPr>
+        <w:t>agile_backlog.json</w:t>
+      </w:r>
+      <w:r>
+        <w:t xml:space="preserve"> and </w:t>
+      </w:r>
+      <w:r>
+        <w:rPr>
+          <w:rFonts w:ascii="Consolas" w:hAnsi="Consolas"/>
+        </w:rPr>
+        <w:t>engineering_rules.json</w:t>
+      </w:r>
+      <w:r>
+        <w:t xml:space="preserve"> at session start. Deployment automation reads </w:t>
+      </w:r>
+      <w:r>
+        <w:rPr>
+          <w:rFonts w:ascii="Consolas" w:hAnsi="Consolas"/>
+        </w:rPr>
+        <w:t>deployment_architecture.json</w:t>
+      </w:r>
+      <w:r>
+        <w:t xml:space="preserve"> only through Promote, Build, and Deploy entry points—not by ad hoc edits in application code.</w:t>
       </w:r>
     </w:p>
+    <w:p/>
     <w:p>
-      <w:r>
-        <w:t>&gt; What **files**, **secrets**, and **variables** does this server get?</w:t>
-      </w:r>
-    </w:p>
-    <w:p>
-      <w:r>
-        <w:t>Nothing else belongs in the ship inventory. Tests, governance documents, hook workers, and design docs are **not** “functions” of the manifest. A path appears in the manifest **only if deploy moves those bytes to that server or configures that server’s tool with a secret or variable**.</w:t>
+      <w:pPr>
+        <w:pStyle w:val="Heading2"/>
+      </w:pPr>
+      <w:r>
+        <w:t>Chapter 3 — The persisted model</w:t>
       </w:r>
     </w:p>
     <w:p>
@@ -145,27 +380,41 @@
         <w:pStyle w:val="Heading3"/>
       </w:pPr>
       <w:r>
-        <w:t>1.3 The problem today</w:t>
+        <w:t>3.1 Source of truth</w:t>
       </w:r>
     </w:p>
     <w:p>
       <w:r>
-        <w:t>Three failures overlap:</w:t>
+        <w:rPr>
+          <w:rFonts w:ascii="Consolas" w:hAnsi="Consolas"/>
+        </w:rPr>
+        <w:t>deployment_architecture.json</w:t>
+      </w:r>
+      <w:r>
+        <w:t xml:space="preserve"> is the single persisted description of physical deployment architecture. It validates against </w:t>
+      </w:r>
+      <w:r>
+        <w:rPr>
+          <w:rFonts w:ascii="Consolas" w:hAnsi="Consolas"/>
+        </w:rPr>
+        <w:t>Website/schemas/ChatHealthyDeploymentArchitectureSchema.json</w:t>
+      </w:r>
+      <w:r>
+        <w:t xml:space="preserve"> (v1 today; v2 target described below). Crosswalk compares the JSON to the repository and backlog at build time.</w:t>
       </w:r>
     </w:p>
     <w:p>
       <w:r>
-        <w:t>**Failure A — Schema shape.** The current schema (`Website/schemas/ChatHealthyDeploymentArchitectureSchema.json`) embeds vendor and platform names: `huggingface_source_set`, `huggingface_space`, `cloudflare_pages`, secret store ids like `hf_space_secret` and `cloudflare_env`, and `target_kind` values such as `hf_space`. The JSON reads like a collection of Hugging Face and Azure configs. It does **not** express a neutral model of “targets and three artifact types.” That makes the schema hard to extend when components change and encourages duplicate ship mechanisms.</w:t>
-      </w:r>
-    </w:p>
-    <w:p>
-      <w:r>
-        <w:t>**Failure B — Dual ship paths (BUG-011).** Even where `files[]` has been populated, the build chain still wholesale-copies directories listed in `huggingface_source_set` via `hf_helpers._copy_tree`. For FindCare HF, that copies all of `brain/machine_artifacts/content/`, including governance JSON that must **not** ship to production Spaces. What **ships** still diverges from what the manifest **declares**.</w:t>
-      </w:r>
-    </w:p>
-    <w:p>
-      <w:r>
-        <w:t>**Failure C — Wrong target model.** The manifest treats “local” as if it were another **environment** on the same targets as dev/qa/prod, and it uses a bloated `target_host_local_workstation` record to hold hundreds of git paths that **never cross a deploy boundary**. Overlap exists: the same path appears on multiple servers without proof that each server ships it. Exclusive ownership — “if a `.py` is only used by Shared Services, it must not appear on FindCare” — is not enforced.</w:t>
+        <w:t xml:space="preserve">Each </w:t>
+      </w:r>
+      <w:r>
+        <w:rPr>
+          <w:b/>
+        </w:rPr>
+        <w:t>target</w:t>
+      </w:r>
+      <w:r>
+        <w:t xml:space="preserve"> is one server: one place deploy moves bytes or configures secrets and variables on a tool. A target is not “the repo,” not “local development” as a fourth cloud tier, and not one automation job per runbook unless the physical architecture truly has separate deploy boundaries.</w:t>
       </w:r>
     </w:p>
     <w:p>
@@ -173,7 +422,703 @@
         <w:pStyle w:val="Heading3"/>
       </w:pPr>
       <w:r>
-        <w:t>1.4 The goal</w:t>
+        <w:t>3.2 Three artifact types</w:t>
+      </w:r>
+    </w:p>
+    <w:p>
+      <w:r>
+        <w:t>Every target lists only:</w:t>
+      </w:r>
+    </w:p>
+    <w:p>
+      <w:r>
+        <w:rPr>
+          <w:b/>
+        </w:rPr>
+        <w:t>Files</w:t>
+      </w:r>
+      <w:r>
+        <w:t xml:space="preserve"> — git paths whose bytes are copied or embedded into that server’s artifact.</w:t>
+      </w:r>
+    </w:p>
+    <w:p>
+      <w:r>
+        <w:rPr>
+          <w:b/>
+        </w:rPr>
+        <w:t>Secrets</w:t>
+      </w:r>
+      <w:r>
+        <w:t xml:space="preserve"> — names configured on the server or hosting tool; values are resolved at </w:t>
+      </w:r>
+      <w:r>
+        <w:rPr>
+          <w:b/>
+        </w:rPr>
+        <w:t>deploy</w:t>
+      </w:r>
+      <w:r>
+        <w:t xml:space="preserve"> time from the bound secret store (see §3.6). Secret values never appear in JSON or in build packages.</w:t>
+      </w:r>
+    </w:p>
+    <w:p>
+      <w:r>
+        <w:rPr>
+          <w:b/>
+        </w:rPr>
+        <w:t>Variables</w:t>
+      </w:r>
+      <w:r>
+        <w:t xml:space="preserve"> — deploy-computed bindings (peer URLs, certificate references, environment prefixes).</w:t>
+      </w:r>
+    </w:p>
+    <w:p>
+      <w:r>
+        <w:t xml:space="preserve">The operator </w:t>
+      </w:r>
+      <w:r>
+        <w:rPr>
+          <w:rFonts w:ascii="Consolas" w:hAnsi="Consolas"/>
+        </w:rPr>
+        <w:t>Code/.env</w:t>
+      </w:r>
+      <w:r>
+        <w:t xml:space="preserve"> file is one possible </w:t>
+      </w:r>
+      <w:r>
+        <w:rPr>
+          <w:b/>
+        </w:rPr>
+        <w:t>source</w:t>
+      </w:r>
+      <w:r>
+        <w:t xml:space="preserve"> for the </w:t>
+      </w:r>
+      <w:r>
+        <w:rPr>
+          <w:rFonts w:ascii="Consolas" w:hAnsi="Consolas"/>
+        </w:rPr>
+        <w:t>local_env</w:t>
+      </w:r>
+      <w:r>
+        <w:t xml:space="preserve"> store on the workstation plane. It is not the universal secret source for promoted cloud targets, and it is not a row in </w:t>
+      </w:r>
+      <w:r>
+        <w:rPr>
+          <w:rFonts w:ascii="Consolas" w:hAnsi="Consolas"/>
+        </w:rPr>
+        <w:t>deployment_architecture.json</w:t>
+      </w:r>
+      <w:r>
+        <w:t>.</w:t>
+      </w:r>
+    </w:p>
+    <w:p>
+      <w:pPr>
+        <w:pStyle w:val="Heading3"/>
+      </w:pPr>
+      <w:r>
+        <w:t>3.3 Environment bindings</w:t>
+      </w:r>
+    </w:p>
+    <w:p>
+      <w:r>
+        <w:t xml:space="preserve">On </w:t>
+      </w:r>
+      <w:r>
+        <w:rPr>
+          <w:b/>
+        </w:rPr>
+        <w:t>promoted</w:t>
+      </w:r>
+      <w:r>
+        <w:t xml:space="preserve"> targets, dev, qa, and prod are bindings on the same component: branch, public address, Space or Pages project name, tier-specific secret values. They are not separate target records.</w:t>
+      </w:r>
+    </w:p>
+    <w:p>
+      <w:r>
+        <w:t xml:space="preserve">On </w:t>
+      </w:r>
+      <w:r>
+        <w:rPr>
+          <w:b/>
+        </w:rPr>
+        <w:t>local</w:t>
+      </w:r>
+      <w:r>
+        <w:t xml:space="preserve"> targets, there is no dev/qa/prod tier. Local is its own plane, fed from the working tree.</w:t>
+      </w:r>
+    </w:p>
+    <w:p>
+      <w:pPr>
+        <w:pStyle w:val="Heading3"/>
+      </w:pPr>
+      <w:r>
+        <w:t>3.4 Schema version two (direction)</w:t>
+      </w:r>
+    </w:p>
+    <w:p>
+      <w:r>
+        <w:t xml:space="preserve">V1 field names embed Hugging Face, Cloudflare, and Azure. V2 is a neutral </w:t>
+      </w:r>
+      <w:r>
+        <w:rPr>
+          <w:rFonts w:ascii="Consolas" w:hAnsi="Consolas"/>
+        </w:rPr>
+        <w:t>targets[]</w:t>
+      </w:r>
+      <w:r>
+        <w:t xml:space="preserve"> array: each target carries class, deployment plane (</w:t>
+      </w:r>
+      <w:r>
+        <w:rPr>
+          <w:rFonts w:ascii="Consolas" w:hAnsi="Consolas"/>
+        </w:rPr>
+        <w:t>git_promoted</w:t>
+      </w:r>
+      <w:r>
+        <w:t xml:space="preserve"> or </w:t>
+      </w:r>
+      <w:r>
+        <w:rPr>
+          <w:rFonts w:ascii="Consolas" w:hAnsi="Consolas"/>
+        </w:rPr>
+        <w:t>local_working_tree</w:t>
+      </w:r>
+      <w:r>
+        <w:t xml:space="preserve">), environment bindings inside provider-neutral objects, and </w:t>
+      </w:r>
+      <w:r>
+        <w:rPr>
+          <w:rFonts w:ascii="Consolas" w:hAnsi="Consolas"/>
+        </w:rPr>
+        <w:t>artifacts.files|secrets|variables</w:t>
+      </w:r>
+      <w:r>
+        <w:t xml:space="preserve">. Migration transforms v1 to v2, runs Crosswalk on both during transition, and retires wholesale copy mechanisms such as </w:t>
+      </w:r>
+      <w:r>
+        <w:rPr>
+          <w:rFonts w:ascii="Consolas" w:hAnsi="Consolas"/>
+        </w:rPr>
+        <w:t>huggingface_source_set</w:t>
+      </w:r>
+      <w:r>
+        <w:t>.</w:t>
+      </w:r>
+    </w:p>
+    <w:p>
+      <w:pPr>
+        <w:pStyle w:val="Heading3"/>
+      </w:pPr>
+      <w:r>
+        <w:t>3.5 Exclusive ownership</w:t>
+      </w:r>
+    </w:p>
+    <w:p>
+      <w:r>
+        <w:t xml:space="preserve">Every git path is owned by exactly one target, except </w:t>
+      </w:r>
+      <w:r>
+        <w:rPr>
+          <w:b/>
+        </w:rPr>
+        <w:t>shared runtime artifacts</w:t>
+      </w:r>
+      <w:r>
+        <w:t xml:space="preserve">: libraries and files that multiple servers genuinely copy at deploy time (for example </w:t>
+      </w:r>
+      <w:r>
+        <w:rPr>
+          <w:rFonts w:ascii="Consolas" w:hAnsi="Consolas"/>
+        </w:rPr>
+        <w:t>FrontEndApplicationLib</w:t>
+      </w:r>
+      <w:r>
+        <w:t>, and the small brain JSON subset a Hugging Face runtime reads). Those paths may appear on more than one target; everything else is exclusive. Crosswalk gains an exclusivity check; duplicates elsewhere fail the gate.</w:t>
+      </w:r>
+    </w:p>
+    <w:p>
+      <w:pPr>
+        <w:pStyle w:val="Heading3"/>
+      </w:pPr>
+      <w:r>
+        <w:t>3.6 Secret propagation to runtime nodes</w:t>
+      </w:r>
+    </w:p>
+    <w:p>
+      <w:r>
+        <w:t xml:space="preserve">Build produces </w:t>
+      </w:r>
+      <w:r>
+        <w:rPr>
+          <w:b/>
+        </w:rPr>
+        <w:t>code artifacts</w:t>
+      </w:r>
+      <w:r>
+        <w:t xml:space="preserve"> (staged trees, zips, Docker build contexts). It does </w:t>
+      </w:r>
+      <w:r>
+        <w:rPr>
+          <w:b/>
+        </w:rPr>
+        <w:t>not</w:t>
+      </w:r>
+      <w:r>
+        <w:t xml:space="preserve"> embed secret values. After Build, </w:t>
+      </w:r>
+      <w:r>
+        <w:rPr>
+          <w:b/>
+        </w:rPr>
+        <w:t>Deploy</w:t>
+      </w:r>
+      <w:r>
+        <w:t xml:space="preserve"> propagates configuration to each </w:t>
+      </w:r>
+      <w:r>
+        <w:rPr>
+          <w:b/>
+        </w:rPr>
+        <w:t>runtime node</w:t>
+      </w:r>
+      <w:r>
+        <w:t xml:space="preserve">—the process, container, Function App, or Container App revision that actually runs the staged bytes. Propagation is always </w:t>
+      </w:r>
+      <w:r>
+        <w:rPr>
+          <w:b/>
+        </w:rPr>
+        <w:t>name-driven</w:t>
+      </w:r>
+      <w:r>
+        <w:t xml:space="preserve"> from </w:t>
+      </w:r>
+      <w:r>
+        <w:rPr>
+          <w:rFonts w:ascii="Consolas" w:hAnsi="Consolas"/>
+        </w:rPr>
+        <w:t>deployment_architecture.json</w:t>
+      </w:r>
+      <w:r>
+        <w:t xml:space="preserve"> and </w:t>
+      </w:r>
+      <w:r>
+        <w:rPr>
+          <w:b/>
+        </w:rPr>
+        <w:t>value-driven</w:t>
+      </w:r>
+      <w:r>
+        <w:t xml:space="preserve"> from the store bound to each name.</w:t>
+      </w:r>
+    </w:p>
+    <w:p>
+      <w:r>
+        <w:t>#### 3.6.1 Manifest contract</w:t>
+      </w:r>
+    </w:p>
+    <w:p>
+      <w:r>
+        <w:t xml:space="preserve">Each </w:t>
+      </w:r>
+      <w:r>
+        <w:rPr>
+          <w:rFonts w:ascii="Consolas" w:hAnsi="Consolas"/>
+        </w:rPr>
+        <w:t>TargetRecord.secrets</w:t>
+      </w:r>
+      <w:r>
+        <w:t xml:space="preserve"> entry is </w:t>
+      </w:r>
+      <w:r>
+        <w:rPr>
+          <w:rFonts w:ascii="Consolas" w:hAnsi="Consolas"/>
+        </w:rPr>
+        <w:t>secret_name → store_id</w:t>
+      </w:r>
+      <w:r>
+        <w:t xml:space="preserve">. The closed store enum (per </w:t>
+      </w:r>
+      <w:r>
+        <w:rPr>
+          <w:rFonts w:ascii="Consolas" w:hAnsi="Consolas"/>
+        </w:rPr>
+        <w:t>ChatHealthyDeploymentArchitectureSchema.json</w:t>
+      </w:r>
+      <w:r>
+        <w:t>) is:</w:t>
+      </w:r>
+    </w:p>
+    <w:tbl>
+      <w:tblPr>
+        <w:tblStyle w:val="TableGrid"/>
+        <w:tblW w:type="auto" w:w="0"/>
+        <w:tblLook w:firstColumn="1" w:firstRow="1" w:lastColumn="0" w:lastRow="0" w:noHBand="0" w:noVBand="1" w:val="04A0"/>
+      </w:tblPr>
+      <w:tblGrid>
+        <w:gridCol w:w="4320"/>
+        <w:gridCol w:w="4320"/>
+      </w:tblGrid>
+      <w:tr>
+        <w:tc>
+          <w:tcPr>
+            <w:tcW w:type="dxa" w:w="4320"/>
+          </w:tcPr>
+          <w:p>
+            <w:r/>
+            <w:r>
+              <w:rPr>
+                <w:rFonts w:ascii="Consolas" w:hAnsi="Consolas"/>
+              </w:rPr>
+              <w:t>store_id</w:t>
+            </w:r>
+          </w:p>
+        </w:tc>
+        <w:tc>
+          <w:tcPr>
+            <w:tcW w:type="dxa" w:w="4320"/>
+          </w:tcPr>
+          <w:p>
+            <w:r/>
+            <w:r>
+              <w:t>Role</w:t>
+            </w:r>
+          </w:p>
+        </w:tc>
+      </w:tr>
+      <w:tr>
+        <w:tc>
+          <w:tcPr>
+            <w:tcW w:type="dxa" w:w="4320"/>
+          </w:tcPr>
+          <w:p>
+            <w:r/>
+            <w:r>
+              <w:rPr>
+                <w:rFonts w:ascii="Consolas" w:hAnsi="Consolas"/>
+              </w:rPr>
+              <w:t>local_env</w:t>
+            </w:r>
+          </w:p>
+        </w:tc>
+        <w:tc>
+          <w:tcPr>
+            <w:tcW w:type="dxa" w:w="4320"/>
+          </w:tcPr>
+          <w:p>
+            <w:r/>
+            <w:r>
+              <w:t xml:space="preserve">Workstation / local-plane only: read value from operator </w:t>
+            </w:r>
+            <w:r>
+              <w:rPr>
+                <w:rFonts w:ascii="Consolas" w:hAnsi="Consolas"/>
+              </w:rPr>
+              <w:t>Code/.env</w:t>
+            </w:r>
+            <w:r>
+              <w:t xml:space="preserve"> at deploy time</w:t>
+            </w:r>
+          </w:p>
+        </w:tc>
+      </w:tr>
+      <w:tr>
+        <w:tc>
+          <w:tcPr>
+            <w:tcW w:type="dxa" w:w="4320"/>
+          </w:tcPr>
+          <w:p>
+            <w:r/>
+            <w:r>
+              <w:rPr>
+                <w:rFonts w:ascii="Consolas" w:hAnsi="Consolas"/>
+              </w:rPr>
+              <w:t>gha_secret</w:t>
+            </w:r>
+          </w:p>
+        </w:tc>
+        <w:tc>
+          <w:tcPr>
+            <w:tcW w:type="dxa" w:w="4320"/>
+          </w:tcPr>
+          <w:p>
+            <w:r/>
+            <w:r>
+              <w:t>CI deploy runner: read from GitHub Actions secret for the workflow</w:t>
+            </w:r>
+          </w:p>
+        </w:tc>
+      </w:tr>
+      <w:tr>
+        <w:tc>
+          <w:tcPr>
+            <w:tcW w:type="dxa" w:w="4320"/>
+          </w:tcPr>
+          <w:p>
+            <w:r/>
+            <w:r>
+              <w:rPr>
+                <w:rFonts w:ascii="Consolas" w:hAnsi="Consolas"/>
+              </w:rPr>
+              <w:t>hf_space_secret</w:t>
+            </w:r>
+          </w:p>
+        </w:tc>
+        <w:tc>
+          <w:tcPr>
+            <w:tcW w:type="dxa" w:w="4320"/>
+          </w:tcPr>
+          <w:p>
+            <w:r/>
+            <w:r>
+              <w:t>Hugging Face Space runtime secret API</w:t>
+            </w:r>
+          </w:p>
+        </w:tc>
+      </w:tr>
+      <w:tr>
+        <w:tc>
+          <w:tcPr>
+            <w:tcW w:type="dxa" w:w="4320"/>
+          </w:tcPr>
+          <w:p>
+            <w:r/>
+            <w:r>
+              <w:rPr>
+                <w:rFonts w:ascii="Consolas" w:hAnsi="Consolas"/>
+              </w:rPr>
+              <w:t>cloudflare_env</w:t>
+            </w:r>
+          </w:p>
+        </w:tc>
+        <w:tc>
+          <w:tcPr>
+            <w:tcW w:type="dxa" w:w="4320"/>
+          </w:tcPr>
+          <w:p>
+            <w:r/>
+            <w:r>
+              <w:t>Cloudflare Pages environment variable API</w:t>
+            </w:r>
+          </w:p>
+        </w:tc>
+      </w:tr>
+      <w:tr>
+        <w:tc>
+          <w:tcPr>
+            <w:tcW w:type="dxa" w:w="4320"/>
+          </w:tcPr>
+          <w:p>
+            <w:r/>
+            <w:r>
+              <w:rPr>
+                <w:rFonts w:ascii="Consolas" w:hAnsi="Consolas"/>
+              </w:rPr>
+              <w:t>azure_function_app_setting</w:t>
+            </w:r>
+          </w:p>
+        </w:tc>
+        <w:tc>
+          <w:tcPr>
+            <w:tcW w:type="dxa" w:w="4320"/>
+          </w:tcPr>
+          <w:p>
+            <w:r/>
+            <w:r>
+              <w:t>Azure Function App application setting (runtime env on the FA host)</w:t>
+            </w:r>
+          </w:p>
+        </w:tc>
+      </w:tr>
+      <w:tr>
+        <w:tc>
+          <w:tcPr>
+            <w:tcW w:type="dxa" w:w="4320"/>
+          </w:tcPr>
+          <w:p>
+            <w:r/>
+            <w:r>
+              <w:rPr>
+                <w:rFonts w:ascii="Consolas" w:hAnsi="Consolas"/>
+              </w:rPr>
+              <w:t>azure_automation_variable</w:t>
+            </w:r>
+          </w:p>
+        </w:tc>
+        <w:tc>
+          <w:tcPr>
+            <w:tcW w:type="dxa" w:w="4320"/>
+          </w:tcPr>
+          <w:p>
+            <w:r/>
+            <w:r>
+              <w:t>Azure Automation Account variable (runbook runtime)</w:t>
+            </w:r>
+          </w:p>
+        </w:tc>
+      </w:tr>
+      <w:tr>
+        <w:tc>
+          <w:tcPr>
+            <w:tcW w:type="dxa" w:w="4320"/>
+          </w:tcPr>
+          <w:p>
+            <w:r/>
+            <w:r>
+              <w:rPr>
+                <w:rFonts w:ascii="Consolas" w:hAnsi="Consolas"/>
+              </w:rPr>
+              <w:t>azure_automation_webhook</w:t>
+            </w:r>
+          </w:p>
+        </w:tc>
+        <w:tc>
+          <w:tcPr>
+            <w:tcW w:type="dxa" w:w="4320"/>
+          </w:tcPr>
+          <w:p>
+            <w:r/>
+            <w:r>
+              <w:rPr>
+                <w:b/>
+              </w:rPr>
+              <w:t>Not resolved by SecretsResolver</w:t>
+            </w:r>
+            <w:r>
+              <w:t xml:space="preserve"> — upstream runbook deploy mints webhook URL and UPSERTs onto consumer FA app setting</w:t>
+            </w:r>
+          </w:p>
+        </w:tc>
+      </w:tr>
+    </w:tbl>
+    <w:p/>
+    <w:p>
+      <w:r>
+        <w:t xml:space="preserve">Secret </w:t>
+      </w:r>
+      <w:r>
+        <w:rPr>
+          <w:b/>
+        </w:rPr>
+        <w:t>values</w:t>
+      </w:r>
+      <w:r>
+        <w:t xml:space="preserve"> never appear in </w:t>
+      </w:r>
+      <w:r>
+        <w:rPr>
+          <w:rFonts w:ascii="Consolas" w:hAnsi="Consolas"/>
+        </w:rPr>
+        <w:t>deployment_architecture.json</w:t>
+      </w:r>
+      <w:r>
+        <w:t xml:space="preserve">, in </w:t>
+      </w:r>
+      <w:r>
+        <w:rPr>
+          <w:rFonts w:ascii="Consolas" w:hAnsi="Consolas"/>
+        </w:rPr>
+        <w:t>manifest.json</w:t>
+      </w:r>
+      <w:r>
+        <w:t xml:space="preserve">, or in any path under </w:t>
+      </w:r>
+      <w:r>
+        <w:rPr>
+          <w:rFonts w:ascii="Consolas" w:hAnsi="Consolas"/>
+        </w:rPr>
+        <w:t>localBuild/&lt;target_id&gt;/</w:t>
+      </w:r>
+      <w:r>
+        <w:t>. Rule-008 leak-check enforces this on staged build packages.</w:t>
+      </w:r>
+    </w:p>
+    <w:p>
+      <w:r>
+        <w:t xml:space="preserve">Per-target </w:t>
+      </w:r>
+      <w:r>
+        <w:rPr>
+          <w:rFonts w:ascii="Consolas" w:hAnsi="Consolas"/>
+        </w:rPr>
+        <w:t>variables</w:t>
+      </w:r>
+      <w:r>
+        <w:t xml:space="preserve"> (peer URLs, </w:t>
+      </w:r>
+      <w:r>
+        <w:rPr>
+          <w:rFonts w:ascii="Consolas" w:hAnsi="Consolas"/>
+        </w:rPr>
+        <w:t>env_name</w:t>
+      </w:r>
+      <w:r>
+        <w:t xml:space="preserve">, </w:t>
+      </w:r>
+      <w:r>
+        <w:rPr>
+          <w:rFonts w:ascii="Consolas" w:hAnsi="Consolas"/>
+        </w:rPr>
+        <w:t>literal:</w:t>
+      </w:r>
+      <w:r>
+        <w:t xml:space="preserve">, </w:t>
+      </w:r>
+      <w:r>
+        <w:rPr>
+          <w:rFonts w:ascii="Consolas" w:hAnsi="Consolas"/>
+        </w:rPr>
+        <w:t>rename_from:</w:t>
+      </w:r>
+      <w:r>
+        <w:t>, etc.) are deploy-computed bindings, not secrets; Deploy resolves them without going through the secret stores above.</w:t>
+      </w:r>
+    </w:p>
+    <w:p>
+      <w:r>
+        <w:t>#### 3.6.2 Two deploy modes</w:t>
+      </w:r>
+    </w:p>
+    <w:p>
+      <w:r>
+        <w:rPr>
+          <w:b/>
+        </w:rPr>
+        <w:t>Initial provision</w:t>
+      </w:r>
+      <w:r>
+        <w:t xml:space="preserve"> — runtime node does not yet carry the target's secret surface. Deploy must obtain each declared value from the bound store and </w:t>
+      </w:r>
+      <w:r>
+        <w:rPr>
+          <w:b/>
+        </w:rPr>
+        <w:t>write</w:t>
+      </w:r>
+      <w:r>
+        <w:t xml:space="preserve"> it to the server's native configuration API (FA app settings, ACA secret store, HF </w:t>
+      </w:r>
+      <w:r>
+        <w:rPr>
+          <w:rFonts w:ascii="Consolas" w:hAnsi="Consolas"/>
+        </w:rPr>
+        <w:t>set-secret</w:t>
+      </w:r>
+      <w:r>
+        <w:t>, Automation Variable PUT, etc.).</w:t>
+      </w:r>
+    </w:p>
+    <w:p>
+      <w:r>
+        <w:rPr>
+          <w:b/>
+        </w:rPr>
+        <w:t>Incremental / code-only deploy</w:t>
+      </w:r>
+      <w:r>
+        <w:t xml:space="preserve"> — runtime node already carries secrets from a prior successful deploy. Deploy must:</w:t>
       </w:r>
     </w:p>
     <w:p>
@@ -181,7 +1126,10 @@
         <w:pStyle w:val="ListNumber"/>
       </w:pPr>
       <w:r>
-        <w:t>1. **One target per server** (each runnable endpoint is its own manifest record).</w:t>
+        <w:t xml:space="preserve">1. </w:t>
+      </w:r>
+      <w:r>
+        <w:t>Ship the new code artifact (zip push, image revision, runbook replace-content, etc.).</w:t>
       </w:r>
     </w:p>
     <w:p>
@@ -189,7 +1137,16 @@
         <w:pStyle w:val="ListNumber"/>
       </w:pPr>
       <w:r>
-        <w:t>2. **Promoted plane:** one target per **component**; **dev, qa, and prod** are the **only** differences — environment bindings on that same target (address, branch, credentials).</w:t>
+        <w:t xml:space="preserve">2. </w:t>
+      </w:r>
+      <w:r>
+        <w:rPr>
+          <w:b/>
+        </w:rPr>
+        <w:t>Preserve</w:t>
+      </w:r>
+      <w:r>
+        <w:t xml:space="preserve"> existing secret bindings unless the manifest binding changed or the operator explicitly rotates a value.</w:t>
       </w:r>
     </w:p>
     <w:p>
@@ -197,47 +1154,109 @@
         <w:pStyle w:val="ListNumber"/>
       </w:pPr>
       <w:r>
-        <w:t>3. **Local plane:** a **separate family of targets** — not a fourth environment. Local deploy uses the **working tree on disk**, not git branch promotion. Local FindCare is a **different target** from HF FindCare, not “FindCare with env=local.”</w:t>
+        <w:t xml:space="preserve">3. </w:t>
+      </w:r>
+      <w:r>
+        <w:rPr>
+          <w:b/>
+        </w:rPr>
+        <w:t>Not</w:t>
+      </w:r>
+      <w:r>
+        <w:t xml:space="preserve"> require a full operator </w:t>
+      </w:r>
+      <w:r>
+        <w:rPr>
+          <w:rFonts w:ascii="Consolas" w:hAnsi="Consolas"/>
+        </w:rPr>
+        <w:t>Code/.env</w:t>
+      </w:r>
+      <w:r>
+        <w:t xml:space="preserve"> on every laptop for promoted cloud targets.</w:t>
       </w:r>
     </w:p>
     <w:p>
-      <w:pPr>
-        <w:pStyle w:val="ListNumber"/>
-      </w:pPr>
-      <w:r>
-        <w:t>4. **Three artifact types per target:** `files`, `secrets`, `variables` — the minimum set each server needs.</w:t>
+      <w:r>
+        <w:t>Promoted pipeline targets (</w:t>
+      </w:r>
+      <w:r>
+        <w:rPr>
+          <w:rFonts w:ascii="Consolas" w:hAnsi="Consolas"/>
+        </w:rPr>
+        <w:t>target_azure_function_app_pipeline</w:t>
+      </w:r>
+      <w:r>
+        <w:t xml:space="preserve">, </w:t>
+      </w:r>
+      <w:r>
+        <w:rPr>
+          <w:rFonts w:ascii="Consolas" w:hAnsi="Consolas"/>
+        </w:rPr>
+        <w:t>target_azure_container_app_pipeline</w:t>
+      </w:r>
+      <w:r>
+        <w:t xml:space="preserve">) are </w:t>
+      </w:r>
+      <w:r>
+        <w:rPr>
+          <w:b/>
+        </w:rPr>
+        <w:t>cloud runtime nodes</w:t>
+      </w:r>
+      <w:r>
+        <w:t xml:space="preserve">. Their authoritative secret surface lives </w:t>
+      </w:r>
+      <w:r>
+        <w:rPr>
+          <w:b/>
+        </w:rPr>
+        <w:t>in Azure</w:t>
+      </w:r>
+      <w:r>
+        <w:t xml:space="preserve"> after first provision. Binding every pipeline key to </w:t>
+      </w:r>
+      <w:r>
+        <w:rPr>
+          <w:rFonts w:ascii="Consolas" w:hAnsi="Consolas"/>
+        </w:rPr>
+        <w:t>local_env</w:t>
+      </w:r>
+      <w:r>
+        <w:t xml:space="preserve"> is a manifest/implementation defect, not the design.</w:t>
       </w:r>
     </w:p>
     <w:p>
-      <w:pPr>
-        <w:pStyle w:val="ListNumber"/>
-      </w:pPr>
-      <w:r>
-        <w:t>5. **Exclusive ownership:** each deploy artifact path appears on **at most one** target (or on none if it never deploys).</w:t>
+      <w:r>
+        <w:t xml:space="preserve">#### 3.6.3 Propagation path by </w:t>
+      </w:r>
+      <w:r>
+        <w:rPr>
+          <w:rFonts w:ascii="Consolas" w:hAnsi="Consolas"/>
+        </w:rPr>
+        <w:t>target_kind</w:t>
       </w:r>
     </w:p>
     <w:p>
-      <w:pPr>
-        <w:pStyle w:val="ListNumber"/>
-      </w:pPr>
-      <w:r>
-        <w:t>6. **Neutral schema (v2):** an array of targets with artifact types that do **not** encode ChatHealthy product names or cloud vendor names in field names.</w:t>
-      </w:r>
-    </w:p>
-    <w:p>
-      <w:pPr>
-        <w:pStyle w:val="ListNumber"/>
-      </w:pPr>
-      <w:r>
-        <w:t>7. **Verification in minutes:** after migration, `build → deploy → smoke` on local proves manifest-driven staging before any cloud promote.</w:t>
-      </w:r>
-    </w:p>
-    <w:p>
-      <w:pPr>
-        <w:pStyle w:val="Heading3"/>
-      </w:pPr>
-      <w:r>
-        <w:t>1.5 Deliverables of this initiative</w:t>
+      <w:r>
+        <w:t xml:space="preserve">Deploy reads </w:t>
+      </w:r>
+      <w:r>
+        <w:rPr>
+          <w:rFonts w:ascii="Consolas" w:hAnsi="Consolas"/>
+        </w:rPr>
+        <w:t>localBuild/&lt;target_id&gt;/manifest.json</w:t>
+      </w:r>
+      <w:r>
+        <w:t xml:space="preserve"> (file list + secret </w:t>
+      </w:r>
+      <w:r>
+        <w:rPr>
+          <w:b/>
+        </w:rPr>
+        <w:t>names</w:t>
+      </w:r>
+      <w:r>
+        <w:t xml:space="preserve"> and store ids only), then dispatches:</w:t>
       </w:r>
     </w:p>
     <w:tbl>
@@ -257,8 +1276,12 @@
             <w:tcW w:type="dxa" w:w="2880"/>
           </w:tcPr>
           <w:p>
+            <w:r/>
             <w:r>
-              <w:t>#</w:t>
+              <w:rPr>
+                <w:rFonts w:ascii="Consolas" w:hAnsi="Consolas"/>
+              </w:rPr>
+              <w:t>target_kind</w:t>
             </w:r>
           </w:p>
         </w:tc>
@@ -267,8 +1290,9 @@
             <w:tcW w:type="dxa" w:w="2880"/>
           </w:tcPr>
           <w:p>
+            <w:r/>
             <w:r>
-              <w:t>Deliverable</w:t>
+              <w:t>Code artifact</w:t>
             </w:r>
           </w:p>
         </w:tc>
@@ -277,8 +1301,9 @@
             <w:tcW w:type="dxa" w:w="2880"/>
           </w:tcPr>
           <w:p>
+            <w:r/>
             <w:r>
-              <w:t>Location</w:t>
+              <w:t>Secret propagation to runtime</w:t>
             </w:r>
           </w:p>
         </w:tc>
@@ -289,8 +1314,12 @@
             <w:tcW w:type="dxa" w:w="2880"/>
           </w:tcPr>
           <w:p>
+            <w:r/>
             <w:r>
-              <w:t>1</w:t>
+              <w:rPr>
+                <w:rFonts w:ascii="Consolas" w:hAnsi="Consolas"/>
+              </w:rPr>
+              <w:t>cloudflare_pages_project</w:t>
             </w:r>
           </w:p>
         </w:tc>
@@ -299,8 +1328,9 @@
             <w:tcW w:type="dxa" w:w="2880"/>
           </w:tcPr>
           <w:p>
+            <w:r/>
             <w:r>
-              <w:t>**Deployment facts inventory (workbook)**</w:t>
+              <w:t>Staged static tree</w:t>
             </w:r>
           </w:p>
         </w:tc>
@@ -309,8 +1339,15 @@
             <w:tcW w:type="dxa" w:w="2880"/>
           </w:tcPr>
           <w:p>
+            <w:r/>
             <w:r>
-              <w:t>`architecture/DevOpsBuildDeployAndEnvironmentManagement/deployment_facts_inventory_&lt;date&gt;.xlsx` (+ `.csv`) — pure projection of the **current** manifest; one row per persisted fact.</w:t>
+              <w:rPr>
+                <w:rFonts w:ascii="Consolas" w:hAnsi="Consolas"/>
+              </w:rPr>
+              <w:t>cloudflare_env</w:t>
+            </w:r>
+            <w:r>
+              <w:t>: Pages env vars via Wrangler/API</w:t>
             </w:r>
           </w:p>
         </w:tc>
@@ -321,8 +1358,12 @@
             <w:tcW w:type="dxa" w:w="2880"/>
           </w:tcPr>
           <w:p>
+            <w:r/>
             <w:r>
-              <w:t>2</w:t>
+              <w:rPr>
+                <w:rFonts w:ascii="Consolas" w:hAnsi="Consolas"/>
+              </w:rPr>
+              <w:t>hf_space</w:t>
             </w:r>
           </w:p>
         </w:tc>
@@ -331,8 +1372,9 @@
             <w:tcW w:type="dxa" w:w="2880"/>
           </w:tcPr>
           <w:p>
+            <w:r/>
             <w:r>
-              <w:t>**This document**</w:t>
+              <w:t>Docker context → image</w:t>
             </w:r>
           </w:p>
         </w:tc>
@@ -341,8 +1383,305 @@
             <w:tcW w:type="dxa" w:w="2880"/>
           </w:tcPr>
           <w:p>
+            <w:r/>
             <w:r>
-              <w:t>`architecture/DevOpsBuildDeployAndEnvironmentManagement/ArchitectureDesignAndAuditDocs/DeploymentArchitectureDesignAndMigrationPlanPhase.md` (+ `.docx`) — design, target-state architecture, and migration plan.</w:t>
+              <w:rPr>
+                <w:rFonts w:ascii="Consolas" w:hAnsi="Consolas"/>
+              </w:rPr>
+              <w:t>hf_space_secret</w:t>
+            </w:r>
+            <w:r>
+              <w:t xml:space="preserve">: Space secrets API; non-secret </w:t>
+            </w:r>
+            <w:r>
+              <w:rPr>
+                <w:rFonts w:ascii="Consolas" w:hAnsi="Consolas"/>
+              </w:rPr>
+              <w:t>variables</w:t>
+            </w:r>
+            <w:r>
+              <w:t xml:space="preserve"> as Space env</w:t>
+            </w:r>
+          </w:p>
+        </w:tc>
+      </w:tr>
+      <w:tr>
+        <w:tc>
+          <w:tcPr>
+            <w:tcW w:type="dxa" w:w="2880"/>
+          </w:tcPr>
+          <w:p>
+            <w:r/>
+            <w:r>
+              <w:rPr>
+                <w:rFonts w:ascii="Consolas" w:hAnsi="Consolas"/>
+              </w:rPr>
+              <w:t>azure_function_app</w:t>
+            </w:r>
+          </w:p>
+        </w:tc>
+        <w:tc>
+          <w:tcPr>
+            <w:tcW w:type="dxa" w:w="2880"/>
+          </w:tcPr>
+          <w:p>
+            <w:r/>
+            <w:r>
+              <w:rPr>
+                <w:rFonts w:ascii="Consolas" w:hAnsi="Consolas"/>
+              </w:rPr>
+              <w:t>deploy.zip</w:t>
+            </w:r>
+            <w:r>
+              <w:t xml:space="preserve"> (code + pip vendor for gateway)</w:t>
+            </w:r>
+          </w:p>
+        </w:tc>
+        <w:tc>
+          <w:tcPr>
+            <w:tcW w:type="dxa" w:w="2880"/>
+          </w:tcPr>
+          <w:p>
+            <w:r/>
+            <w:r>
+              <w:rPr>
+                <w:rFonts w:ascii="Consolas" w:hAnsi="Consolas"/>
+              </w:rPr>
+              <w:t>azure_function_app_setting</w:t>
+            </w:r>
+            <w:r>
+              <w:t xml:space="preserve">: </w:t>
+            </w:r>
+            <w:r>
+              <w:rPr>
+                <w:rFonts w:ascii="Consolas" w:hAnsi="Consolas"/>
+              </w:rPr>
+              <w:t>az functionapp config appsettings set</w:t>
+            </w:r>
+            <w:r>
+              <w:t xml:space="preserve">; deploy-computed settings (e.g. </w:t>
+            </w:r>
+            <w:r>
+              <w:rPr>
+                <w:rFonts w:ascii="Consolas" w:hAnsi="Consolas"/>
+              </w:rPr>
+              <w:t>DURABLE_ROUTER_URL</w:t>
+            </w:r>
+            <w:r>
+              <w:t xml:space="preserve"> from ACA FQDN) merged in deploy handler</w:t>
+            </w:r>
+          </w:p>
+        </w:tc>
+      </w:tr>
+      <w:tr>
+        <w:tc>
+          <w:tcPr>
+            <w:tcW w:type="dxa" w:w="2880"/>
+          </w:tcPr>
+          <w:p>
+            <w:r/>
+            <w:r>
+              <w:rPr>
+                <w:rFonts w:ascii="Consolas" w:hAnsi="Consolas"/>
+              </w:rPr>
+              <w:t>azure_container_app</w:t>
+            </w:r>
+          </w:p>
+        </w:tc>
+        <w:tc>
+          <w:tcPr>
+            <w:tcW w:type="dxa" w:w="2880"/>
+          </w:tcPr>
+          <w:p>
+            <w:r/>
+            <w:r>
+              <w:t>Docker image → ACR</w:t>
+            </w:r>
+          </w:p>
+        </w:tc>
+        <w:tc>
+          <w:tcPr>
+            <w:tcW w:type="dxa" w:w="2880"/>
+          </w:tcPr>
+          <w:p>
+            <w:r/>
+            <w:r>
+              <w:t xml:space="preserve">ACA Container App </w:t>
+            </w:r>
+            <w:r>
+              <w:rPr>
+                <w:b/>
+              </w:rPr>
+              <w:t>secret store</w:t>
+            </w:r>
+            <w:r>
+              <w:t xml:space="preserve"> via </w:t>
+            </w:r>
+            <w:r>
+              <w:rPr>
+                <w:rFonts w:ascii="Consolas" w:hAnsi="Consolas"/>
+              </w:rPr>
+              <w:t>az containerapp secret set</w:t>
+            </w:r>
+            <w:r>
+              <w:t xml:space="preserve">; revision env vars reference secrets as </w:t>
+            </w:r>
+            <w:r>
+              <w:rPr>
+                <w:rFonts w:ascii="Consolas" w:hAnsi="Consolas"/>
+              </w:rPr>
+              <w:t>secretref:&lt;name&gt;</w:t>
+            </w:r>
+            <w:r>
+              <w:t>; plain env for deploy-computed values (</w:t>
+            </w:r>
+            <w:r>
+              <w:rPr>
+                <w:rFonts w:ascii="Consolas" w:hAnsi="Consolas"/>
+              </w:rPr>
+              <w:t>TaskHubName</w:t>
+            </w:r>
+            <w:r>
+              <w:t xml:space="preserve">, </w:t>
+            </w:r>
+            <w:r>
+              <w:rPr>
+                <w:rFonts w:ascii="Consolas" w:hAnsi="Consolas"/>
+              </w:rPr>
+              <w:t>APPLICATIONINSIGHTS_CONNECTION_STRING</w:t>
+            </w:r>
+            <w:r>
+              <w:t>, etc.)</w:t>
+            </w:r>
+          </w:p>
+        </w:tc>
+      </w:tr>
+      <w:tr>
+        <w:tc>
+          <w:tcPr>
+            <w:tcW w:type="dxa" w:w="2880"/>
+          </w:tcPr>
+          <w:p>
+            <w:r/>
+            <w:r>
+              <w:rPr>
+                <w:rFonts w:ascii="Consolas" w:hAnsi="Consolas"/>
+              </w:rPr>
+              <w:t>azure_automation_runbook</w:t>
+            </w:r>
+          </w:p>
+        </w:tc>
+        <w:tc>
+          <w:tcPr>
+            <w:tcW w:type="dxa" w:w="2880"/>
+          </w:tcPr>
+          <w:p>
+            <w:r/>
+            <w:r>
+              <w:rPr>
+                <w:rFonts w:ascii="Consolas" w:hAnsi="Consolas"/>
+              </w:rPr>
+              <w:t>runbook.py</w:t>
+            </w:r>
+          </w:p>
+        </w:tc>
+        <w:tc>
+          <w:tcPr>
+            <w:tcW w:type="dxa" w:w="2880"/>
+          </w:tcPr>
+          <w:p>
+            <w:r/>
+            <w:r>
+              <w:rPr>
+                <w:rFonts w:ascii="Consolas" w:hAnsi="Consolas"/>
+              </w:rPr>
+              <w:t>azure_automation_variable</w:t>
+            </w:r>
+            <w:r>
+              <w:t xml:space="preserve">: Automation Variable PUT; missing keys </w:t>
+            </w:r>
+            <w:r>
+              <w:rPr>
+                <w:b/>
+              </w:rPr>
+              <w:t>skipped</w:t>
+            </w:r>
+            <w:r>
+              <w:t xml:space="preserve"> if not in operator store; </w:t>
+            </w:r>
+            <w:r>
+              <w:rPr>
+                <w:rFonts w:ascii="Consolas" w:hAnsi="Consolas"/>
+              </w:rPr>
+              <w:t>azure_automation_webhook</w:t>
+            </w:r>
+            <w:r>
+              <w:t xml:space="preserve"> URLs pushed by runbook deploy onto consumer FA</w:t>
+            </w:r>
+          </w:p>
+        </w:tc>
+      </w:tr>
+      <w:tr>
+        <w:tc>
+          <w:tcPr>
+            <w:tcW w:type="dxa" w:w="2880"/>
+          </w:tcPr>
+          <w:p>
+            <w:r/>
+            <w:r>
+              <w:rPr>
+                <w:rFonts w:ascii="Consolas" w:hAnsi="Consolas"/>
+              </w:rPr>
+              <w:t>host_os_process</w:t>
+            </w:r>
+            <w:r>
+              <w:t xml:space="preserve"> / local Docker</w:t>
+            </w:r>
+          </w:p>
+        </w:tc>
+        <w:tc>
+          <w:tcPr>
+            <w:tcW w:type="dxa" w:w="2880"/>
+          </w:tcPr>
+          <w:p>
+            <w:r/>
+            <w:r>
+              <w:t>Local tree / image</w:t>
+            </w:r>
+          </w:p>
+        </w:tc>
+        <w:tc>
+          <w:tcPr>
+            <w:tcW w:type="dxa" w:w="2880"/>
+          </w:tcPr>
+          <w:p>
+            <w:r/>
+            <w:r>
+              <w:rPr>
+                <w:rFonts w:ascii="Consolas" w:hAnsi="Consolas"/>
+              </w:rPr>
+              <w:t>local_env</w:t>
+            </w:r>
+            <w:r>
+              <w:t xml:space="preserve"> from </w:t>
+            </w:r>
+            <w:r>
+              <w:rPr>
+                <w:rFonts w:ascii="Consolas" w:hAnsi="Consolas"/>
+              </w:rPr>
+              <w:t>Code/.env</w:t>
+            </w:r>
+            <w:r>
+              <w:t xml:space="preserve">; local </w:t>
+            </w:r>
+            <w:r>
+              <w:rPr>
+                <w:rFonts w:ascii="Consolas" w:hAnsi="Consolas"/>
+              </w:rPr>
+              <w:t>variables</w:t>
+            </w:r>
+            <w:r>
+              <w:t xml:space="preserve"> for peer URLs and certs</w:t>
             </w:r>
           </w:p>
         </w:tc>
@@ -351,15 +1690,418 @@
     <w:p/>
     <w:p>
       <w:r>
-        <w:t>---</w:t>
+        <w:rPr>
+          <w:b/>
+        </w:rPr>
+        <w:t>Build → runtime flow (pipeline example):</w:t>
       </w:r>
     </w:p>
     <w:p>
       <w:pPr>
-        <w:pStyle w:val="Heading2"/>
+        <w:pStyle w:val="IntenseQuote"/>
       </w:pPr>
       <w:r>
-        <w:t>Chapter 2 — Current state</w:t>
+        <w:t xml:space="preserve">  build_chathealthy.py                    deploy_chathealthy.py</w:t>
+        <w:br/>
+        <w:t xml:space="preserve">  ─────────────────────                   ──────────────────────</w:t>
+        <w:br/>
+        <w:t xml:space="preserve">  files[] → localBuild/.../app/           docker build + push (ACA)</w:t>
+        <w:br/>
+        <w:t xml:space="preserve">           or deploy.zip (FA)      →      aca_set_secrets / FA appsettings set</w:t>
+        <w:br/>
+        <w:t xml:space="preserve">  manifest.json (names only)              new revision / zip mount</w:t>
+        <w:br/>
+        <w:t xml:space="preserve">                                          runtime reads os.environ / secretref</w:t>
+      </w:r>
+    </w:p>
+    <w:p>
+      <w:r>
+        <w:t xml:space="preserve">The Container App </w:t>
+      </w:r>
+      <w:r>
+        <w:rPr>
+          <w:b/>
+        </w:rPr>
+        <w:t>image</w:t>
+      </w:r>
+      <w:r>
+        <w:t xml:space="preserve"> contains only Python source and </w:t>
+      </w:r>
+      <w:r>
+        <w:rPr>
+          <w:rFonts w:ascii="Consolas" w:hAnsi="Consolas"/>
+        </w:rPr>
+        <w:t>requirements.txt</w:t>
+      </w:r>
+      <w:r>
+        <w:t>. At container start, the Functions worker reads env vars injected by ACA from the secret store—not from layers baked into the image.</w:t>
+      </w:r>
+    </w:p>
+    <w:p>
+      <w:r>
+        <w:t xml:space="preserve">#### 3.6.4 </w:t>
+      </w:r>
+      <w:r>
+        <w:rPr>
+          <w:rFonts w:ascii="Consolas" w:hAnsi="Consolas"/>
+        </w:rPr>
+        <w:t>SecretsResolver</w:t>
+      </w:r>
+      <w:r>
+        <w:t xml:space="preserve"> and retrieval audit</w:t>
+      </w:r>
+    </w:p>
+    <w:p>
+      <w:r>
+        <w:rPr>
+          <w:rFonts w:ascii="Consolas" w:hAnsi="Consolas"/>
+        </w:rPr>
+        <w:t>SecretsResolver</w:t>
+      </w:r>
+      <w:r>
+        <w:t xml:space="preserve"> (in </w:t>
+      </w:r>
+      <w:r>
+        <w:rPr>
+          <w:rFonts w:ascii="Consolas" w:hAnsi="Consolas"/>
+        </w:rPr>
+        <w:t>secrets_resolver.py</w:t>
+      </w:r>
+      <w:r>
+        <w:t xml:space="preserve">) is the single value-fetch path per </w:t>
+      </w:r>
+      <w:r>
+        <w:rPr>
+          <w:rFonts w:ascii="Consolas" w:hAnsi="Consolas"/>
+        </w:rPr>
+        <w:t>(secret_name, env_binding)</w:t>
+      </w:r>
+      <w:r>
+        <w:t xml:space="preserve"> binding. It must consult </w:t>
+      </w:r>
+      <w:r>
+        <w:rPr>
+          <w:b/>
+        </w:rPr>
+        <w:t>only</w:t>
+      </w:r>
+      <w:r>
+        <w:t xml:space="preserve"> the store declared in the manifest—no cross-store fallback.</w:t>
+      </w:r>
+    </w:p>
+    <w:p>
+      <w:r>
+        <w:t>The workbook (</w:t>
+      </w:r>
+      <w:r>
+        <w:rPr>
+          <w:rFonts w:ascii="Consolas" w:hAnsi="Consolas"/>
+        </w:rPr>
+        <w:t>deployment_facts_inventory_&lt;date&gt;.csv</w:t>
+      </w:r>
+      <w:r>
+        <w:t xml:space="preserve">) projects each secret row with </w:t>
+      </w:r>
+      <w:r>
+        <w:rPr>
+          <w:rFonts w:ascii="Consolas" w:hAnsi="Consolas"/>
+        </w:rPr>
+        <w:t>retrieval_store</w:t>
+      </w:r>
+      <w:r>
+        <w:t xml:space="preserve"> and </w:t>
+      </w:r>
+      <w:r>
+        <w:rPr>
+          <w:rFonts w:ascii="Consolas" w:hAnsi="Consolas"/>
+        </w:rPr>
+        <w:t>retrieval_action</w:t>
+      </w:r>
+      <w:r>
+        <w:t xml:space="preserve"> columns so operators can see how Deploy obtains or writes each value. Example actions:</w:t>
+      </w:r>
+    </w:p>
+    <w:p>
+      <w:pPr>
+        <w:pStyle w:val="ListBullet"/>
+      </w:pPr>
+      <w:r>
+        <w:rPr>
+          <w:rFonts w:ascii="Consolas" w:hAnsi="Consolas"/>
+        </w:rPr>
+        <w:t>local_env</w:t>
+      </w:r>
+      <w:r>
+        <w:t xml:space="preserve"> → read key from </w:t>
+      </w:r>
+      <w:r>
+        <w:rPr>
+          <w:rFonts w:ascii="Consolas" w:hAnsi="Consolas"/>
+        </w:rPr>
+        <w:t>Code/.env</w:t>
+      </w:r>
+      <w:r>
+        <w:t xml:space="preserve"> at deploy (workstation / first-time local only)</w:t>
+      </w:r>
+    </w:p>
+    <w:p>
+      <w:pPr>
+        <w:pStyle w:val="ListBullet"/>
+      </w:pPr>
+      <w:r>
+        <w:rPr>
+          <w:rFonts w:ascii="Consolas" w:hAnsi="Consolas"/>
+        </w:rPr>
+        <w:t>azure_function_app_setting</w:t>
+      </w:r>
+      <w:r>
+        <w:t xml:space="preserve"> → read existing FA setting and/or </w:t>
+      </w:r>
+      <w:r>
+        <w:rPr>
+          <w:rFonts w:ascii="Consolas" w:hAnsi="Consolas"/>
+        </w:rPr>
+        <w:t>az functionapp config appsettings set</w:t>
+      </w:r>
+      <w:r>
+        <w:t xml:space="preserve"> at deploy</w:t>
+      </w:r>
+    </w:p>
+    <w:p>
+      <w:pPr>
+        <w:pStyle w:val="ListBullet"/>
+      </w:pPr>
+      <w:r>
+        <w:rPr>
+          <w:rFonts w:ascii="Consolas" w:hAnsi="Consolas"/>
+        </w:rPr>
+        <w:t>azure_automation_variable</w:t>
+      </w:r>
+      <w:r>
+        <w:t xml:space="preserve"> → Automation Variable PUT on deploy account</w:t>
+      </w:r>
+    </w:p>
+    <w:p>
+      <w:r>
+        <w:t>#### 3.6.5 Implementation gap (2026-07)</w:t>
+      </w:r>
+    </w:p>
+    <w:p>
+      <w:r>
+        <w:t>Today:</w:t>
+      </w:r>
+    </w:p>
+    <w:p>
+      <w:pPr>
+        <w:pStyle w:val="ListBullet"/>
+      </w:pPr>
+      <w:r>
+        <w:rPr>
+          <w:rFonts w:ascii="Consolas" w:hAnsi="Consolas"/>
+        </w:rPr>
+        <w:t>SecretsResolver</w:t>
+      </w:r>
+      <w:r>
+        <w:t xml:space="preserve"> wires </w:t>
+      </w:r>
+      <w:r>
+        <w:rPr>
+          <w:b/>
+        </w:rPr>
+        <w:t>`local_env` only</w:t>
+      </w:r>
+      <w:r>
+        <w:t xml:space="preserve">; other stores raise </w:t>
+      </w:r>
+      <w:r>
+        <w:rPr>
+          <w:rFonts w:ascii="Consolas" w:hAnsi="Consolas"/>
+        </w:rPr>
+        <w:t>NotImplementedError</w:t>
+      </w:r>
+      <w:r>
+        <w:t>.</w:t>
+      </w:r>
+    </w:p>
+    <w:p>
+      <w:pPr>
+        <w:pStyle w:val="ListBullet"/>
+      </w:pPr>
+      <w:r>
+        <w:t xml:space="preserve">Pipeline ACA deploy resolves </w:t>
+      </w:r>
+      <w:r>
+        <w:rPr>
+          <w:b/>
+        </w:rPr>
+        <w:t>every</w:t>
+      </w:r>
+      <w:r>
+        <w:t xml:space="preserve"> manifest secret from </w:t>
+      </w:r>
+      <w:r>
+        <w:rPr>
+          <w:rFonts w:ascii="Consolas" w:hAnsi="Consolas"/>
+        </w:rPr>
+        <w:t>local_env</w:t>
+      </w:r>
+      <w:r>
+        <w:t xml:space="preserve"> and </w:t>
+      </w:r>
+      <w:r>
+        <w:rPr>
+          <w:b/>
+        </w:rPr>
+        <w:t>fails hard</w:t>
+      </w:r>
+      <w:r>
+        <w:t xml:space="preserve"> on </w:t>
+      </w:r>
+      <w:r>
+        <w:rPr>
+          <w:rFonts w:ascii="Consolas" w:hAnsi="Consolas"/>
+        </w:rPr>
+        <w:t>KeyError</w:t>
+      </w:r>
+      <w:r>
+        <w:t xml:space="preserve"> (unlike automation runbook deploy, which skips missing keys).</w:t>
+      </w:r>
+    </w:p>
+    <w:p>
+      <w:pPr>
+        <w:pStyle w:val="ListBullet"/>
+      </w:pPr>
+      <w:r>
+        <w:t xml:space="preserve">Many cloud pipeline keys are incorrectly bound to </w:t>
+      </w:r>
+      <w:r>
+        <w:rPr>
+          <w:rFonts w:ascii="Consolas" w:hAnsi="Consolas"/>
+        </w:rPr>
+        <w:t>local_env</w:t>
+      </w:r>
+      <w:r>
+        <w:t xml:space="preserve"> in </w:t>
+      </w:r>
+      <w:r>
+        <w:rPr>
+          <w:rFonts w:ascii="Consolas" w:hAnsi="Consolas"/>
+        </w:rPr>
+        <w:t>deployment_architecture.json</w:t>
+      </w:r>
+      <w:r>
+        <w:t>.</w:t>
+      </w:r>
+    </w:p>
+    <w:p>
+      <w:r>
+        <w:rPr>
+          <w:b/>
+        </w:rPr>
+        <w:t>Required closure (EPIC-008-F-012):</w:t>
+      </w:r>
+    </w:p>
+    <w:p>
+      <w:pPr>
+        <w:pStyle w:val="ListNumber"/>
+      </w:pPr>
+      <w:r>
+        <w:t xml:space="preserve">1. </w:t>
+      </w:r>
+      <w:r>
+        <w:t>Rebind promoted cloud targets to the correct store ids (</w:t>
+      </w:r>
+      <w:r>
+        <w:rPr>
+          <w:rFonts w:ascii="Consolas" w:hAnsi="Consolas"/>
+        </w:rPr>
+        <w:t>azure_function_app_setting</w:t>
+      </w:r>
+      <w:r>
+        <w:t xml:space="preserve">, ACA secret store via deploy handler, </w:t>
+      </w:r>
+      <w:r>
+        <w:rPr>
+          <w:rFonts w:ascii="Consolas" w:hAnsi="Consolas"/>
+        </w:rPr>
+        <w:t>gha_secret</w:t>
+      </w:r>
+      <w:r>
+        <w:t xml:space="preserve"> in CI).</w:t>
+      </w:r>
+    </w:p>
+    <w:p>
+      <w:pPr>
+        <w:pStyle w:val="ListNumber"/>
+      </w:pPr>
+      <w:r>
+        <w:t xml:space="preserve">2. </w:t>
+      </w:r>
+      <w:r>
+        <w:t xml:space="preserve">Implement store readers and </w:t>
+      </w:r>
+      <w:r>
+        <w:rPr>
+          <w:b/>
+        </w:rPr>
+        <w:t>incremental deploy</w:t>
+      </w:r>
+      <w:r>
+        <w:t xml:space="preserve">: code push without re-sourcing all values from operator </w:t>
+      </w:r>
+      <w:r>
+        <w:rPr>
+          <w:rFonts w:ascii="Consolas" w:hAnsi="Consolas"/>
+        </w:rPr>
+        <w:t>.env</w:t>
+      </w:r>
+      <w:r>
+        <w:t>.</w:t>
+      </w:r>
+    </w:p>
+    <w:p>
+      <w:pPr>
+        <w:pStyle w:val="ListNumber"/>
+      </w:pPr>
+      <w:r>
+        <w:t xml:space="preserve">3. </w:t>
+      </w:r>
+      <w:r>
+        <w:t>Document per-target minimal secret sets (LLD v22 pipeline router needs fewer keys than legacy Durable worker).</w:t>
+      </w:r>
+    </w:p>
+    <w:p>
+      <w:pPr>
+        <w:pStyle w:val="ListNumber"/>
+      </w:pPr>
+      <w:r>
+        <w:t xml:space="preserve">4. </w:t>
+      </w:r>
+      <w:r>
+        <w:t>Keep Rule-008 leak-check: build packages remain secret-free.</w:t>
+      </w:r>
+    </w:p>
+    <w:p>
+      <w:r>
+        <w:t xml:space="preserve">Until that closure ships, a successful </w:t>
+      </w:r>
+      <w:r>
+        <w:rPr>
+          <w:b/>
+        </w:rPr>
+        <w:t>code-only</w:t>
+      </w:r>
+      <w:r>
+        <w:t xml:space="preserve"> cloud pipeline deploy must not be blocked by absent workstation </w:t>
+      </w:r>
+      <w:r>
+        <w:rPr>
+          <w:rFonts w:ascii="Consolas" w:hAnsi="Consolas"/>
+        </w:rPr>
+        <w:t>.env</w:t>
+      </w:r>
+      <w:r>
+        <w:t xml:space="preserve"> keys that already live on the Azure runtime node.</w:t>
       </w:r>
     </w:p>
     <w:p>
@@ -367,32 +2109,215 @@
         <w:pStyle w:val="Heading3"/>
       </w:pPr>
       <w:r>
-        <w:t>2.1 Definitions used in this chapter</w:t>
+        <w:t>Automation</w:t>
       </w:r>
     </w:p>
     <w:p>
       <w:r>
-        <w:t>**Server / target.** A runnable deployment endpoint where deploy must move bytes and/or configure secrets and variables. If a git path is only read on the operator machine and never staged to a tool, it is **not** a deploy artifact and must **not** appear on any target.</w:t>
+        <w:t xml:space="preserve">RecordLoader and Crosswalk live under </w:t>
+      </w:r>
+      <w:r>
+        <w:rPr>
+          <w:rFonts w:ascii="Consolas" w:hAnsi="Consolas"/>
+        </w:rPr>
+        <w:t>architecture/DevOpsBuildDeployAndEnvironmentManagement/</w:t>
+      </w:r>
+      <w:r>
+        <w:t xml:space="preserve">. The workbook export script projects JSON facts to Excel for audit; regenerate with </w:t>
+      </w:r>
+      <w:r>
+        <w:rPr>
+          <w:rFonts w:ascii="Consolas" w:hAnsi="Consolas"/>
+        </w:rPr>
+        <w:t>tools/export_deployment_deliverables.py</w:t>
+      </w:r>
+      <w:r>
+        <w:t>.</w:t>
+      </w:r>
+    </w:p>
+    <w:p/>
+    <w:p>
+      <w:pPr>
+        <w:pStyle w:val="Heading2"/>
+      </w:pPr>
+      <w:r>
+        <w:t>Chapter 4 — End-to-end flow: Promote, Build, Deploy</w:t>
       </w:r>
     </w:p>
     <w:p>
       <w:r>
-        <w:t>**Promoted deployment plane.** Deployments to dev, qa, or prod that source bytes from **git** at the branch bound to that environment, then push to cloud tools (Hugging Face, Cloudflare, Azure).</w:t>
+        <w:t xml:space="preserve">Three public services implement deployment architecture. Each reads </w:t>
+      </w:r>
+      <w:r>
+        <w:rPr>
+          <w:rFonts w:ascii="Consolas" w:hAnsi="Consolas"/>
+        </w:rPr>
+        <w:t>deployment_architecture.json</w:t>
+      </w:r>
+      <w:r>
+        <w:t xml:space="preserve"> with a different scope.</w:t>
       </w:r>
     </w:p>
     <w:p>
-      <w:r>
-        <w:t>**Local deployment plane.** Deployments that source bytes from the **local working directory** (uncommitted changes allowed). Fundamentally different from promoted deploy — not “dev with a different URL.”</w:t>
+      <w:pPr>
+        <w:pStyle w:val="IntenseQuote"/>
+      </w:pPr>
+      <w:r>
+        <w:t xml:space="preserve">  Working tree / git branches          localBuild/&lt;target_id&gt;/          Servers</w:t>
+        <w:br/>
+        <w:t xml:space="preserve">  ───────────────────────────          ───────────────────────          ───────</w:t>
+        <w:br/>
+        <w:t xml:space="preserve">  Promote:  local → dev → qa → prod</w:t>
+        <w:br/>
+        <w:t xml:space="preserve">  Build:    files[] + variables[]  →  staged tree + manifest.json (no secret values)</w:t>
+        <w:br/>
+        <w:t xml:space="preserve">  Deploy:   package + secret names →  resolve stores → runtime node config APIs</w:t>
       </w:r>
     </w:p>
     <w:p>
       <w:r>
-        <w:t>**Environment (dev | qa | prod).** Applies **only** on the promoted plane. The **only** thing that differentiates three promoted instances of the same component is the environment binding (address, branch, tool-specific project/space name, secrets values per tier).</w:t>
+        <w:rPr>
+          <w:b/>
+        </w:rPr>
+        <w:t>Promote</w:t>
+      </w:r>
+      <w:r>
+        <w:t xml:space="preserve"> manages the version of the </w:t>
+      </w:r>
+      <w:r>
+        <w:rPr>
+          <w:b/>
+        </w:rPr>
+        <w:t>entire system</w:t>
+      </w:r>
+      <w:r>
+        <w:t xml:space="preserve"> at a point in time. It does not build or deploy. Adjacent steps: local→dev commits and pushes the working tree to the dev branch; dev→qa and qa→prod advance qa and main to match the prior tier. There is no break-fix path today.</w:t>
       </w:r>
     </w:p>
     <w:p>
       <w:r>
-        <w:t>**Exclusive ownership.** If runtime code-path proof shows a `.py` file is reachable only from Shared Services, that path must appear **only** on Shared Services targets (HF and local mirror), never on FindCare or EvaluateCare.</w:t>
+        <w:rPr>
+          <w:b/>
+        </w:rPr>
+        <w:t>Build</w:t>
+      </w:r>
+      <w:r>
+        <w:t xml:space="preserve"> is a thin extract layer. For each selected target it stages </w:t>
+      </w:r>
+      <w:r>
+        <w:rPr>
+          <w:rFonts w:ascii="Consolas" w:hAnsi="Consolas"/>
+        </w:rPr>
+        <w:t>files[]</w:t>
+      </w:r>
+      <w:r>
+        <w:t xml:space="preserve"> from </w:t>
+      </w:r>
+      <w:r>
+        <w:rPr>
+          <w:rFonts w:ascii="Consolas" w:hAnsi="Consolas"/>
+        </w:rPr>
+        <w:t>deployment_architecture.json</w:t>
+      </w:r>
+      <w:r>
+        <w:t xml:space="preserve"> into </w:t>
+      </w:r>
+      <w:r>
+        <w:rPr>
+          <w:rFonts w:ascii="Consolas" w:hAnsi="Consolas"/>
+        </w:rPr>
+        <w:t>architecture/DevOpsBuildDeployAndEnvironmentManagement/localBuild/&lt;target_id&gt;/</w:t>
+      </w:r>
+      <w:r>
+        <w:t xml:space="preserve"> and writes </w:t>
+      </w:r>
+      <w:r>
+        <w:rPr>
+          <w:rFonts w:ascii="Consolas" w:hAnsi="Consolas"/>
+        </w:rPr>
+        <w:t>manifest.json</w:t>
+      </w:r>
+      <w:r>
+        <w:t xml:space="preserve"> (target snapshot plus build stamp). Build does not resolve secret values, does not call cloud APIs, and does not run containers. Its one Python-specific hygiene job: keep </w:t>
+      </w:r>
+      <w:r>
+        <w:rPr>
+          <w:rFonts w:ascii="Consolas" w:hAnsi="Consolas"/>
+        </w:rPr>
+        <w:t>__pycache__</w:t>
+      </w:r>
+      <w:r>
+        <w:t xml:space="preserve"> and </w:t>
+      </w:r>
+      <w:r>
+        <w:rPr>
+          <w:rFonts w:ascii="Consolas" w:hAnsi="Consolas"/>
+        </w:rPr>
+        <w:t>*.pyc</w:t>
+      </w:r>
+      <w:r>
+        <w:t xml:space="preserve"> out of the working tree and manufacture bytecode only inside the staged package when needed.</w:t>
+      </w:r>
+    </w:p>
+    <w:p>
+      <w:r>
+        <w:rPr>
+          <w:b/>
+        </w:rPr>
+        <w:t>Deploy</w:t>
+      </w:r>
+      <w:r>
+        <w:t xml:space="preserve"> resolves secrets, understands each target intimately, and does the work: Wrangler for Cloudflare, docker build/push and Hugging Face API for Spaces, Azure CLI for functions and automation, local </w:t>
+      </w:r>
+      <w:r>
+        <w:rPr>
+          <w:rFonts w:ascii="Consolas" w:hAnsi="Consolas"/>
+        </w:rPr>
+        <w:t>docker build</w:t>
+      </w:r>
+      <w:r>
+        <w:t>/</w:t>
+      </w:r>
+      <w:r>
+        <w:rPr>
+          <w:rFonts w:ascii="Consolas" w:hAnsi="Consolas"/>
+        </w:rPr>
+        <w:t>run</w:t>
+      </w:r>
+      <w:r>
+        <w:t xml:space="preserve"> for the laptop stack. It reads the Build output directory; it does not restage from git.</w:t>
+      </w:r>
+    </w:p>
+    <w:p>
+      <w:r>
+        <w:t xml:space="preserve">Entry points: </w:t>
+      </w:r>
+      <w:r>
+        <w:rPr>
+          <w:rFonts w:ascii="Consolas" w:hAnsi="Consolas"/>
+        </w:rPr>
+        <w:t>promote_chathealthy.py</w:t>
+      </w:r>
+      <w:r>
+        <w:t xml:space="preserve">, </w:t>
+      </w:r>
+      <w:r>
+        <w:rPr>
+          <w:rFonts w:ascii="Consolas" w:hAnsi="Consolas"/>
+        </w:rPr>
+        <w:t>build_chathealthy.py</w:t>
+      </w:r>
+      <w:r>
+        <w:t xml:space="preserve">, </w:t>
+      </w:r>
+      <w:r>
+        <w:rPr>
+          <w:rFonts w:ascii="Consolas" w:hAnsi="Consolas"/>
+        </w:rPr>
+        <w:t>deploy_chathealthy.py</w:t>
+      </w:r>
+      <w:r>
+        <w:t>.</w:t>
       </w:r>
     </w:p>
     <w:p>
@@ -400,64 +2325,39 @@
         <w:pStyle w:val="Heading3"/>
       </w:pPr>
       <w:r>
-        <w:t>2.2 Two planes (conceptual diagram)</w:t>
+        <w:t>Automation</w:t>
       </w:r>
     </w:p>
     <w:p>
+      <w:r>
+        <w:t xml:space="preserve">Staleness gate on deploy compares </w:t>
+      </w:r>
+      <w:r>
+        <w:rPr>
+          <w:rFonts w:ascii="Consolas" w:hAnsi="Consolas"/>
+        </w:rPr>
+        <w:t>manifest.json</w:t>
+      </w:r>
+      <w:r>
+        <w:t xml:space="preserve"> to current HEAD, env, and build counter (non-local). Rule-063 and related rules tie version stamps to MongoDB </w:t>
+      </w:r>
+      <w:r>
+        <w:rPr>
+          <w:rFonts w:ascii="Consolas" w:hAnsi="Consolas"/>
+        </w:rPr>
+        <w:t>admin.Versions</w:t>
+      </w:r>
+      <w:r>
+        <w:t>.</w:t>
+      </w:r>
+    </w:p>
+    <w:p/>
+    <w:p>
       <w:pPr>
-        <w:pStyle w:val="IntenseQuote"/>
+        <w:pStyle w:val="Heading2"/>
       </w:pPr>
       <w:r>
-        <w:t>PROMOTED PLANE (git → cloud tools)</w:t>
-        <w:br/>
-        <w:t>──────────────────────────────────</w:t>
-        <w:br/>
-        <w:t>One target per COMPONENT</w:t>
-        <w:br/>
-        <w:t xml:space="preserve">  environments: dev | qa | prod  ← only differentiator</w:t>
-        <w:br/>
-        <w:br/>
-        <w:t xml:space="preserve">  target_cloudflare_pages_website</w:t>
-        <w:br/>
-        <w:t xml:space="preserve">  target_hf_space_findcare_backend</w:t>
-        <w:br/>
-        <w:t xml:space="preserve">  target_hf_space_evaluatecare_backend</w:t>
-        <w:br/>
-        <w:t xml:space="preserve">  target_hf_space_shared_services</w:t>
-        <w:br/>
-        <w:t xml:space="preserve">  target_azure_function_app_pipeline</w:t>
-        <w:br/>
-        <w:t xml:space="preserve">  target_azure_automation_account_chathealthyjobmanager</w:t>
-        <w:br/>
-        <w:t xml:space="preserve">  target_azure_automation_runbook_* (6 runbooks)</w:t>
-        <w:br/>
-        <w:br/>
-        <w:br/>
-        <w:t>LOCAL PLANE (working tree → local tools)</w:t>
-        <w:br/>
-        <w:t>────────────────────────────────────────</w:t>
-        <w:br/>
-        <w:t>Separate targets — NOT env=local on cloud targets</w:t>
-        <w:br/>
-        <w:br/>
-        <w:t xml:space="preserve">  target_docker_local_findcare</w:t>
-        <w:br/>
-        <w:t xml:space="preserve">  target_docker_local_evaluatecare</w:t>
-        <w:br/>
-        <w:t xml:space="preserve">  target_docker_local_sharedservices</w:t>
-        <w:br/>
-        <w:t xml:space="preserve">  target_docker_local_website        ← local web ≠ Cloudflare web</w:t>
-        <w:br/>
-        <w:t xml:space="preserve">  target_docker_local_kafka          ← MISSING from manifest today</w:t>
-        <w:br/>
-        <w:t xml:space="preserve">  target_host_local_conversation_log_service   ← MISSING today</w:t>
-        <w:br/>
-        <w:t xml:space="preserve">  target_host_local_deploy_tool      ← deploy credentials / tooling</w:t>
-      </w:r>
-    </w:p>
-    <w:p>
-      <w:r>
-        <w:t>**Not deploy targets:** governance JSON, hook enforcement scripts, DevOps audit tools, tests that are not copied into an image, and the bulk of `target_host_local_workstation` (479 files today) — repo files the operator uses without shipping them anywhere.</w:t>
+        <w:t>Chapter 5 — Target catalog</w:t>
       </w:r>
     </w:p>
     <w:p>
@@ -465,17 +2365,21 @@
         <w:pStyle w:val="Heading3"/>
       </w:pPr>
       <w:r>
-        <w:t>2.3 Promoted plane — complete target catalog (current manifest)</w:t>
+        <w:t>5.1 Promoted plane (git → cloud)</w:t>
       </w:r>
     </w:p>
     <w:p>
       <w:r>
-        <w:t>Each row is **one target** (one component). Dev/qa/prod are bindings on that target.</w:t>
-      </w:r>
-    </w:p>
-    <w:p>
-      <w:r>
-        <w:t>#### 2.3.1 Static Website — Cloudflare</w:t>
+        <w:t xml:space="preserve">One target per application </w:t>
+      </w:r>
+      <w:r>
+        <w:rPr>
+          <w:b/>
+        </w:rPr>
+        <w:t>component</w:t>
+      </w:r>
+      <w:r>
+        <w:t>; dev/qa/prod are bindings only.</w:t>
       </w:r>
     </w:p>
     <w:tbl>
@@ -494,8 +2398,9 @@
             <w:tcW w:type="dxa" w:w="4320"/>
           </w:tcPr>
           <w:p>
+            <w:r/>
             <w:r>
-              <w:t>Field</w:t>
+              <w:t>Target</w:t>
             </w:r>
           </w:p>
         </w:tc>
@@ -504,8 +2409,9 @@
             <w:tcW w:type="dxa" w:w="4320"/>
           </w:tcPr>
           <w:p>
+            <w:r/>
             <w:r>
-              <w:t>Value</w:t>
+              <w:t>Role</w:t>
             </w:r>
           </w:p>
         </w:tc>
@@ -516,8 +2422,12 @@
             <w:tcW w:type="dxa" w:w="4320"/>
           </w:tcPr>
           <w:p>
+            <w:r/>
             <w:r>
-              <w:t>**target_id**</w:t>
+              <w:rPr>
+                <w:rFonts w:ascii="Consolas" w:hAnsi="Consolas"/>
+              </w:rPr>
+              <w:t>target_cloudflare_pages_website</w:t>
             </w:r>
           </w:p>
         </w:tc>
@@ -526,8 +2436,9 @@
             <w:tcW w:type="dxa" w:w="4320"/>
           </w:tcPr>
           <w:p>
+            <w:r/>
             <w:r>
-              <w:t>`target_cloudflare_pages_website`</w:t>
+              <w:t>Static site to three Pages projects</w:t>
             </w:r>
           </w:p>
         </w:tc>
@@ -538,8 +2449,12 @@
             <w:tcW w:type="dxa" w:w="4320"/>
           </w:tcPr>
           <w:p>
+            <w:r/>
             <w:r>
-              <w:t>**target_kind (v1)**</w:t>
+              <w:rPr>
+                <w:rFonts w:ascii="Consolas" w:hAnsi="Consolas"/>
+              </w:rPr>
+              <w:t>target_hf_space_findcare_backend</w:t>
             </w:r>
           </w:p>
         </w:tc>
@@ -548,8 +2463,9 @@
             <w:tcW w:type="dxa" w:w="4320"/>
           </w:tcPr>
           <w:p>
+            <w:r/>
             <w:r>
-              <w:t>`cloudflare_pages_project`</w:t>
+              <w:t>FindCare Hugging Face Space (three tiers)</w:t>
             </w:r>
           </w:p>
         </w:tc>
@@ -560,8 +2476,12 @@
             <w:tcW w:type="dxa" w:w="4320"/>
           </w:tcPr>
           <w:p>
+            <w:r/>
             <w:r>
-              <w:t>**files[]**</w:t>
+              <w:rPr>
+                <w:rFonts w:ascii="Consolas" w:hAnsi="Consolas"/>
+              </w:rPr>
+              <w:t>target_hf_space_evaluatecare_backend</w:t>
             </w:r>
           </w:p>
         </w:tc>
@@ -570,8 +2490,9 @@
             <w:tcW w:type="dxa" w:w="4320"/>
           </w:tcPr>
           <w:p>
+            <w:r/>
             <w:r>
-              <w:t>47</w:t>
+              <w:t>EvaluateCare Space</w:t>
             </w:r>
           </w:p>
         </w:tc>
@@ -582,8 +2503,12 @@
             <w:tcW w:type="dxa" w:w="4320"/>
           </w:tcPr>
           <w:p>
+            <w:r/>
             <w:r>
-              <w:t>**secrets**</w:t>
+              <w:rPr>
+                <w:rFonts w:ascii="Consolas" w:hAnsi="Consolas"/>
+              </w:rPr>
+              <w:t>target_hf_space_shared_services</w:t>
             </w:r>
           </w:p>
         </w:tc>
@@ -592,8 +2517,9 @@
             <w:tcW w:type="dxa" w:w="4320"/>
           </w:tcPr>
           <w:p>
+            <w:r/>
             <w:r>
-              <w:t>2</w:t>
+              <w:t>Shared Services Space</w:t>
             </w:r>
           </w:p>
         </w:tc>
@@ -604,8 +2530,12 @@
             <w:tcW w:type="dxa" w:w="4320"/>
           </w:tcPr>
           <w:p>
+            <w:r/>
             <w:r>
-              <w:t>**variables**</w:t>
+              <w:rPr>
+                <w:rFonts w:ascii="Consolas" w:hAnsi="Consolas"/>
+              </w:rPr>
+              <w:t>target_azure_function_app_pipeline</w:t>
             </w:r>
           </w:p>
         </w:tc>
@@ -614,53 +2544,9 @@
             <w:tcW w:type="dxa" w:w="4320"/>
           </w:tcPr>
           <w:p>
+            <w:r/>
             <w:r>
-              <w:t>0</w:t>
-            </w:r>
-          </w:p>
-        </w:tc>
-      </w:tr>
-    </w:tbl>
-    <w:p/>
-    <w:tbl>
-      <w:tblPr>
-        <w:tblStyle w:val="TableGrid"/>
-        <w:tblW w:type="auto" w:w="0"/>
-        <w:tblLook w:firstColumn="1" w:firstRow="1" w:lastColumn="0" w:lastRow="0" w:noHBand="0" w:noVBand="1" w:val="04A0"/>
-      </w:tblPr>
-      <w:tblGrid>
-        <w:gridCol w:w="2880"/>
-        <w:gridCol w:w="2880"/>
-        <w:gridCol w:w="2880"/>
-      </w:tblGrid>
-      <w:tr>
-        <w:tc>
-          <w:tcPr>
-            <w:tcW w:type="dxa" w:w="2880"/>
-          </w:tcPr>
-          <w:p>
-            <w:r>
-              <w:t>Environment</w:t>
-            </w:r>
-          </w:p>
-        </w:tc>
-        <w:tc>
-          <w:tcPr>
-            <w:tcW w:type="dxa" w:w="2880"/>
-          </w:tcPr>
-          <w:p>
-            <w:r>
-              <w:t>Cloudflare project</w:t>
-            </w:r>
-          </w:p>
-        </w:tc>
-        <w:tc>
-          <w:tcPr>
-            <w:tcW w:type="dxa" w:w="2880"/>
-          </w:tcPr>
-          <w:p>
-            <w:r>
-              <w:t>Public address</w:t>
+              <w:t>Pipeline HTTP gateway (prod-shared)</w:t>
             </w:r>
           </w:p>
         </w:tc>
@@ -668,95 +2554,35 @@
       <w:tr>
         <w:tc>
           <w:tcPr>
-            <w:tcW w:type="dxa" w:w="2880"/>
+            <w:tcW w:type="dxa" w:w="4320"/>
           </w:tcPr>
           <w:p>
+            <w:r/>
             <w:r>
-              <w:t>dev</w:t>
+              <w:rPr>
+                <w:rFonts w:ascii="Consolas" w:hAnsi="Consolas"/>
+              </w:rPr>
+              <w:t>target_azure_container_app_pipeline</w:t>
             </w:r>
           </w:p>
         </w:tc>
         <w:tc>
           <w:tcPr>
-            <w:tcW w:type="dxa" w:w="2880"/>
+            <w:tcW w:type="dxa" w:w="4320"/>
           </w:tcPr>
           <w:p>
+            <w:r/>
             <w:r>
-              <w:t>`chathealthy-website-dev`</w:t>
+              <w:t xml:space="preserve">Pipeline Durable/LLD worker (ACA; ingress </w:t>
             </w:r>
-          </w:p>
-        </w:tc>
-        <w:tc>
-          <w:tcPr>
-            <w:tcW w:type="dxa" w:w="2880"/>
-          </w:tcPr>
-          <w:p>
             <w:r>
-              <w:t>dev.chathealthy.ai</w:t>
+              <w:rPr>
+                <w:rFonts w:ascii="Consolas" w:hAnsi="Consolas"/>
+              </w:rPr>
+              <w:t>/api/Router</w:t>
             </w:r>
-          </w:p>
-        </w:tc>
-      </w:tr>
-      <w:tr>
-        <w:tc>
-          <w:tcPr>
-            <w:tcW w:type="dxa" w:w="2880"/>
-          </w:tcPr>
-          <w:p>
             <w:r>
-              <w:t>qa</w:t>
-            </w:r>
-          </w:p>
-        </w:tc>
-        <w:tc>
-          <w:tcPr>
-            <w:tcW w:type="dxa" w:w="2880"/>
-          </w:tcPr>
-          <w:p>
-            <w:r>
-              <w:t>`chathealthy-website-qa`</w:t>
-            </w:r>
-          </w:p>
-        </w:tc>
-        <w:tc>
-          <w:tcPr>
-            <w:tcW w:type="dxa" w:w="2880"/>
-          </w:tcPr>
-          <w:p>
-            <w:r>
-              <w:t>qa.chathealthy.ai</w:t>
-            </w:r>
-          </w:p>
-        </w:tc>
-      </w:tr>
-      <w:tr>
-        <w:tc>
-          <w:tcPr>
-            <w:tcW w:type="dxa" w:w="2880"/>
-          </w:tcPr>
-          <w:p>
-            <w:r>
-              <w:t>prod</w:t>
-            </w:r>
-          </w:p>
-        </w:tc>
-        <w:tc>
-          <w:tcPr>
-            <w:tcW w:type="dxa" w:w="2880"/>
-          </w:tcPr>
-          <w:p>
-            <w:r>
-              <w:t>`chathealthywebsite`</w:t>
-            </w:r>
-          </w:p>
-        </w:tc>
-        <w:tc>
-          <w:tcPr>
-            <w:tcW w:type="dxa" w:w="2880"/>
-          </w:tcPr>
-          <w:p>
-            <w:r>
-              <w:t>chathealthy.ai</w:t>
+              <w:t>)</w:t>
             </w:r>
           </w:p>
         </w:tc>
@@ -765,12 +2591,53 @@
     <w:p/>
     <w:p>
       <w:r>
-        <w:t>This is the **cloud web server**. It is not the same server as local Website (Caddy wrapper below).</w:t>
+        <w:rPr>
+          <w:b/>
+        </w:rPr>
+        <w:t>Azure Automation</w:t>
+      </w:r>
+      <w:r>
+        <w:t xml:space="preserve"> is one </w:t>
+      </w:r>
+      <w:r>
+        <w:rPr>
+          <w:b/>
+        </w:rPr>
+        <w:t>component</w:t>
+      </w:r>
+      <w:r>
+        <w:t xml:space="preserve">, not six deploy servers. Today v1 lists an account plus six runbook targets; target state collapses to a single automation target (for example </w:t>
+      </w:r>
+      <w:r>
+        <w:rPr>
+          <w:rFonts w:ascii="Consolas" w:hAnsi="Consolas"/>
+        </w:rPr>
+        <w:t>target_azure_automation_chathealthyjobmanager</w:t>
+      </w:r>
+      <w:r>
+        <w:t>) whose files and secrets cover the runbooks the account runs. A new platform such as Data Factory would earn its own target; individual jobs would not.</w:t>
       </w:r>
     </w:p>
     <w:p>
-      <w:r>
-        <w:t>#### 2.3.2 FindCare backend — Hugging Face Space</w:t>
+      <w:pPr>
+        <w:pStyle w:val="Heading3"/>
+      </w:pPr>
+      <w:r>
+        <w:t>5.2 Local plane (working tree → laptop)</w:t>
+      </w:r>
+    </w:p>
+    <w:p>
+      <w:r>
+        <w:t xml:space="preserve">One target per </w:t>
+      </w:r>
+      <w:r>
+        <w:rPr>
+          <w:b/>
+        </w:rPr>
+        <w:t>server process</w:t>
+      </w:r>
+      <w:r>
+        <w:t>—never one monolith record fanned out implicitly.</w:t>
       </w:r>
     </w:p>
     <w:tbl>
@@ -789,8 +2656,9 @@
             <w:tcW w:type="dxa" w:w="4320"/>
           </w:tcPr>
           <w:p>
+            <w:r/>
             <w:r>
-              <w:t>Field</w:t>
+              <w:t>Target</w:t>
             </w:r>
           </w:p>
         </w:tc>
@@ -799,8 +2667,9 @@
             <w:tcW w:type="dxa" w:w="4320"/>
           </w:tcPr>
           <w:p>
+            <w:r/>
             <w:r>
-              <w:t>Value</w:t>
+              <w:t>Role</w:t>
             </w:r>
           </w:p>
         </w:tc>
@@ -811,8 +2680,12 @@
             <w:tcW w:type="dxa" w:w="4320"/>
           </w:tcPr>
           <w:p>
+            <w:r/>
             <w:r>
-              <w:t>**target_id**</w:t>
+              <w:rPr>
+                <w:rFonts w:ascii="Consolas" w:hAnsi="Consolas"/>
+              </w:rPr>
+              <w:t>target_docker_local_findcare</w:t>
             </w:r>
           </w:p>
         </w:tc>
@@ -821,8 +2694,9 @@
             <w:tcW w:type="dxa" w:w="4320"/>
           </w:tcPr>
           <w:p>
+            <w:r/>
             <w:r>
-              <w:t>`target_hf_space_findcare_backend`</w:t>
+              <w:t>Local FindCare container</w:t>
             </w:r>
           </w:p>
         </w:tc>
@@ -833,8 +2707,12 @@
             <w:tcW w:type="dxa" w:w="4320"/>
           </w:tcPr>
           <w:p>
+            <w:r/>
             <w:r>
-              <w:t>**target_kind (v1)**</w:t>
+              <w:rPr>
+                <w:rFonts w:ascii="Consolas" w:hAnsi="Consolas"/>
+              </w:rPr>
+              <w:t>target_docker_local_evaluatecare</w:t>
             </w:r>
           </w:p>
         </w:tc>
@@ -843,8 +2721,9 @@
             <w:tcW w:type="dxa" w:w="4320"/>
           </w:tcPr>
           <w:p>
+            <w:r/>
             <w:r>
-              <w:t>`hf_space`</w:t>
+              <w:t>Local EvaluateCare container</w:t>
             </w:r>
           </w:p>
         </w:tc>
@@ -855,8 +2734,12 @@
             <w:tcW w:type="dxa" w:w="4320"/>
           </w:tcPr>
           <w:p>
+            <w:r/>
             <w:r>
-              <w:t>**files[]**</w:t>
+              <w:rPr>
+                <w:rFonts w:ascii="Consolas" w:hAnsi="Consolas"/>
+              </w:rPr>
+              <w:t>target_docker_local_sharedservices</w:t>
             </w:r>
           </w:p>
         </w:tc>
@@ -865,8 +2748,9 @@
             <w:tcW w:type="dxa" w:w="4320"/>
           </w:tcPr>
           <w:p>
+            <w:r/>
             <w:r>
-              <w:t>167</w:t>
+              <w:t>Local Shared Services container</w:t>
             </w:r>
           </w:p>
         </w:tc>
@@ -877,8 +2761,12 @@
             <w:tcW w:type="dxa" w:w="4320"/>
           </w:tcPr>
           <w:p>
+            <w:r/>
             <w:r>
-              <w:t>**secrets**</w:t>
+              <w:rPr>
+                <w:rFonts w:ascii="Consolas" w:hAnsi="Consolas"/>
+              </w:rPr>
+              <w:t>target_docker_local_website</w:t>
             </w:r>
           </w:p>
         </w:tc>
@@ -887,8 +2775,9 @@
             <w:tcW w:type="dxa" w:w="4320"/>
           </w:tcPr>
           <w:p>
+            <w:r/>
             <w:r>
-              <w:t>13</w:t>
+              <w:t>Caddy + local Website (not Cloudflare)</w:t>
             </w:r>
           </w:p>
         </w:tc>
@@ -899,8 +2788,12 @@
             <w:tcW w:type="dxa" w:w="4320"/>
           </w:tcPr>
           <w:p>
+            <w:r/>
             <w:r>
-              <w:t>**variables**</w:t>
+              <w:rPr>
+                <w:rFonts w:ascii="Consolas" w:hAnsi="Consolas"/>
+              </w:rPr>
+              <w:t>target_docker_local_kafka</w:t>
             </w:r>
           </w:p>
         </w:tc>
@@ -909,8 +2802,9 @@
             <w:tcW w:type="dxa" w:w="4320"/>
           </w:tcPr>
           <w:p>
+            <w:r/>
             <w:r>
-              <w:t>9</w:t>
+              <w:t>Kafka broker (to add)</w:t>
             </w:r>
           </w:p>
         </w:tc>
@@ -921,8 +2815,12 @@
             <w:tcW w:type="dxa" w:w="4320"/>
           </w:tcPr>
           <w:p>
+            <w:r/>
             <w:r>
-              <w:t>**huggingface_source_set (v1)**</w:t>
+              <w:rPr>
+                <w:rFonts w:ascii="Consolas" w:hAnsi="Consolas"/>
+              </w:rPr>
+              <w:t>target_host_local_conversation_log_service</w:t>
             </w:r>
           </w:p>
         </w:tc>
@@ -931,198 +2829,9 @@
             <w:tcW w:type="dxa" w:w="4320"/>
           </w:tcPr>
           <w:p>
+            <w:r/>
             <w:r>
-              <w:t>7 wholesale copy roots (includes `brain/machine_artifacts/content/` — **BUG-011**)</w:t>
-            </w:r>
-          </w:p>
-        </w:tc>
-      </w:tr>
-    </w:tbl>
-    <w:p/>
-    <w:tbl>
-      <w:tblPr>
-        <w:tblStyle w:val="TableGrid"/>
-        <w:tblW w:type="auto" w:w="0"/>
-        <w:tblLook w:firstColumn="1" w:firstRow="1" w:lastColumn="0" w:lastRow="0" w:noHBand="0" w:noVBand="1" w:val="04A0"/>
-      </w:tblPr>
-      <w:tblGrid>
-        <w:gridCol w:w="2880"/>
-        <w:gridCol w:w="2880"/>
-        <w:gridCol w:w="2880"/>
-      </w:tblGrid>
-      <w:tr>
-        <w:tc>
-          <w:tcPr>
-            <w:tcW w:type="dxa" w:w="2880"/>
-          </w:tcPr>
-          <w:p>
-            <w:r>
-              <w:t>Environment</w:t>
-            </w:r>
-          </w:p>
-        </w:tc>
-        <w:tc>
-          <w:tcPr>
-            <w:tcW w:type="dxa" w:w="2880"/>
-          </w:tcPr>
-          <w:p>
-            <w:r>
-              <w:t>Hugging Face Space</w:t>
-            </w:r>
-          </w:p>
-        </w:tc>
-        <w:tc>
-          <w:tcPr>
-            <w:tcW w:type="dxa" w:w="2880"/>
-          </w:tcPr>
-          <w:p>
-            <w:r>
-              <w:t>Public address</w:t>
-            </w:r>
-          </w:p>
-        </w:tc>
-      </w:tr>
-      <w:tr>
-        <w:tc>
-          <w:tcPr>
-            <w:tcW w:type="dxa" w:w="2880"/>
-          </w:tcPr>
-          <w:p>
-            <w:r>
-              <w:t>dev</w:t>
-            </w:r>
-          </w:p>
-        </w:tc>
-        <w:tc>
-          <w:tcPr>
-            <w:tcW w:type="dxa" w:w="2880"/>
-          </w:tcPr>
-          <w:p>
-            <w:r>
-              <w:t>`SkipSnow/dev_ChatHealthySpace_1606`</w:t>
-            </w:r>
-          </w:p>
-        </w:tc>
-        <w:tc>
-          <w:tcPr>
-            <w:tcW w:type="dxa" w:w="2880"/>
-          </w:tcPr>
-          <w:p>
-            <w:r>
-              <w:t>dev.chathealthy.ai/findcare</w:t>
-            </w:r>
-          </w:p>
-        </w:tc>
-      </w:tr>
-      <w:tr>
-        <w:tc>
-          <w:tcPr>
-            <w:tcW w:type="dxa" w:w="2880"/>
-          </w:tcPr>
-          <w:p>
-            <w:r>
-              <w:t>qa</w:t>
-            </w:r>
-          </w:p>
-        </w:tc>
-        <w:tc>
-          <w:tcPr>
-            <w:tcW w:type="dxa" w:w="2880"/>
-          </w:tcPr>
-          <w:p>
-            <w:r>
-              <w:t>`SkipSnow/qa_ChatHealthySpace`</w:t>
-            </w:r>
-          </w:p>
-        </w:tc>
-        <w:tc>
-          <w:tcPr>
-            <w:tcW w:type="dxa" w:w="2880"/>
-          </w:tcPr>
-          <w:p>
-            <w:r>
-              <w:t>qa.chathealthy.ai/findcare</w:t>
-            </w:r>
-          </w:p>
-        </w:tc>
-      </w:tr>
-      <w:tr>
-        <w:tc>
-          <w:tcPr>
-            <w:tcW w:type="dxa" w:w="2880"/>
-          </w:tcPr>
-          <w:p>
-            <w:r>
-              <w:t>prod</w:t>
-            </w:r>
-          </w:p>
-        </w:tc>
-        <w:tc>
-          <w:tcPr>
-            <w:tcW w:type="dxa" w:w="2880"/>
-          </w:tcPr>
-          <w:p>
-            <w:r>
-              <w:t>`SkipSnow/ChatHealthySpace`</w:t>
-            </w:r>
-          </w:p>
-        </w:tc>
-        <w:tc>
-          <w:tcPr>
-            <w:tcW w:type="dxa" w:w="2880"/>
-          </w:tcPr>
-          <w:p>
-            <w:r>
-              <w:t>chathealthy.ai/findcare</w:t>
-            </w:r>
-          </w:p>
-        </w:tc>
-      </w:tr>
-    </w:tbl>
-    <w:p/>
-    <w:p>
-      <w:r>
-        <w:t>**Runtime entrypoint:** `Code/ConversationalUX/FindCareChat/backend/app.py`</w:t>
-      </w:r>
-    </w:p>
-    <w:p>
-      <w:r>
-        <w:t>**Brain JSON that actually ships at runtime (code-path proof):** only `controlled_vocabularies.json` (CV-006 emergency keywords) and `prompts.json` (two specialty-filter records). Governance JSON must not ship; build currently copies it via wholesale brain tree.</w:t>
-      </w:r>
-    </w:p>
-    <w:p>
-      <w:r>
-        <w:t>#### 2.3.3 EvaluateCare backend — Hugging Face Space</w:t>
-      </w:r>
-    </w:p>
-    <w:tbl>
-      <w:tblPr>
-        <w:tblStyle w:val="TableGrid"/>
-        <w:tblW w:type="auto" w:w="0"/>
-        <w:tblLook w:firstColumn="1" w:firstRow="1" w:lastColumn="0" w:lastRow="0" w:noHBand="0" w:noVBand="1" w:val="04A0"/>
-      </w:tblPr>
-      <w:tblGrid>
-        <w:gridCol w:w="4320"/>
-        <w:gridCol w:w="4320"/>
-      </w:tblGrid>
-      <w:tr>
-        <w:tc>
-          <w:tcPr>
-            <w:tcW w:type="dxa" w:w="4320"/>
-          </w:tcPr>
-          <w:p>
-            <w:r>
-              <w:t>Field</w:t>
-            </w:r>
-          </w:p>
-        </w:tc>
-        <w:tc>
-          <w:tcPr>
-            <w:tcW w:type="dxa" w:w="4320"/>
-          </w:tcPr>
-          <w:p>
-            <w:r>
-              <w:t>Value</w:t>
+              <w:t>Windows conversation-log service (to add)</w:t>
             </w:r>
           </w:p>
         </w:tc>
@@ -1133,8 +2842,12 @@
             <w:tcW w:type="dxa" w:w="4320"/>
           </w:tcPr>
           <w:p>
+            <w:r/>
             <w:r>
-              <w:t>**target_id**</w:t>
+              <w:rPr>
+                <w:rFonts w:ascii="Consolas" w:hAnsi="Consolas"/>
+              </w:rPr>
+              <w:t>target_host_local_deploy_tool</w:t>
             </w:r>
           </w:p>
         </w:tc>
@@ -1143,8 +2856,9 @@
             <w:tcW w:type="dxa" w:w="4320"/>
           </w:tcPr>
           <w:p>
+            <w:r/>
             <w:r>
-              <w:t>`target_hf_space_evaluatecare_backend`</w:t>
+              <w:t>Deploy-script credentials and small file set</w:t>
             </w:r>
           </w:p>
         </w:tc>
@@ -1155,8 +2869,12 @@
             <w:tcW w:type="dxa" w:w="4320"/>
           </w:tcPr>
           <w:p>
+            <w:r/>
             <w:r>
-              <w:t>**files[]**</w:t>
+              <w:rPr>
+                <w:rFonts w:ascii="Consolas" w:hAnsi="Consolas"/>
+              </w:rPr>
+              <w:t>target_host_local_devops</w:t>
             </w:r>
           </w:p>
         </w:tc>
@@ -1165,193 +2883,9 @@
             <w:tcW w:type="dxa" w:w="4320"/>
           </w:tcPr>
           <w:p>
+            <w:r/>
             <w:r>
-              <w:t>34</w:t>
-            </w:r>
-          </w:p>
-        </w:tc>
-      </w:tr>
-      <w:tr>
-        <w:tc>
-          <w:tcPr>
-            <w:tcW w:type="dxa" w:w="4320"/>
-          </w:tcPr>
-          <w:p>
-            <w:r>
-              <w:t>**secrets**</w:t>
-            </w:r>
-          </w:p>
-        </w:tc>
-        <w:tc>
-          <w:tcPr>
-            <w:tcW w:type="dxa" w:w="4320"/>
-          </w:tcPr>
-          <w:p>
-            <w:r>
-              <w:t>3</w:t>
-            </w:r>
-          </w:p>
-        </w:tc>
-      </w:tr>
-      <w:tr>
-        <w:tc>
-          <w:tcPr>
-            <w:tcW w:type="dxa" w:w="4320"/>
-          </w:tcPr>
-          <w:p>
-            <w:r>
-              <w:t>**variables**</w:t>
-            </w:r>
-          </w:p>
-        </w:tc>
-        <w:tc>
-          <w:tcPr>
-            <w:tcW w:type="dxa" w:w="4320"/>
-          </w:tcPr>
-          <w:p>
-            <w:r>
-              <w:t>9</w:t>
-            </w:r>
-          </w:p>
-        </w:tc>
-      </w:tr>
-    </w:tbl>
-    <w:p/>
-    <w:tbl>
-      <w:tblPr>
-        <w:tblStyle w:val="TableGrid"/>
-        <w:tblW w:type="auto" w:w="0"/>
-        <w:tblLook w:firstColumn="1" w:firstRow="1" w:lastColumn="0" w:lastRow="0" w:noHBand="0" w:noVBand="1" w:val="04A0"/>
-      </w:tblPr>
-      <w:tblGrid>
-        <w:gridCol w:w="2880"/>
-        <w:gridCol w:w="2880"/>
-        <w:gridCol w:w="2880"/>
-      </w:tblGrid>
-      <w:tr>
-        <w:tc>
-          <w:tcPr>
-            <w:tcW w:type="dxa" w:w="2880"/>
-          </w:tcPr>
-          <w:p>
-            <w:r>
-              <w:t>Environment</w:t>
-            </w:r>
-          </w:p>
-        </w:tc>
-        <w:tc>
-          <w:tcPr>
-            <w:tcW w:type="dxa" w:w="2880"/>
-          </w:tcPr>
-          <w:p>
-            <w:r>
-              <w:t>Space</w:t>
-            </w:r>
-          </w:p>
-        </w:tc>
-        <w:tc>
-          <w:tcPr>
-            <w:tcW w:type="dxa" w:w="2880"/>
-          </w:tcPr>
-          <w:p>
-            <w:r>
-              <w:t>Address</w:t>
-            </w:r>
-          </w:p>
-        </w:tc>
-      </w:tr>
-      <w:tr>
-        <w:tc>
-          <w:tcPr>
-            <w:tcW w:type="dxa" w:w="2880"/>
-          </w:tcPr>
-          <w:p>
-            <w:r>
-              <w:t>dev</w:t>
-            </w:r>
-          </w:p>
-        </w:tc>
-        <w:tc>
-          <w:tcPr>
-            <w:tcW w:type="dxa" w:w="2880"/>
-          </w:tcPr>
-          <w:p>
-            <w:r>
-              <w:t>`SkipSnow/dev_EvaluateCareSpace2_1606`</w:t>
-            </w:r>
-          </w:p>
-        </w:tc>
-        <w:tc>
-          <w:tcPr>
-            <w:tcW w:type="dxa" w:w="2880"/>
-          </w:tcPr>
-          <w:p>
-            <w:r>
-              <w:t>dev.chathealthy.ai/evaluatecare</w:t>
-            </w:r>
-          </w:p>
-        </w:tc>
-      </w:tr>
-      <w:tr>
-        <w:tc>
-          <w:tcPr>
-            <w:tcW w:type="dxa" w:w="2880"/>
-          </w:tcPr>
-          <w:p>
-            <w:r>
-              <w:t>qa</w:t>
-            </w:r>
-          </w:p>
-        </w:tc>
-        <w:tc>
-          <w:tcPr>
-            <w:tcW w:type="dxa" w:w="2880"/>
-          </w:tcPr>
-          <w:p>
-            <w:r>
-              <w:t>`SkipSnow/qa_EvaluateCareSpace`</w:t>
-            </w:r>
-          </w:p>
-        </w:tc>
-        <w:tc>
-          <w:tcPr>
-            <w:tcW w:type="dxa" w:w="2880"/>
-          </w:tcPr>
-          <w:p>
-            <w:r>
-              <w:t>qa.chathealthy.ai/evaluatecare</w:t>
-            </w:r>
-          </w:p>
-        </w:tc>
-      </w:tr>
-      <w:tr>
-        <w:tc>
-          <w:tcPr>
-            <w:tcW w:type="dxa" w:w="2880"/>
-          </w:tcPr>
-          <w:p>
-            <w:r>
-              <w:t>prod</w:t>
-            </w:r>
-          </w:p>
-        </w:tc>
-        <w:tc>
-          <w:tcPr>
-            <w:tcW w:type="dxa" w:w="2880"/>
-          </w:tcPr>
-          <w:p>
-            <w:r>
-              <w:t>`SkipSnow/EvaluateCareSpace`</w:t>
-            </w:r>
-          </w:p>
-        </w:tc>
-        <w:tc>
-          <w:tcPr>
-            <w:tcW w:type="dxa" w:w="2880"/>
-          </w:tcPr>
-          <w:p>
-            <w:r>
-              <w:t>chathealthy.ai/evaluatecare</w:t>
+              <w:t>Brain, design/audit docs, tests + data, hooks, DevOps tooling</w:t>
             </w:r>
           </w:p>
         </w:tc>
@@ -1360,804 +2894,16 @@
     <w:p/>
     <w:p>
       <w:r>
-        <w:t>**Runtime entrypoint:** `evaluateCare/Code/app.py`</w:t>
-      </w:r>
-    </w:p>
-    <w:p>
-      <w:r>
-        <w:t>**Brain content JSON:** none at runtime.</w:t>
-      </w:r>
-    </w:p>
-    <w:p>
-      <w:r>
-        <w:t>#### 2.3.4 Shared Services backend — Hugging Face Space</w:t>
-      </w:r>
-    </w:p>
-    <w:tbl>
-      <w:tblPr>
-        <w:tblStyle w:val="TableGrid"/>
-        <w:tblW w:type="auto" w:w="0"/>
-        <w:tblLook w:firstColumn="1" w:firstRow="1" w:lastColumn="0" w:lastRow="0" w:noHBand="0" w:noVBand="1" w:val="04A0"/>
-      </w:tblPr>
-      <w:tblGrid>
-        <w:gridCol w:w="4320"/>
-        <w:gridCol w:w="4320"/>
-      </w:tblGrid>
-      <w:tr>
-        <w:tc>
-          <w:tcPr>
-            <w:tcW w:type="dxa" w:w="4320"/>
-          </w:tcPr>
-          <w:p>
-            <w:r>
-              <w:t>Field</w:t>
-            </w:r>
-          </w:p>
-        </w:tc>
-        <w:tc>
-          <w:tcPr>
-            <w:tcW w:type="dxa" w:w="4320"/>
-          </w:tcPr>
-          <w:p>
-            <w:r>
-              <w:t>Value</w:t>
-            </w:r>
-          </w:p>
-        </w:tc>
-      </w:tr>
-      <w:tr>
-        <w:tc>
-          <w:tcPr>
-            <w:tcW w:type="dxa" w:w="4320"/>
-          </w:tcPr>
-          <w:p>
-            <w:r>
-              <w:t>**target_id**</w:t>
-            </w:r>
-          </w:p>
-        </w:tc>
-        <w:tc>
-          <w:tcPr>
-            <w:tcW w:type="dxa" w:w="4320"/>
-          </w:tcPr>
-          <w:p>
-            <w:r>
-              <w:t>`target_hf_space_shared_services`</w:t>
-            </w:r>
-          </w:p>
-        </w:tc>
-      </w:tr>
-      <w:tr>
-        <w:tc>
-          <w:tcPr>
-            <w:tcW w:type="dxa" w:w="4320"/>
-          </w:tcPr>
-          <w:p>
-            <w:r>
-              <w:t>**files[]**</w:t>
-            </w:r>
-          </w:p>
-        </w:tc>
-        <w:tc>
-          <w:tcPr>
-            <w:tcW w:type="dxa" w:w="4320"/>
-          </w:tcPr>
-          <w:p>
-            <w:r>
-              <w:t>71</w:t>
-            </w:r>
-          </w:p>
-        </w:tc>
-      </w:tr>
-      <w:tr>
-        <w:tc>
-          <w:tcPr>
-            <w:tcW w:type="dxa" w:w="4320"/>
-          </w:tcPr>
-          <w:p>
-            <w:r>
-              <w:t>**secrets**</w:t>
-            </w:r>
-          </w:p>
-        </w:tc>
-        <w:tc>
-          <w:tcPr>
-            <w:tcW w:type="dxa" w:w="4320"/>
-          </w:tcPr>
-          <w:p>
-            <w:r>
-              <w:t>9</w:t>
-            </w:r>
-          </w:p>
-        </w:tc>
-      </w:tr>
-      <w:tr>
-        <w:tc>
-          <w:tcPr>
-            <w:tcW w:type="dxa" w:w="4320"/>
-          </w:tcPr>
-          <w:p>
-            <w:r>
-              <w:t>**variables**</w:t>
-            </w:r>
-          </w:p>
-        </w:tc>
-        <w:tc>
-          <w:tcPr>
-            <w:tcW w:type="dxa" w:w="4320"/>
-          </w:tcPr>
-          <w:p>
-            <w:r>
-              <w:t>13</w:t>
-            </w:r>
-          </w:p>
-        </w:tc>
-      </w:tr>
-    </w:tbl>
-    <w:p/>
-    <w:tbl>
-      <w:tblPr>
-        <w:tblStyle w:val="TableGrid"/>
-        <w:tblW w:type="auto" w:w="0"/>
-        <w:tblLook w:firstColumn="1" w:firstRow="1" w:lastColumn="0" w:lastRow="0" w:noHBand="0" w:noVBand="1" w:val="04A0"/>
-      </w:tblPr>
-      <w:tblGrid>
-        <w:gridCol w:w="2880"/>
-        <w:gridCol w:w="2880"/>
-        <w:gridCol w:w="2880"/>
-      </w:tblGrid>
-      <w:tr>
-        <w:tc>
-          <w:tcPr>
-            <w:tcW w:type="dxa" w:w="2880"/>
-          </w:tcPr>
-          <w:p>
-            <w:r>
-              <w:t>Environment</w:t>
-            </w:r>
-          </w:p>
-        </w:tc>
-        <w:tc>
-          <w:tcPr>
-            <w:tcW w:type="dxa" w:w="2880"/>
-          </w:tcPr>
-          <w:p>
-            <w:r>
-              <w:t>Space</w:t>
-            </w:r>
-          </w:p>
-        </w:tc>
-        <w:tc>
-          <w:tcPr>
-            <w:tcW w:type="dxa" w:w="2880"/>
-          </w:tcPr>
-          <w:p>
-            <w:r>
-              <w:t>Address</w:t>
-            </w:r>
-          </w:p>
-        </w:tc>
-      </w:tr>
-      <w:tr>
-        <w:tc>
-          <w:tcPr>
-            <w:tcW w:type="dxa" w:w="2880"/>
-          </w:tcPr>
-          <w:p>
-            <w:r>
-              <w:t>dev</w:t>
-            </w:r>
-          </w:p>
-        </w:tc>
-        <w:tc>
-          <w:tcPr>
-            <w:tcW w:type="dxa" w:w="2880"/>
-          </w:tcPr>
-          <w:p>
-            <w:r>
-              <w:t>`SkipSnow/dev_SharedServicesSpace_1603`</w:t>
-            </w:r>
-          </w:p>
-        </w:tc>
-        <w:tc>
-          <w:tcPr>
-            <w:tcW w:type="dxa" w:w="2880"/>
-          </w:tcPr>
-          <w:p>
-            <w:r>
-              <w:t>dev.chathealthy.ai/sharedservices</w:t>
-            </w:r>
-          </w:p>
-        </w:tc>
-      </w:tr>
-      <w:tr>
-        <w:tc>
-          <w:tcPr>
-            <w:tcW w:type="dxa" w:w="2880"/>
-          </w:tcPr>
-          <w:p>
-            <w:r>
-              <w:t>qa</w:t>
-            </w:r>
-          </w:p>
-        </w:tc>
-        <w:tc>
-          <w:tcPr>
-            <w:tcW w:type="dxa" w:w="2880"/>
-          </w:tcPr>
-          <w:p>
-            <w:r>
-              <w:t>`SkipSnow/qa_SharedServicesSpace`</w:t>
-            </w:r>
-          </w:p>
-        </w:tc>
-        <w:tc>
-          <w:tcPr>
-            <w:tcW w:type="dxa" w:w="2880"/>
-          </w:tcPr>
-          <w:p>
-            <w:r>
-              <w:t>qa.chathealthy.ai/sharedservices</w:t>
-            </w:r>
-          </w:p>
-        </w:tc>
-      </w:tr>
-      <w:tr>
-        <w:tc>
-          <w:tcPr>
-            <w:tcW w:type="dxa" w:w="2880"/>
-          </w:tcPr>
-          <w:p>
-            <w:r>
-              <w:t>prod</w:t>
-            </w:r>
-          </w:p>
-        </w:tc>
-        <w:tc>
-          <w:tcPr>
-            <w:tcW w:type="dxa" w:w="2880"/>
-          </w:tcPr>
-          <w:p>
-            <w:r>
-              <w:t>`SkipSnow/SharedServicesSpace`</w:t>
-            </w:r>
-          </w:p>
-        </w:tc>
-        <w:tc>
-          <w:tcPr>
-            <w:tcW w:type="dxa" w:w="2880"/>
-          </w:tcPr>
-          <w:p>
-            <w:r>
-              <w:t>chathealthy.ai/sharedservices</w:t>
-            </w:r>
-          </w:p>
-        </w:tc>
-      </w:tr>
-    </w:tbl>
-    <w:p/>
-    <w:p>
-      <w:r>
-        <w:t>**Runtime entrypoint:** `sharedServices/Code/app.py`</w:t>
-      </w:r>
-    </w:p>
-    <w:p>
-      <w:r>
-        <w:t>**Brain content JSON:** none at runtime.</w:t>
-      </w:r>
-    </w:p>
-    <w:p>
-      <w:r>
-        <w:t>#### 2.3.5 Azure pipeline gateway</w:t>
-      </w:r>
-    </w:p>
-    <w:tbl>
-      <w:tblPr>
-        <w:tblStyle w:val="TableGrid"/>
-        <w:tblW w:type="auto" w:w="0"/>
-        <w:tblLook w:firstColumn="1" w:firstRow="1" w:lastColumn="0" w:lastRow="0" w:noHBand="0" w:noVBand="1" w:val="04A0"/>
-      </w:tblPr>
-      <w:tblGrid>
-        <w:gridCol w:w="4320"/>
-        <w:gridCol w:w="4320"/>
-      </w:tblGrid>
-      <w:tr>
-        <w:tc>
-          <w:tcPr>
-            <w:tcW w:type="dxa" w:w="4320"/>
-          </w:tcPr>
-          <w:p>
-            <w:r>
-              <w:t>Field</w:t>
-            </w:r>
-          </w:p>
-        </w:tc>
-        <w:tc>
-          <w:tcPr>
-            <w:tcW w:type="dxa" w:w="4320"/>
-          </w:tcPr>
-          <w:p>
-            <w:r>
-              <w:t>Value</w:t>
-            </w:r>
-          </w:p>
-        </w:tc>
-      </w:tr>
-      <w:tr>
-        <w:tc>
-          <w:tcPr>
-            <w:tcW w:type="dxa" w:w="4320"/>
-          </w:tcPr>
-          <w:p>
-            <w:r>
-              <w:t>**target_id**</w:t>
-            </w:r>
-          </w:p>
-        </w:tc>
-        <w:tc>
-          <w:tcPr>
-            <w:tcW w:type="dxa" w:w="4320"/>
-          </w:tcPr>
-          <w:p>
-            <w:r>
-              <w:t>`target_azure_function_app_pipeline`</w:t>
-            </w:r>
-          </w:p>
-        </w:tc>
-      </w:tr>
-      <w:tr>
-        <w:tc>
-          <w:tcPr>
-            <w:tcW w:type="dxa" w:w="4320"/>
-          </w:tcPr>
-          <w:p>
-            <w:r>
-              <w:t>**target_kind (v1)**</w:t>
-            </w:r>
-          </w:p>
-        </w:tc>
-        <w:tc>
-          <w:tcPr>
-            <w:tcW w:type="dxa" w:w="4320"/>
-          </w:tcPr>
-          <w:p>
-            <w:r>
-              <w:t>`azure_function_app`</w:t>
-            </w:r>
-          </w:p>
-        </w:tc>
-      </w:tr>
-      <w:tr>
-        <w:tc>
-          <w:tcPr>
-            <w:tcW w:type="dxa" w:w="4320"/>
-          </w:tcPr>
-          <w:p>
-            <w:r>
-              <w:t>**files[]**</w:t>
-            </w:r>
-          </w:p>
-        </w:tc>
-        <w:tc>
-          <w:tcPr>
-            <w:tcW w:type="dxa" w:w="4320"/>
-          </w:tcPr>
-          <w:p>
-            <w:r>
-              <w:t>93</w:t>
-            </w:r>
-          </w:p>
-        </w:tc>
-      </w:tr>
-      <w:tr>
-        <w:tc>
-          <w:tcPr>
-            <w:tcW w:type="dxa" w:w="4320"/>
-          </w:tcPr>
-          <w:p>
-            <w:r>
-              <w:t>**secrets**</w:t>
-            </w:r>
-          </w:p>
-        </w:tc>
-        <w:tc>
-          <w:tcPr>
-            <w:tcW w:type="dxa" w:w="4320"/>
-          </w:tcPr>
-          <w:p>
-            <w:r>
-              <w:t>35</w:t>
-            </w:r>
-          </w:p>
-        </w:tc>
-      </w:tr>
-      <w:tr>
-        <w:tc>
-          <w:tcPr>
-            <w:tcW w:type="dxa" w:w="4320"/>
-          </w:tcPr>
-          <w:p>
-            <w:r>
-              <w:t>**environments**</w:t>
-            </w:r>
-          </w:p>
-        </w:tc>
-        <w:tc>
-          <w:tcPr>
-            <w:tcW w:type="dxa" w:w="4320"/>
-          </w:tcPr>
-          <w:p>
-            <w:r>
-              <w:t>prod only (`promote_chain_bound: false`)</w:t>
-            </w:r>
-          </w:p>
-        </w:tc>
-      </w:tr>
-    </w:tbl>
-    <w:p/>
-    <w:p>
-      <w:r>
-        <w:t>**Runtime entrypoint:** `pipeline/ChatHealthyDataPipelinesGatewayFunctionApp.py`</w:t>
-      </w:r>
-    </w:p>
-    <w:p>
-      <w:r>
-        <w:t>#### 2.3.6 Azure Automation</w:t>
-      </w:r>
-    </w:p>
-    <w:tbl>
-      <w:tblPr>
-        <w:tblStyle w:val="TableGrid"/>
-        <w:tblW w:type="auto" w:w="0"/>
-        <w:tblLook w:firstColumn="1" w:firstRow="1" w:lastColumn="0" w:lastRow="0" w:noHBand="0" w:noVBand="1" w:val="04A0"/>
-      </w:tblPr>
-      <w:tblGrid>
-        <w:gridCol w:w="2160"/>
-        <w:gridCol w:w="2160"/>
-        <w:gridCol w:w="2160"/>
-        <w:gridCol w:w="2160"/>
-      </w:tblGrid>
-      <w:tr>
-        <w:tc>
-          <w:tcPr>
-            <w:tcW w:type="dxa" w:w="2160"/>
-          </w:tcPr>
-          <w:p>
-            <w:r>
-              <w:t>target_id</w:t>
-            </w:r>
-          </w:p>
-        </w:tc>
-        <w:tc>
-          <w:tcPr>
-            <w:tcW w:type="dxa" w:w="2160"/>
-          </w:tcPr>
-          <w:p>
-            <w:r>
-              <w:t>files[]</w:t>
-            </w:r>
-          </w:p>
-        </w:tc>
-        <w:tc>
-          <w:tcPr>
-            <w:tcW w:type="dxa" w:w="2160"/>
-          </w:tcPr>
-          <w:p>
-            <w:r>
-              <w:t>secrets</w:t>
-            </w:r>
-          </w:p>
-        </w:tc>
-        <w:tc>
-          <w:tcPr>
-            <w:tcW w:type="dxa" w:w="2160"/>
-          </w:tcPr>
-          <w:p>
-            <w:r>
-              <w:t>Role</w:t>
-            </w:r>
-          </w:p>
-        </w:tc>
-      </w:tr>
-      <w:tr>
-        <w:tc>
-          <w:tcPr>
-            <w:tcW w:type="dxa" w:w="2160"/>
-          </w:tcPr>
-          <w:p>
-            <w:r>
-              <w:t>`target_azure_automation_account_chathealthyjobmanager`</w:t>
-            </w:r>
-          </w:p>
-        </w:tc>
-        <w:tc>
-          <w:tcPr>
-            <w:tcW w:type="dxa" w:w="2160"/>
-          </w:tcPr>
-          <w:p>
-            <w:r>
-              <w:t>0</w:t>
-            </w:r>
-          </w:p>
-        </w:tc>
-        <w:tc>
-          <w:tcPr>
-            <w:tcW w:type="dxa" w:w="2160"/>
-          </w:tcPr>
-          <w:p>
-            <w:r>
-              <w:t>0</w:t>
-            </w:r>
-          </w:p>
-        </w:tc>
-        <w:tc>
-          <w:tcPr>
-            <w:tcW w:type="dxa" w:w="2160"/>
-          </w:tcPr>
-          <w:p>
-            <w:r>
-              <w:t>Account shell; entitlements only</w:t>
-            </w:r>
-          </w:p>
-        </w:tc>
-      </w:tr>
-      <w:tr>
-        <w:tc>
-          <w:tcPr>
-            <w:tcW w:type="dxa" w:w="2160"/>
-          </w:tcPr>
-          <w:p>
-            <w:r>
-              <w:t>`target_azure_automation_runbook_reservation_reaper`</w:t>
-            </w:r>
-          </w:p>
-        </w:tc>
-        <w:tc>
-          <w:tcPr>
-            <w:tcW w:type="dxa" w:w="2160"/>
-          </w:tcPr>
-          <w:p>
-            <w:r>
-              <w:t>1</w:t>
-            </w:r>
-          </w:p>
-        </w:tc>
-        <w:tc>
-          <w:tcPr>
-            <w:tcW w:type="dxa" w:w="2160"/>
-          </w:tcPr>
-          <w:p>
-            <w:r>
-              <w:t>26</w:t>
-            </w:r>
-          </w:p>
-        </w:tc>
-        <w:tc>
-          <w:tcPr>
-            <w:tcW w:type="dxa" w:w="2160"/>
-          </w:tcPr>
-          <w:p>
-            <w:r>
-              <w:t>Reservation reaper script</w:t>
-            </w:r>
-          </w:p>
-        </w:tc>
-      </w:tr>
-      <w:tr>
-        <w:tc>
-          <w:tcPr>
-            <w:tcW w:type="dxa" w:w="2160"/>
-          </w:tcPr>
-          <w:p>
-            <w:r>
-              <w:t>`target_azure_automation_runbook_change_db_version`</w:t>
-            </w:r>
-          </w:p>
-        </w:tc>
-        <w:tc>
-          <w:tcPr>
-            <w:tcW w:type="dxa" w:w="2160"/>
-          </w:tcPr>
-          <w:p>
-            <w:r>
-              <w:t>1</w:t>
-            </w:r>
-          </w:p>
-        </w:tc>
-        <w:tc>
-          <w:tcPr>
-            <w:tcW w:type="dxa" w:w="2160"/>
-          </w:tcPr>
-          <w:p>
-            <w:r>
-              <w:t>2</w:t>
-            </w:r>
-          </w:p>
-        </w:tc>
-        <w:tc>
-          <w:tcPr>
-            <w:tcW w:type="dxa" w:w="2160"/>
-          </w:tcPr>
-          <w:p>
-            <w:r>
-              <w:t>DB version change runbook</w:t>
-            </w:r>
-          </w:p>
-        </w:tc>
-      </w:tr>
-      <w:tr>
-        <w:tc>
-          <w:tcPr>
-            <w:tcW w:type="dxa" w:w="2160"/>
-          </w:tcPr>
-          <w:p>
-            <w:r>
-              <w:t>`target_azure_automation_runbook_chdm_orchestrator`</w:t>
-            </w:r>
-          </w:p>
-        </w:tc>
-        <w:tc>
-          <w:tcPr>
-            <w:tcW w:type="dxa" w:w="2160"/>
-          </w:tcPr>
-          <w:p>
-            <w:r>
-              <w:t>1</w:t>
-            </w:r>
-          </w:p>
-        </w:tc>
-        <w:tc>
-          <w:tcPr>
-            <w:tcW w:type="dxa" w:w="2160"/>
-          </w:tcPr>
-          <w:p>
-            <w:r>
-              <w:t>28</w:t>
-            </w:r>
-          </w:p>
-        </w:tc>
-        <w:tc>
-          <w:tcPr>
-            <w:tcW w:type="dxa" w:w="2160"/>
-          </w:tcPr>
-          <w:p>
-            <w:r>
-              <w:t>CHDM orchestrator</w:t>
-            </w:r>
-          </w:p>
-        </w:tc>
-      </w:tr>
-      <w:tr>
-        <w:tc>
-          <w:tcPr>
-            <w:tcW w:type="dxa" w:w="2160"/>
-          </w:tcPr>
-          <w:p>
-            <w:r>
-              <w:t>`target_azure_automation_runbook_chdm_provisioner`</w:t>
-            </w:r>
-          </w:p>
-        </w:tc>
-        <w:tc>
-          <w:tcPr>
-            <w:tcW w:type="dxa" w:w="2160"/>
-          </w:tcPr>
-          <w:p>
-            <w:r>
-              <w:t>1</w:t>
-            </w:r>
-          </w:p>
-        </w:tc>
-        <w:tc>
-          <w:tcPr>
-            <w:tcW w:type="dxa" w:w="2160"/>
-          </w:tcPr>
-          <w:p>
-            <w:r>
-              <w:t>26</w:t>
-            </w:r>
-          </w:p>
-        </w:tc>
-        <w:tc>
-          <w:tcPr>
-            <w:tcW w:type="dxa" w:w="2160"/>
-          </w:tcPr>
-          <w:p>
-            <w:r>
-              <w:t>CHDM provisioner</w:t>
-            </w:r>
-          </w:p>
-        </w:tc>
-      </w:tr>
-      <w:tr>
-        <w:tc>
-          <w:tcPr>
-            <w:tcW w:type="dxa" w:w="2160"/>
-          </w:tcPr>
-          <w:p>
-            <w:r>
-              <w:t>`target_azure_automation_runbook_chdm_migrator`</w:t>
-            </w:r>
-          </w:p>
-        </w:tc>
-        <w:tc>
-          <w:tcPr>
-            <w:tcW w:type="dxa" w:w="2160"/>
-          </w:tcPr>
-          <w:p>
-            <w:r>
-              <w:t>1</w:t>
-            </w:r>
-          </w:p>
-        </w:tc>
-        <w:tc>
-          <w:tcPr>
-            <w:tcW w:type="dxa" w:w="2160"/>
-          </w:tcPr>
-          <w:p>
-            <w:r>
-              <w:t>28</w:t>
-            </w:r>
-          </w:p>
-        </w:tc>
-        <w:tc>
-          <w:tcPr>
-            <w:tcW w:type="dxa" w:w="2160"/>
-          </w:tcPr>
-          <w:p>
-            <w:r>
-              <w:t>CHDM migrator</w:t>
-            </w:r>
-          </w:p>
-        </w:tc>
-      </w:tr>
-      <w:tr>
-        <w:tc>
-          <w:tcPr>
-            <w:tcW w:type="dxa" w:w="2160"/>
-          </w:tcPr>
-          <w:p>
-            <w:r>
-              <w:t>`target_azure_automation_runbook_chdm_deprovisioner`</w:t>
-            </w:r>
-          </w:p>
-        </w:tc>
-        <w:tc>
-          <w:tcPr>
-            <w:tcW w:type="dxa" w:w="2160"/>
-          </w:tcPr>
-          <w:p>
-            <w:r>
-              <w:t>1</w:t>
-            </w:r>
-          </w:p>
-        </w:tc>
-        <w:tc>
-          <w:tcPr>
-            <w:tcW w:type="dxa" w:w="2160"/>
-          </w:tcPr>
-          <w:p>
-            <w:r>
-              <w:t>26</w:t>
-            </w:r>
-          </w:p>
-        </w:tc>
-        <w:tc>
-          <w:tcPr>
-            <w:tcW w:type="dxa" w:w="2160"/>
-          </w:tcPr>
-          <w:p>
-            <w:r>
-              <w:t>CHDM deprovisioner</w:t>
-            </w:r>
-          </w:p>
-        </w:tc>
-      </w:tr>
-    </w:tbl>
-    <w:p/>
-    <w:p>
-      <w:r>
-        <w:t>Each runbook is **its own server** (published script + Automation variables).</w:t>
+        <w:t xml:space="preserve">Local FindCare and HF FindCare are related products and </w:t>
+      </w:r>
+      <w:r>
+        <w:rPr>
+          <w:b/>
+        </w:rPr>
+        <w:t>distinct servers</w:t>
+      </w:r>
+      <w:r>
+        <w:t>. Each has its own row and its own minimum file list.</w:t>
       </w:r>
     </w:p>
     <w:p>
@@ -2165,510 +2911,45 @@
         <w:pStyle w:val="Heading3"/>
       </w:pPr>
       <w:r>
-        <w:t>2.4 Local plane — complete target catalog (current + gaps)</w:t>
+        <w:t>5.3 DevOps target</w:t>
       </w:r>
     </w:p>
     <w:p>
       <w:r>
-        <w:t>Local targets use `env_binding: local` in v1 schema — **misleading name**; they belong to the **local plane**, not to “environment tier” in the promoted sense.</w:t>
-      </w:r>
-    </w:p>
-    <w:tbl>
-      <w:tblPr>
-        <w:tblStyle w:val="TableGrid"/>
-        <w:tblW w:type="auto" w:w="0"/>
-        <w:tblLook w:firstColumn="1" w:firstRow="1" w:lastColumn="0" w:lastRow="0" w:noHBand="0" w:noVBand="1" w:val="04A0"/>
-      </w:tblPr>
-      <w:tblGrid>
-        <w:gridCol w:w="1728"/>
-        <w:gridCol w:w="1728"/>
-        <w:gridCol w:w="1728"/>
-        <w:gridCol w:w="1728"/>
-        <w:gridCol w:w="1728"/>
-      </w:tblGrid>
-      <w:tr>
-        <w:tc>
-          <w:tcPr>
-            <w:tcW w:type="dxa" w:w="1728"/>
-          </w:tcPr>
-          <w:p>
-            <w:r>
-              <w:t>target_id</w:t>
-            </w:r>
-          </w:p>
-        </w:tc>
-        <w:tc>
-          <w:tcPr>
-            <w:tcW w:type="dxa" w:w="1728"/>
-          </w:tcPr>
-          <w:p>
-            <w:r>
-              <w:t>files[]</w:t>
-            </w:r>
-          </w:p>
-        </w:tc>
-        <w:tc>
-          <w:tcPr>
-            <w:tcW w:type="dxa" w:w="1728"/>
-          </w:tcPr>
-          <w:p>
-            <w:r>
-              <w:t>secrets</w:t>
-            </w:r>
-          </w:p>
-        </w:tc>
-        <w:tc>
-          <w:tcPr>
-            <w:tcW w:type="dxa" w:w="1728"/>
-          </w:tcPr>
-          <w:p>
-            <w:r>
-              <w:t>vars</w:t>
-            </w:r>
-          </w:p>
-        </w:tc>
-        <w:tc>
-          <w:tcPr>
-            <w:tcW w:type="dxa" w:w="1728"/>
-          </w:tcPr>
-          <w:p>
-            <w:r>
-              <w:t>Role</w:t>
-            </w:r>
-          </w:p>
-        </w:tc>
-      </w:tr>
-      <w:tr>
-        <w:tc>
-          <w:tcPr>
-            <w:tcW w:type="dxa" w:w="1728"/>
-          </w:tcPr>
-          <w:p>
-            <w:r>
-              <w:t>`target_docker_local_findcare`</w:t>
-            </w:r>
-          </w:p>
-        </w:tc>
-        <w:tc>
-          <w:tcPr>
-            <w:tcW w:type="dxa" w:w="1728"/>
-          </w:tcPr>
-          <w:p>
-            <w:r>
-              <w:t>168</w:t>
-            </w:r>
-          </w:p>
-        </w:tc>
-        <w:tc>
-          <w:tcPr>
-            <w:tcW w:type="dxa" w:w="1728"/>
-          </w:tcPr>
-          <w:p>
-            <w:r>
-              <w:t>13</w:t>
-            </w:r>
-          </w:p>
-        </w:tc>
-        <w:tc>
-          <w:tcPr>
-            <w:tcW w:type="dxa" w:w="1728"/>
-          </w:tcPr>
-          <w:p>
-            <w:r>
-              <w:t>9</w:t>
-            </w:r>
-          </w:p>
-        </w:tc>
-        <w:tc>
-          <w:tcPr>
-            <w:tcW w:type="dxa" w:w="1728"/>
-          </w:tcPr>
-          <w:p>
-            <w:r>
-              <w:t>Docker mirror of FindCare HF stack; port 7860</w:t>
-            </w:r>
-          </w:p>
-        </w:tc>
-      </w:tr>
-      <w:tr>
-        <w:tc>
-          <w:tcPr>
-            <w:tcW w:type="dxa" w:w="1728"/>
-          </w:tcPr>
-          <w:p>
-            <w:r>
-              <w:t>`target_docker_local_evaluatecare`</w:t>
-            </w:r>
-          </w:p>
-        </w:tc>
-        <w:tc>
-          <w:tcPr>
-            <w:tcW w:type="dxa" w:w="1728"/>
-          </w:tcPr>
-          <w:p>
-            <w:r>
-              <w:t>34</w:t>
-            </w:r>
-          </w:p>
-        </w:tc>
-        <w:tc>
-          <w:tcPr>
-            <w:tcW w:type="dxa" w:w="1728"/>
-          </w:tcPr>
-          <w:p>
-            <w:r>
-              <w:t>3</w:t>
-            </w:r>
-          </w:p>
-        </w:tc>
-        <w:tc>
-          <w:tcPr>
-            <w:tcW w:type="dxa" w:w="1728"/>
-          </w:tcPr>
-          <w:p>
-            <w:r>
-              <w:t>9</w:t>
-            </w:r>
-          </w:p>
-        </w:tc>
-        <w:tc>
-          <w:tcPr>
-            <w:tcW w:type="dxa" w:w="1728"/>
-          </w:tcPr>
-          <w:p>
-            <w:r>
-              <w:t>Docker mirror of EvaluateCare; port 8001</w:t>
-            </w:r>
-          </w:p>
-        </w:tc>
-      </w:tr>
-      <w:tr>
-        <w:tc>
-          <w:tcPr>
-            <w:tcW w:type="dxa" w:w="1728"/>
-          </w:tcPr>
-          <w:p>
-            <w:r>
-              <w:t>`target_docker_local_sharedservices`</w:t>
-            </w:r>
-          </w:p>
-        </w:tc>
-        <w:tc>
-          <w:tcPr>
-            <w:tcW w:type="dxa" w:w="1728"/>
-          </w:tcPr>
-          <w:p>
-            <w:r>
-              <w:t>71</w:t>
-            </w:r>
-          </w:p>
-        </w:tc>
-        <w:tc>
-          <w:tcPr>
-            <w:tcW w:type="dxa" w:w="1728"/>
-          </w:tcPr>
-          <w:p>
-            <w:r>
-              <w:t>9</w:t>
-            </w:r>
-          </w:p>
-        </w:tc>
-        <w:tc>
-          <w:tcPr>
-            <w:tcW w:type="dxa" w:w="1728"/>
-          </w:tcPr>
-          <w:p>
-            <w:r>
-              <w:t>9</w:t>
-            </w:r>
-          </w:p>
-        </w:tc>
-        <w:tc>
-          <w:tcPr>
-            <w:tcW w:type="dxa" w:w="1728"/>
-          </w:tcPr>
-          <w:p>
-            <w:r>
-              <w:t>Docker mirror of Shared Services; port 8002</w:t>
-            </w:r>
-          </w:p>
-        </w:tc>
-      </w:tr>
-      <w:tr>
-        <w:tc>
-          <w:tcPr>
-            <w:tcW w:type="dxa" w:w="1728"/>
-          </w:tcPr>
-          <w:p>
-            <w:r>
-              <w:t>`target_docker_local_website`</w:t>
-            </w:r>
-          </w:p>
-        </w:tc>
-        <w:tc>
-          <w:tcPr>
-            <w:tcW w:type="dxa" w:w="1728"/>
-          </w:tcPr>
-          <w:p>
-            <w:r>
-              <w:t>49</w:t>
-            </w:r>
-          </w:p>
-        </w:tc>
-        <w:tc>
-          <w:tcPr>
-            <w:tcW w:type="dxa" w:w="1728"/>
-          </w:tcPr>
-          <w:p>
-            <w:r>
-              <w:t>0</w:t>
-            </w:r>
-          </w:p>
-        </w:tc>
-        <w:tc>
-          <w:tcPr>
-            <w:tcW w:type="dxa" w:w="1728"/>
-          </w:tcPr>
-          <w:p>
-            <w:r>
-              <w:t>3</w:t>
-            </w:r>
-          </w:p>
-        </w:tc>
-        <w:tc>
-          <w:tcPr>
-            <w:tcW w:type="dxa" w:w="1728"/>
-          </w:tcPr>
-          <w:p>
-            <w:r>
-              <w:t>**Local web server** — Caddy/WebsiteWrapper on localhost:443</w:t>
-            </w:r>
-          </w:p>
-        </w:tc>
-      </w:tr>
-      <w:tr>
-        <w:tc>
-          <w:tcPr>
-            <w:tcW w:type="dxa" w:w="1728"/>
-          </w:tcPr>
-          <w:p>
-            <w:r>
-              <w:t>`target_host_local_deploy_tool`</w:t>
-            </w:r>
-          </w:p>
-        </w:tc>
-        <w:tc>
-          <w:tcPr>
-            <w:tcW w:type="dxa" w:w="1728"/>
-          </w:tcPr>
-          <w:p>
-            <w:r>
-              <w:t>21</w:t>
-            </w:r>
-          </w:p>
-        </w:tc>
-        <w:tc>
-          <w:tcPr>
-            <w:tcW w:type="dxa" w:w="1728"/>
-          </w:tcPr>
-          <w:p>
-            <w:r>
-              <w:t>14</w:t>
-            </w:r>
-          </w:p>
-        </w:tc>
-        <w:tc>
-          <w:tcPr>
-            <w:tcW w:type="dxa" w:w="1728"/>
-          </w:tcPr>
-          <w:p>
-            <w:r>
-              <w:t>0</w:t>
-            </w:r>
-          </w:p>
-        </w:tc>
-        <w:tc>
-          <w:tcPr>
-            <w:tcW w:type="dxa" w:w="1728"/>
-          </w:tcPr>
-          <w:p>
-            <w:r>
-              <w:t>Credentials used when deploy scripts call cloud APIs</w:t>
-            </w:r>
-          </w:p>
-        </w:tc>
-      </w:tr>
-      <w:tr>
-        <w:tc>
-          <w:tcPr>
-            <w:tcW w:type="dxa" w:w="1728"/>
-          </w:tcPr>
-          <w:p>
-            <w:r>
-              <w:t>`target_host_local_workstation`</w:t>
-            </w:r>
-          </w:p>
-        </w:tc>
-        <w:tc>
-          <w:tcPr>
-            <w:tcW w:type="dxa" w:w="1728"/>
-          </w:tcPr>
-          <w:p>
-            <w:r>
-              <w:t>479</w:t>
-            </w:r>
-          </w:p>
-        </w:tc>
-        <w:tc>
-          <w:tcPr>
-            <w:tcW w:type="dxa" w:w="1728"/>
-          </w:tcPr>
-          <w:p>
-            <w:r>
-              <w:t>18</w:t>
-            </w:r>
-          </w:p>
-        </w:tc>
-        <w:tc>
-          <w:tcPr>
-            <w:tcW w:type="dxa" w:w="1728"/>
-          </w:tcPr>
-          <w:p>
-            <w:r>
-              <w:t>2</w:t>
-            </w:r>
-          </w:p>
-        </w:tc>
-        <w:tc>
-          <w:tcPr>
-            <w:tcW w:type="dxa" w:w="1728"/>
-          </w:tcPr>
-          <w:p>
-            <w:r>
-              <w:t>**Incorrectly used** as bulk repo inventory — see 2.6</w:t>
-            </w:r>
-          </w:p>
-        </w:tc>
-      </w:tr>
-    </w:tbl>
-    <w:p/>
-    <w:p>
-      <w:r>
-        <w:t>**Missing targets (must be added in migration):**</w:t>
-      </w:r>
-    </w:p>
-    <w:tbl>
-      <w:tblPr>
-        <w:tblStyle w:val="TableGrid"/>
-        <w:tblW w:type="auto" w:w="0"/>
-        <w:tblLook w:firstColumn="1" w:firstRow="1" w:lastColumn="0" w:lastRow="0" w:noHBand="0" w:noVBand="1" w:val="04A0"/>
-      </w:tblPr>
-      <w:tblGrid>
-        <w:gridCol w:w="2880"/>
-        <w:gridCol w:w="2880"/>
-        <w:gridCol w:w="2880"/>
-      </w:tblGrid>
-      <w:tr>
-        <w:tc>
-          <w:tcPr>
-            <w:tcW w:type="dxa" w:w="2880"/>
-          </w:tcPr>
-          <w:p>
-            <w:r>
-              <w:t>Proposed target_id</w:t>
-            </w:r>
-          </w:p>
-        </w:tc>
-        <w:tc>
-          <w:tcPr>
-            <w:tcW w:type="dxa" w:w="2880"/>
-          </w:tcPr>
-          <w:p>
-            <w:r>
-              <w:t>Server</w:t>
-            </w:r>
-          </w:p>
-        </w:tc>
-        <w:tc>
-          <w:tcPr>
-            <w:tcW w:type="dxa" w:w="2880"/>
-          </w:tcPr>
-          <w:p>
-            <w:r>
-              <w:t>Evidence in repo</w:t>
-            </w:r>
-          </w:p>
-        </w:tc>
-      </w:tr>
-      <w:tr>
-        <w:tc>
-          <w:tcPr>
-            <w:tcW w:type="dxa" w:w="2880"/>
-          </w:tcPr>
-          <w:p>
-            <w:r>
-              <w:t>`target_docker_local_kafka`</w:t>
-            </w:r>
-          </w:p>
-        </w:tc>
-        <w:tc>
-          <w:tcPr>
-            <w:tcW w:type="dxa" w:w="2880"/>
-          </w:tcPr>
-          <w:p>
-            <w:r>
-              <w:t>Kafka broker container (`chathealthy-kafka`)</w:t>
-            </w:r>
-          </w:p>
-        </w:tc>
-        <w:tc>
-          <w:tcPr>
-            <w:tcW w:type="dxa" w:w="2880"/>
-          </w:tcPr>
-          <w:p>
-            <w:r>
-              <w:t>`architecture/Conversation-logPipeline/docker-compose.yml`; Rule-001 conversation log pipeline</w:t>
-            </w:r>
-          </w:p>
-        </w:tc>
-      </w:tr>
-      <w:tr>
-        <w:tc>
-          <w:tcPr>
-            <w:tcW w:type="dxa" w:w="2880"/>
-          </w:tcPr>
-          <w:p>
-            <w:r>
-              <w:t>`target_host_local_conversation_log_service`</w:t>
-            </w:r>
-          </w:p>
-        </w:tc>
-        <w:tc>
-          <w:tcPr>
-            <w:tcW w:type="dxa" w:w="2880"/>
-          </w:tcPr>
-          <w:p>
-            <w:r>
-              <w:t>Windows Service `ChatHealthyLogService`</w:t>
-            </w:r>
-          </w:p>
-        </w:tc>
-        <w:tc>
-          <w:tcPr>
-            <w:tcW w:type="dxa" w:w="2880"/>
-          </w:tcPr>
-          <w:p>
-            <w:r>
-              <w:t>`architecture/Conversation-logPipeline/Worker.cs` — starts Docker/Kafka, sidecar producer, consumer</w:t>
-            </w:r>
-          </w:p>
-        </w:tc>
-      </w:tr>
-    </w:tbl>
-    <w:p/>
-    <w:p>
-      <w:r>
-        <w:t>**Local web vs Cloudflare web:** `target_docker_local_website` serves the site from a **local build directory** with placeholder substitution via `build_chathealthy.py --env local`. `target_cloudflare_pages_website` uploads to Cloudflare from **git branch** at promote time. Different servers, different artifact sets, different deploy commands — same product surface, not the same target.</w:t>
+        <w:rPr>
+          <w:rFonts w:ascii="Consolas" w:hAnsi="Consolas"/>
+        </w:rPr>
+        <w:t>target_host_local_devops</w:t>
+      </w:r>
+      <w:r>
+        <w:t xml:space="preserve"> replaces the misnamed </w:t>
+      </w:r>
+      <w:r>
+        <w:rPr>
+          <w:rFonts w:ascii="Consolas" w:hAnsi="Consolas"/>
+        </w:rPr>
+        <w:t>target_host_local_workstation</w:t>
+      </w:r>
+      <w:r>
+        <w:t xml:space="preserve">. It is </w:t>
+      </w:r>
+      <w:r>
+        <w:rPr>
+          <w:b/>
+        </w:rPr>
+        <w:t>large by design</w:t>
+      </w:r>
+      <w:r>
+        <w:t xml:space="preserve">: all brain files, all design and architecture audit documents, the full test corpus and supporting data, hook enforcement, code-path proof, build/deploy/export scripts, and </w:t>
+      </w:r>
+      <w:r>
+        <w:rPr>
+          <w:rFonts w:ascii="Consolas" w:hAnsi="Consolas"/>
+        </w:rPr>
+        <w:t>deployment_architecture.json</w:t>
+      </w:r>
+      <w:r>
+        <w:t xml:space="preserve"> itself. None of this ships to cloud application targets. Together with all other targets, it completes inventory: every git path declared exactly once (except shared runtime artifacts).</w:t>
       </w:r>
     </w:p>
     <w:p>
@@ -2676,166 +2957,111 @@
         <w:pStyle w:val="Heading3"/>
       </w:pPr>
       <w:r>
-        <w:t>2.5 Build vs manifest (BUG-011 snapshot)</w:t>
+        <w:t>Automation</w:t>
       </w:r>
     </w:p>
     <w:p>
       <w:r>
-        <w:t>Staging today uses `huggingface_source_set` + `_copy_tree` for HF and mirrored local Docker builds. Compared to code-path proof for FindCare HF:</w:t>
+        <w:rPr>
+          <w:rFonts w:ascii="Consolas" w:hAnsi="Consolas"/>
+        </w:rPr>
+        <w:t>target_host_local_devops</w:t>
+      </w:r>
+      <w:r>
+        <w:t xml:space="preserve"> is where governance hooks and engineering-rules enforcement run. Application targets list only what deploy literally copies into a running server—which excludes governance JSON on Hugging Face today except the small runtime brain subset.</w:t>
       </w:r>
     </w:p>
-    <w:tbl>
-      <w:tblPr>
-        <w:tblStyle w:val="TableGrid"/>
-        <w:tblW w:type="auto" w:w="0"/>
-        <w:tblLook w:firstColumn="1" w:firstRow="1" w:lastColumn="0" w:lastRow="0" w:noHBand="0" w:noVBand="1" w:val="04A0"/>
-      </w:tblPr>
-      <w:tblGrid>
-        <w:gridCol w:w="4320"/>
-        <w:gridCol w:w="4320"/>
-      </w:tblGrid>
-      <w:tr>
-        <w:tc>
-          <w:tcPr>
-            <w:tcW w:type="dxa" w:w="4320"/>
-          </w:tcPr>
-          <w:p>
-            <w:r>
-              <w:t>Metric</w:t>
-            </w:r>
-          </w:p>
-        </w:tc>
-        <w:tc>
-          <w:tcPr>
-            <w:tcW w:type="dxa" w:w="4320"/>
-          </w:tcPr>
-          <w:p>
-            <w:r>
-              <w:t>Value</w:t>
-            </w:r>
-          </w:p>
-        </w:tc>
-      </w:tr>
-      <w:tr>
-        <w:tc>
-          <w:tcPr>
-            <w:tcW w:type="dxa" w:w="4320"/>
-          </w:tcPr>
-          <w:p>
-            <w:r>
-              <w:t>Manifest `files[]` rows</w:t>
-            </w:r>
-          </w:p>
-        </w:tc>
-        <w:tc>
-          <w:tcPr>
-            <w:tcW w:type="dxa" w:w="4320"/>
-          </w:tcPr>
-          <w:p>
-            <w:r>
-              <w:t>167</w:t>
-            </w:r>
-          </w:p>
-        </w:tc>
-      </w:tr>
-      <w:tr>
-        <w:tc>
-          <w:tcPr>
-            <w:tcW w:type="dxa" w:w="4320"/>
-          </w:tcPr>
-          <w:p>
-            <w:r>
-              <w:t>Proven runtime/deploy files</w:t>
-            </w:r>
-          </w:p>
-        </w:tc>
-        <w:tc>
-          <w:tcPr>
-            <w:tcW w:type="dxa" w:w="4320"/>
-          </w:tcPr>
-          <w:p>
-            <w:r>
-              <w:t>167</w:t>
-            </w:r>
-          </w:p>
-        </w:tc>
-      </w:tr>
-      <w:tr>
-        <w:tc>
-          <w:tcPr>
-            <w:tcW w:type="dxa" w:w="4320"/>
-          </w:tcPr>
-          <w:p>
-            <w:r>
-              <w:t>Bytes `copy_tree` would ship</w:t>
-            </w:r>
-          </w:p>
-        </w:tc>
-        <w:tc>
-          <w:tcPr>
-            <w:tcW w:type="dxa" w:w="4320"/>
-          </w:tcPr>
-          <w:p>
-            <w:r>
-              <w:t>~107</w:t>
-            </w:r>
-          </w:p>
-        </w:tc>
-      </w:tr>
-      <w:tr>
-        <w:tc>
-          <w:tcPr>
-            <w:tcW w:type="dxa" w:w="4320"/>
-          </w:tcPr>
-          <w:p>
-            <w:r>
-              <w:t>**Bloat** (copied but must not ship)</w:t>
-            </w:r>
-          </w:p>
-        </w:tc>
-        <w:tc>
-          <w:tcPr>
-            <w:tcW w:type="dxa" w:w="4320"/>
-          </w:tcPr>
-          <w:p>
-            <w:r>
-              <w:t>~17 governance/brain JSON paths</w:t>
-            </w:r>
-          </w:p>
-        </w:tc>
-      </w:tr>
-      <w:tr>
-        <w:tc>
-          <w:tcPr>
-            <w:tcW w:type="dxa" w:w="4320"/>
-          </w:tcPr>
-          <w:p>
-            <w:r>
-              <w:t>**Gap** (in manifest, not copied today)</w:t>
-            </w:r>
-          </w:p>
-        </w:tc>
-        <w:tc>
-          <w:tcPr>
-            <w:tcW w:type="dxa" w:w="4320"/>
-          </w:tcPr>
-          <w:p>
-            <w:r>
-              <w:t>~77 (mostly backend tests)</w:t>
-            </w:r>
-          </w:p>
-        </w:tc>
-      </w:tr>
-    </w:tbl>
     <w:p/>
     <w:p>
-      <w:r>
-        <w:t>EvaluateCare and Shared Services have smaller gaps (~7 files each). Website promoted target aligns with copy path.</w:t>
+      <w:pPr>
+        <w:pStyle w:val="Heading2"/>
+      </w:pPr>
+      <w:r>
+        <w:t>Chapter 6 — Promote</w:t>
       </w:r>
     </w:p>
     <w:p>
       <w:r>
-        <w:t>**Interpretation:** The manifest assignment pass improved **inventory**; **build** still ignores it as the sole staging driver.</w:t>
+        <w:t>Promote advances substrate between environments without rebuilding.</w:t>
+      </w:r>
+    </w:p>
+    <w:p>
+      <w:r>
+        <w:rPr>
+          <w:b/>
+        </w:rPr>
+        <w:t>local → dev</w:t>
+      </w:r>
+      <w:r>
+        <w:t xml:space="preserve"> — Stage all modified and untracked files, commit with a generated message, push to dev. This is how uncommitted local work becomes the dev branch truth.</w:t>
+      </w:r>
+    </w:p>
+    <w:p>
+      <w:r>
+        <w:rPr>
+          <w:b/>
+        </w:rPr>
+        <w:t>dev → qa</w:t>
+      </w:r>
+      <w:r>
+        <w:t xml:space="preserve"> — Reset qa to dev tip and force-with-lease push.</w:t>
+      </w:r>
+    </w:p>
+    <w:p>
+      <w:r>
+        <w:rPr>
+          <w:b/>
+        </w:rPr>
+        <w:t>qa → prod</w:t>
+      </w:r>
+      <w:r>
+        <w:t xml:space="preserve"> — Reset main to qa tip and force-with-lease push.</w:t>
+      </w:r>
+    </w:p>
+    <w:p>
+      <w:r>
+        <w:t xml:space="preserve">Promote treats the </w:t>
+      </w:r>
+      <w:r>
+        <w:rPr>
+          <w:b/>
+        </w:rPr>
+        <w:t>whole non-gitignored project</w:t>
+      </w:r>
+      <w:r>
+        <w:t xml:space="preserve"> as the unit of version. It does not read per-target </w:t>
+      </w:r>
+      <w:r>
+        <w:rPr>
+          <w:rFonts w:ascii="Consolas" w:hAnsi="Consolas"/>
+        </w:rPr>
+        <w:t>files[]</w:t>
+      </w:r>
+      <w:r>
+        <w:t xml:space="preserve"> for staging; git carries everything allowed in the tree. DevOps and application code move together; </w:t>
+      </w:r>
+      <w:r>
+        <w:rPr>
+          <w:rFonts w:ascii="Consolas" w:hAnsi="Consolas"/>
+        </w:rPr>
+        <w:t>deployment_architecture.json</w:t>
+      </w:r>
+      <w:r>
+        <w:t xml:space="preserve"> defines what Build and Deploy </w:t>
+      </w:r>
+      <w:r>
+        <w:rPr>
+          <w:b/>
+        </w:rPr>
+        <w:t>select</w:t>
+      </w:r>
+      <w:r>
+        <w:t xml:space="preserve"> per target afterward.</w:t>
+      </w:r>
+    </w:p>
+    <w:p>
+      <w:r>
+        <w:t>There is no hotfix/break-fix promote path documented today.</w:t>
       </w:r>
     </w:p>
     <w:p>
@@ -2843,178 +3069,177 @@
         <w:pStyle w:val="Heading3"/>
       </w:pPr>
       <w:r>
-        <w:t>2.6 Schema flaws (v1)</w:t>
+        <w:t>Automation</w:t>
       </w:r>
     </w:p>
-    <w:tbl>
-      <w:tblPr>
-        <w:tblStyle w:val="TableGrid"/>
-        <w:tblW w:type="auto" w:w="0"/>
-        <w:tblLook w:firstColumn="1" w:firstRow="1" w:lastColumn="0" w:lastRow="0" w:noHBand="0" w:noVBand="1" w:val="04A0"/>
-      </w:tblPr>
-      <w:tblGrid>
-        <w:gridCol w:w="4320"/>
-        <w:gridCol w:w="4320"/>
-      </w:tblGrid>
-      <w:tr>
-        <w:tc>
-          <w:tcPr>
-            <w:tcW w:type="dxa" w:w="4320"/>
-          </w:tcPr>
-          <w:p>
-            <w:r>
-              <w:t>v1 construct</w:t>
-            </w:r>
-          </w:p>
-        </w:tc>
-        <w:tc>
-          <w:tcPr>
-            <w:tcW w:type="dxa" w:w="4320"/>
-          </w:tcPr>
-          <w:p>
-            <w:r>
-              <w:t>Why it is a problem</w:t>
-            </w:r>
-          </w:p>
-        </w:tc>
-      </w:tr>
-      <w:tr>
-        <w:tc>
-          <w:tcPr>
-            <w:tcW w:type="dxa" w:w="4320"/>
-          </w:tcPr>
-          <w:p>
-            <w:r>
-              <w:t>`huggingface_source_set`</w:t>
-            </w:r>
-          </w:p>
-        </w:tc>
-        <w:tc>
-          <w:tcPr>
-            <w:tcW w:type="dxa" w:w="4320"/>
-          </w:tcPr>
-          <w:p>
-            <w:r>
-              <w:t>Second ship mechanism; platform-named; contradicts “files[] only”</w:t>
-            </w:r>
-          </w:p>
-        </w:tc>
-      </w:tr>
-      <w:tr>
-        <w:tc>
-          <w:tcPr>
-            <w:tcW w:type="dxa" w:w="4320"/>
-          </w:tcPr>
-          <w:p>
-            <w:r>
-              <w:t>`environments[].huggingface_space` / `cloudflare_pages` / `azure`</w:t>
-            </w:r>
-          </w:p>
-        </w:tc>
-        <w:tc>
-          <w:tcPr>
-            <w:tcW w:type="dxa" w:w="4320"/>
-          </w:tcPr>
-          <w:p>
-            <w:r>
-              <w:t>Platform-shaped blocks instead of neutral bindings</w:t>
-            </w:r>
-          </w:p>
-        </w:tc>
-      </w:tr>
-      <w:tr>
-        <w:tc>
-          <w:tcPr>
-            <w:tcW w:type="dxa" w:w="4320"/>
-          </w:tcPr>
-          <w:p>
-            <w:r>
-              <w:t>`secrets` values `hf_space_secret`, `cloudflare_env`, …</w:t>
-            </w:r>
-          </w:p>
-        </w:tc>
-        <w:tc>
-          <w:tcPr>
-            <w:tcW w:type="dxa" w:w="4320"/>
-          </w:tcPr>
-          <w:p>
-            <w:r>
-              <w:t>Store names tied to vendors</w:t>
-            </w:r>
-          </w:p>
-        </w:tc>
-      </w:tr>
-      <w:tr>
-        <w:tc>
-          <w:tcPr>
-            <w:tcW w:type="dxa" w:w="4320"/>
-          </w:tcPr>
-          <w:p>
-            <w:r>
-              <w:t>`target_kind: hf_space`</w:t>
-            </w:r>
-          </w:p>
-        </w:tc>
-        <w:tc>
-          <w:tcPr>
-            <w:tcW w:type="dxa" w:w="4320"/>
-          </w:tcPr>
-          <w:p>
-            <w:r>
-              <w:t>Platform in taxonomy</w:t>
-            </w:r>
-          </w:p>
-        </w:tc>
-      </w:tr>
-      <w:tr>
-        <w:tc>
-          <w:tcPr>
-            <w:tcW w:type="dxa" w:w="4320"/>
-          </w:tcPr>
-          <w:p>
-            <w:r>
-              <w:t>`entitlements[]` mixed into target</w:t>
-            </w:r>
-          </w:p>
-        </w:tc>
-        <w:tc>
-          <w:tcPr>
-            <w:tcW w:type="dxa" w:w="4320"/>
-          </w:tcPr>
-          <w:p>
-            <w:r>
-              <w:t>Fourth concern (RBAC, memberships) blended with deploy artifacts</w:t>
-            </w:r>
-          </w:p>
-        </w:tc>
-      </w:tr>
-      <w:tr>
-        <w:tc>
-          <w:tcPr>
-            <w:tcW w:type="dxa" w:w="4320"/>
-          </w:tcPr>
-          <w:p>
-            <w:r>
-              <w:t>`env_binding: local` on same schema as dev/qa/prod</w:t>
-            </w:r>
-          </w:p>
-        </w:tc>
-        <w:tc>
-          <w:tcPr>
-            <w:tcW w:type="dxa" w:w="4320"/>
-          </w:tcPr>
-          <w:p>
-            <w:r>
-              <w:t>Blurs **local plane** with **environment tier**</w:t>
-            </w:r>
-          </w:p>
-        </w:tc>
-      </w:tr>
-    </w:tbl>
+    <w:p>
+      <w:r>
+        <w:t>Promote commits pass normal pre-commit and post-commit hooks (Rule-008, Rule-065, etc.). Promote is the only supported path between environment branches (INV-5 in the build/deploy/promote contract referenced from code comments).</w:t>
+      </w:r>
+    </w:p>
     <w:p/>
     <w:p>
-      <w:r>
-        <w:t>The schema does not reflect “an array of servers with files, secrets, and variables.” It reflects today’s tooling names.</w:t>
+      <w:pPr>
+        <w:pStyle w:val="Heading2"/>
+      </w:pPr>
+      <w:r>
+        <w:t>Chapter 7 — Build</w:t>
+      </w:r>
+    </w:p>
+    <w:p>
+      <w:r>
+        <w:t>Build’s job is extraction, not platform placement.</w:t>
+      </w:r>
+    </w:p>
+    <w:p>
+      <w:r>
+        <w:t>For each target, Build:</w:t>
+      </w:r>
+    </w:p>
+    <w:p>
+      <w:pPr>
+        <w:pStyle w:val="ListNumber"/>
+      </w:pPr>
+      <w:r>
+        <w:t xml:space="preserve">1. </w:t>
+      </w:r>
+      <w:r>
+        <w:t xml:space="preserve">Runs Crosswalk against </w:t>
+      </w:r>
+      <w:r>
+        <w:rPr>
+          <w:rFonts w:ascii="Consolas" w:hAnsi="Consolas"/>
+        </w:rPr>
+        <w:t>deployment_architecture.json</w:t>
+      </w:r>
+      <w:r>
+        <w:t>.</w:t>
+      </w:r>
+    </w:p>
+    <w:p>
+      <w:pPr>
+        <w:pStyle w:val="ListNumber"/>
+      </w:pPr>
+      <w:r>
+        <w:t xml:space="preserve">2. </w:t>
+      </w:r>
+      <w:r>
+        <w:t xml:space="preserve">Stages only paths declared for that target (target state: strictly from </w:t>
+      </w:r>
+      <w:r>
+        <w:rPr>
+          <w:rFonts w:ascii="Consolas" w:hAnsi="Consolas"/>
+        </w:rPr>
+        <w:t>files[]</w:t>
+      </w:r>
+      <w:r>
+        <w:t>; today still partially from legacy source-set copy—</w:t>
+      </w:r>
+      <w:r>
+        <w:rPr>
+          <w:b/>
+        </w:rPr>
+        <w:t>BUG-011</w:t>
+      </w:r>
+      <w:r>
+        <w:t>).</w:t>
+      </w:r>
+    </w:p>
+    <w:p>
+      <w:pPr>
+        <w:pStyle w:val="ListNumber"/>
+      </w:pPr>
+      <w:r>
+        <w:t xml:space="preserve">3. </w:t>
+      </w:r>
+      <w:r>
+        <w:t>Applies variable-driven byte transforms where the artifact requires them (for example peer URLs in static HTML).</w:t>
+      </w:r>
+    </w:p>
+    <w:p>
+      <w:pPr>
+        <w:pStyle w:val="ListNumber"/>
+      </w:pPr>
+      <w:r>
+        <w:t xml:space="preserve">4. </w:t>
+      </w:r>
+      <w:r>
+        <w:t xml:space="preserve">Writes </w:t>
+      </w:r>
+      <w:r>
+        <w:rPr>
+          <w:rFonts w:ascii="Consolas" w:hAnsi="Consolas"/>
+        </w:rPr>
+        <w:t>localBuild/&lt;target_id&gt;/manifest.json</w:t>
+      </w:r>
+      <w:r>
+        <w:t xml:space="preserve"> with build number, git SHA, env, and lean file list (no secret values).</w:t>
+      </w:r>
+    </w:p>
+    <w:p>
+      <w:pPr>
+        <w:pStyle w:val="ListNumber"/>
+      </w:pPr>
+      <w:r>
+        <w:t xml:space="preserve">5. </w:t>
+      </w:r>
+      <w:r>
+        <w:t xml:space="preserve">For Python targets, omits </w:t>
+      </w:r>
+      <w:r>
+        <w:rPr>
+          <w:rFonts w:ascii="Consolas" w:hAnsi="Consolas"/>
+        </w:rPr>
+        <w:t>__pycache__</w:t>
+      </w:r>
+      <w:r>
+        <w:t xml:space="preserve"> from the working tree over time and compiles bytecode into the package only when the target needs it.</w:t>
+      </w:r>
+    </w:p>
+    <w:p>
+      <w:r>
+        <w:t xml:space="preserve">Build does </w:t>
+      </w:r>
+      <w:r>
+        <w:rPr>
+          <w:b/>
+        </w:rPr>
+        <w:t>not</w:t>
+      </w:r>
+      <w:r>
+        <w:t xml:space="preserve"> need platform API credentials. It needs to know </w:t>
+      </w:r>
+      <w:r>
+        <w:rPr>
+          <w:b/>
+        </w:rPr>
+        <w:t>artifact shape</w:t>
+      </w:r>
+      <w:r>
+        <w:t xml:space="preserve"> (what a Cloudflare tree, HF docker context, or Azure zip must look like). Target state moves that shape toward declarative rules in JSON; until then, thin target-kind handlers remain, but they stage—they do not deploy.</w:t>
+      </w:r>
+    </w:p>
+    <w:p>
+      <w:r>
+        <w:t xml:space="preserve">Cloud Build output today: staged file trees and zips under </w:t>
+      </w:r>
+      <w:r>
+        <w:rPr>
+          <w:rFonts w:ascii="Consolas" w:hAnsi="Consolas"/>
+        </w:rPr>
+        <w:t>localBuild/</w:t>
+      </w:r>
+      <w:r>
+        <w:t xml:space="preserve">, not pre-pushed Docker images. Docker images are built during </w:t>
+      </w:r>
+      <w:r>
+        <w:rPr>
+          <w:b/>
+        </w:rPr>
+        <w:t>Deploy</w:t>
+      </w:r>
+      <w:r>
+        <w:t xml:space="preserve"> from that context.</w:t>
       </w:r>
     </w:p>
     <w:p>
@@ -3022,17 +3247,201 @@
         <w:pStyle w:val="Heading3"/>
       </w:pPr>
       <w:r>
-        <w:t>2.7 Workstation bloat and overlap (current debt)</w:t>
+        <w:t>Automation</w:t>
       </w:r>
     </w:p>
     <w:p>
       <w:r>
-        <w:t>`target_host_local_workstation` lists **479 files** including governance JSON, DevOps scripts, and architecture docs. Under the deploy-boundary rule, most of these **never deploy** — they are read locally. That target should not exist in target state as a file carrier.</w:t>
+        <w:rPr>
+          <w:rFonts w:ascii="Consolas" w:hAnsi="Consolas"/>
+        </w:rPr>
+        <w:t>build_chathealthy.py --env local|dev|qa|prod --target &lt;id&gt;</w:t>
+      </w:r>
+      <w:r>
+        <w:t xml:space="preserve">. Local does not bump </w:t>
+      </w:r>
+      <w:r>
+        <w:rPr>
+          <w:rFonts w:ascii="Consolas" w:hAnsi="Consolas"/>
+        </w:rPr>
+        <w:t>admin.Versions.build</w:t>
+      </w:r>
+      <w:r>
+        <w:t>; dev/qa/prod do. Crosswalk exit code zero is mandatory before staging.</w:t>
+      </w:r>
+    </w:p>
+    <w:p/>
+    <w:p>
+      <w:pPr>
+        <w:pStyle w:val="Heading2"/>
+      </w:pPr>
+      <w:r>
+        <w:t>Chapter 8 — Deploy</w:t>
       </w:r>
     </w:p>
     <w:p>
       <w:r>
-        <w:t>**Exclusive ownership** is not satisfied today: import-closure and mirror pairing cause paths to appear on multiple servers without a scrub pass. Migration must include a **partition step**: assign each deploy path to exactly one server.</w:t>
+        <w:t xml:space="preserve">Deploy owns secrets and placement (see </w:t>
+      </w:r>
+      <w:r>
+        <w:rPr>
+          <w:b/>
+        </w:rPr>
+        <w:t>§3.6 Secret propagation to runtime nodes</w:t>
+      </w:r>
+      <w:r>
+        <w:t>).</w:t>
+      </w:r>
+    </w:p>
+    <w:p>
+      <w:r>
+        <w:t>For each target, Deploy:</w:t>
+      </w:r>
+    </w:p>
+    <w:p>
+      <w:pPr>
+        <w:pStyle w:val="ListNumber"/>
+      </w:pPr>
+      <w:r>
+        <w:t xml:space="preserve">1. </w:t>
+      </w:r>
+      <w:r>
+        <w:t xml:space="preserve">Loads </w:t>
+      </w:r>
+      <w:r>
+        <w:rPr>
+          <w:rFonts w:ascii="Consolas" w:hAnsi="Consolas"/>
+        </w:rPr>
+        <w:t>localBuild/&lt;target_id&gt;/</w:t>
+      </w:r>
+      <w:r>
+        <w:t xml:space="preserve"> and validates staleness via </w:t>
+      </w:r>
+      <w:r>
+        <w:rPr>
+          <w:rFonts w:ascii="Consolas" w:hAnsi="Consolas"/>
+        </w:rPr>
+        <w:t>manifest.json</w:t>
+      </w:r>
+      <w:r>
+        <w:t>.</w:t>
+      </w:r>
+    </w:p>
+    <w:p>
+      <w:pPr>
+        <w:pStyle w:val="ListNumber"/>
+      </w:pPr>
+      <w:r>
+        <w:t xml:space="preserve">2. </w:t>
+      </w:r>
+      <w:r>
+        <w:t xml:space="preserve">Resolves each </w:t>
+      </w:r>
+      <w:r>
+        <w:rPr>
+          <w:rFonts w:ascii="Consolas" w:hAnsi="Consolas"/>
+        </w:rPr>
+        <w:t>secrets</w:t>
+      </w:r>
+      <w:r>
+        <w:t xml:space="preserve"> binding via </w:t>
+      </w:r>
+      <w:r>
+        <w:rPr>
+          <w:rFonts w:ascii="Consolas" w:hAnsi="Consolas"/>
+        </w:rPr>
+        <w:t>SecretsResolver</w:t>
+      </w:r>
+      <w:r>
+        <w:t xml:space="preserve"> (or target-specific handlers for </w:t>
+      </w:r>
+      <w:r>
+        <w:rPr>
+          <w:rFonts w:ascii="Consolas" w:hAnsi="Consolas"/>
+        </w:rPr>
+        <w:t>azure_automation_webhook</w:t>
+      </w:r>
+      <w:r>
+        <w:t xml:space="preserve"> and deploy-computed </w:t>
+      </w:r>
+      <w:r>
+        <w:rPr>
+          <w:rFonts w:ascii="Consolas" w:hAnsi="Consolas"/>
+        </w:rPr>
+        <w:t>variables</w:t>
+      </w:r>
+      <w:r>
+        <w:t xml:space="preserve">), then </w:t>
+      </w:r>
+      <w:r>
+        <w:rPr>
+          <w:b/>
+        </w:rPr>
+        <w:t>writes</w:t>
+      </w:r>
+      <w:r>
+        <w:t xml:space="preserve"> values to the runtime node's native configuration surface (FA app settings, ACA secret store, HF/Cloudflare APIs, Automation Variables, local Docker env).</w:t>
+      </w:r>
+    </w:p>
+    <w:p>
+      <w:pPr>
+        <w:pStyle w:val="ListNumber"/>
+      </w:pPr>
+      <w:r>
+        <w:t xml:space="preserve">3. </w:t>
+      </w:r>
+      <w:r>
+        <w:t xml:space="preserve">Dispatches by </w:t>
+      </w:r>
+      <w:r>
+        <w:rPr>
+          <w:rFonts w:ascii="Consolas" w:hAnsi="Consolas"/>
+        </w:rPr>
+        <w:t>target_kind</w:t>
+      </w:r>
+      <w:r>
+        <w:t>: Cloudflare Wrangler, HF docker build/push and Space update, Azure function deploy, ACA image revision, automation runbook publish, local Docker and host services.</w:t>
+      </w:r>
+    </w:p>
+    <w:p>
+      <w:pPr>
+        <w:pStyle w:val="ListNumber"/>
+      </w:pPr>
+      <w:r>
+        <w:t xml:space="preserve">4. </w:t>
+      </w:r>
+      <w:r>
+        <w:t>Runs smoke policy where defined.</w:t>
+      </w:r>
+    </w:p>
+    <w:p>
+      <w:r>
+        <w:t xml:space="preserve">Deploy understands endpoints from environment bindings in </w:t>
+      </w:r>
+      <w:r>
+        <w:rPr>
+          <w:rFonts w:ascii="Consolas" w:hAnsi="Consolas"/>
+        </w:rPr>
+        <w:t>deployment_architecture.json</w:t>
+      </w:r>
+      <w:r>
+        <w:t xml:space="preserve"> (Space names, Pages projects, Function App resources). That intimacy lives here—not in Build.</w:t>
+      </w:r>
+    </w:p>
+    <w:p>
+      <w:r>
+        <w:rPr>
+          <w:b/>
+        </w:rPr>
+        <w:t>Incremental deploy rule:</w:t>
+      </w:r>
+      <w:r>
+        <w:t xml:space="preserve"> shipping a new build package must not require the operator workstation to hold a complete copy of every cloud secret. After initial provision, the runtime node's store is authoritative; Deploy updates code and only touches secrets that are new, rotated, or deploy-computed.</w:t>
+      </w:r>
+    </w:p>
+    <w:p>
+      <w:r>
+        <w:t>Local deploy reads local-plane targets for container names, ports, and Dockerfiles; promoted deploy must not treat local as an environment tier on cloud records.</w:t>
       </w:r>
     </w:p>
     <w:p>
@@ -3040,30 +3449,199 @@
         <w:pStyle w:val="Heading3"/>
       </w:pPr>
       <w:r>
-        <w:t>2.8 Tests and the manifest</w:t>
+        <w:t>Automation</w:t>
       </w:r>
     </w:p>
     <w:p>
       <w:r>
-        <w:t>The manifest has **no test taxonomy**. A `.py` test file belongs on a target **only if** deploy copies it into that server’s runtime (e.g. baked into a Docker image). Otherwise it stays **off** all targets — it remains ordinary git content on the operator machine.</w:t>
+        <w:rPr>
+          <w:rFonts w:ascii="Consolas" w:hAnsi="Consolas"/>
+        </w:rPr>
+        <w:t>deploy_chathealthy.py --env local|dev|qa|prod --target &lt;id&gt;</w:t>
+      </w:r>
+      <w:r>
+        <w:t>. Cloud deploy must gain an explicit Crosswalk gate before push (migration epic). Secret retrieval actions are documented per fact row in the workbook (</w:t>
+      </w:r>
+      <w:r>
+        <w:rPr>
+          <w:rFonts w:ascii="Consolas" w:hAnsi="Consolas"/>
+        </w:rPr>
+        <w:t>retrieval_store</w:t>
+      </w:r>
+      <w:r>
+        <w:t xml:space="preserve">, </w:t>
+      </w:r>
+      <w:r>
+        <w:rPr>
+          <w:rFonts w:ascii="Consolas" w:hAnsi="Consolas"/>
+        </w:rPr>
+        <w:t>retrieval_action</w:t>
+      </w:r>
+      <w:r>
+        <w:t xml:space="preserve"> columns).</w:t>
       </w:r>
     </w:p>
-    <w:p>
-      <w:r>
-        <w:t>FindCare HF manifest currently lists many backend test paths that **do not** ship via `copy_tree` today and **do not** run in production HF Spaces. Migration recommendation: **remove from HF target**, keep off all targets unless local Docker intentionally ships them.</w:t>
-      </w:r>
-    </w:p>
-    <w:p>
-      <w:r>
-        <w:t>---</w:t>
-      </w:r>
-    </w:p>
+    <w:p/>
     <w:p>
       <w:pPr>
         <w:pStyle w:val="Heading2"/>
       </w:pPr>
       <w:r>
-        <w:t>Chapter 3 — Target state</w:t>
+        <w:t>Chapter 9 — Current state (honest)</w:t>
+      </w:r>
+    </w:p>
+    <w:p>
+      <w:r>
+        <w:rPr>
+          <w:b/>
+        </w:rPr>
+        <w:t>Inventory and build fidelity.</w:t>
+      </w:r>
+      <w:r>
+        <w:t xml:space="preserve"> FindCare Hugging Face lists 167 files in JSON; legacy copy rules stage a different set. Seventeen governance paths would ship that should not; dozens of listed paths would not ship via copy. That is </w:t>
+      </w:r>
+      <w:r>
+        <w:rPr>
+          <w:b/>
+        </w:rPr>
+        <w:t>BUG-011</w:t>
+      </w:r>
+      <w:r>
+        <w:t>, an implementation bug.</w:t>
+      </w:r>
+    </w:p>
+    <w:p>
+      <w:r>
+        <w:rPr>
+          <w:b/>
+        </w:rPr>
+        <w:t>Schema.</w:t>
+      </w:r>
+      <w:r>
+        <w:t xml:space="preserve"> Vendor names in field names; shape does not match the neutral target model.</w:t>
+      </w:r>
+    </w:p>
+    <w:p>
+      <w:r>
+        <w:rPr>
+          <w:b/>
+        </w:rPr>
+        <w:t>Secret propagation.</w:t>
+      </w:r>
+      <w:r>
+        <w:t xml:space="preserve"> Manifest schema and backlog (REQ-T-037/T-038) define per-target </w:t>
+      </w:r>
+      <w:r>
+        <w:rPr>
+          <w:rFonts w:ascii="Consolas" w:hAnsi="Consolas"/>
+        </w:rPr>
+        <w:t>secrets</w:t>
+      </w:r>
+      <w:r>
+        <w:t xml:space="preserve"> → </w:t>
+      </w:r>
+      <w:r>
+        <w:rPr>
+          <w:rFonts w:ascii="Consolas" w:hAnsi="Consolas"/>
+        </w:rPr>
+        <w:t>store_id</w:t>
+      </w:r>
+      <w:r>
+        <w:t xml:space="preserve"> bindings and forbid values in build packages. Implementation still overuses </w:t>
+      </w:r>
+      <w:r>
+        <w:rPr>
+          <w:rFonts w:ascii="Consolas" w:hAnsi="Consolas"/>
+        </w:rPr>
+        <w:t>local_env</w:t>
+      </w:r>
+      <w:r>
+        <w:t xml:space="preserve"> on cloud pipeline targets and does not implement </w:t>
+      </w:r>
+      <w:r>
+        <w:rPr>
+          <w:rFonts w:ascii="Consolas" w:hAnsi="Consolas"/>
+        </w:rPr>
+        <w:t>azure_function_app_setting</w:t>
+      </w:r>
+      <w:r>
+        <w:t xml:space="preserve"> / incremental ACA deploy (§3.6.5). Pipeline ACA deploy incorrectly requires a full operator </w:t>
+      </w:r>
+      <w:r>
+        <w:rPr>
+          <w:rFonts w:ascii="Consolas" w:hAnsi="Consolas"/>
+        </w:rPr>
+        <w:t>Code/.env</w:t>
+      </w:r>
+      <w:r>
+        <w:t xml:space="preserve"> on every run.</w:t>
+      </w:r>
+    </w:p>
+    <w:p>
+      <w:r>
+        <w:rPr>
+          <w:b/>
+        </w:rPr>
+        <w:t>DevOps target.</w:t>
+      </w:r>
+      <w:r>
+        <w:t xml:space="preserve"> </w:t>
+      </w:r>
+      <w:r>
+        <w:rPr>
+          <w:rFonts w:ascii="Consolas" w:hAnsi="Consolas"/>
+        </w:rPr>
+        <w:t>target_host_local_workstation</w:t>
+      </w:r>
+      <w:r>
+        <w:t xml:space="preserve"> misnames a large correct inventory and bleeds into application target thinking.</w:t>
+      </w:r>
+    </w:p>
+    <w:p>
+      <w:r>
+        <w:rPr>
+          <w:b/>
+        </w:rPr>
+        <w:t>Metadata.</w:t>
+      </w:r>
+      <w:r>
+        <w:t xml:space="preserve"> No systemic file-level tags; feature ownership cannot be enforced in code.</w:t>
+      </w:r>
+    </w:p>
+    <w:p>
+      <w:r>
+        <w:rPr>
+          <w:b/>
+        </w:rPr>
+        <w:t>Azure Automation.</w:t>
+      </w:r>
+      <w:r>
+        <w:t xml:space="preserve"> Six runbook targets over-model one Azure Automation account component.</w:t>
+      </w:r>
+    </w:p>
+    <w:p>
+      <w:r>
+        <w:rPr>
+          <w:b/>
+        </w:rPr>
+        <w:t>Local plane.</w:t>
+      </w:r>
+      <w:r>
+        <w:t xml:space="preserve"> Kafka and conversation-log service targets missing from JSON. Local mirrors exist but naming (</w:t>
+      </w:r>
+      <w:r>
+        <w:rPr>
+          <w:rFonts w:ascii="Consolas" w:hAnsi="Consolas"/>
+        </w:rPr>
+        <w:t>env_binding local</w:t>
+      </w:r>
+      <w:r>
+        <w:t>) suggests a cloud tier.</w:t>
+      </w:r>
+    </w:p>
+    <w:p>
+      <w:r>
+        <w:t>Deployments function; they are not yet trustworthy for efficient promote, purge, or audit.</w:t>
       </w:r>
     </w:p>
     <w:p>
@@ -3071,7 +3649,675 @@
         <w:pStyle w:val="Heading3"/>
       </w:pPr>
       <w:r>
-        <w:t>3.1 Governing rules (target state invariants)</w:t>
+        <w:t>Automation</w:t>
+      </w:r>
+    </w:p>
+    <w:p>
+      <w:r>
+        <w:t>Code-path proof (</w:t>
+      </w:r>
+      <w:r>
+        <w:rPr>
+          <w:rFonts w:ascii="Consolas" w:hAnsi="Consolas"/>
+        </w:rPr>
+        <w:t>code_path_proof.py</w:t>
+      </w:r>
+      <w:r>
+        <w:t xml:space="preserve">) proposes file ownership; gap reports compare proof to JSON. Apply writes </w:t>
+      </w:r>
+      <w:r>
+        <w:rPr>
+          <w:rFonts w:ascii="Consolas" w:hAnsi="Consolas"/>
+        </w:rPr>
+        <w:t>files[]</w:t>
+      </w:r>
+      <w:r>
+        <w:t xml:space="preserve"> only in controlled migration windows.</w:t>
+      </w:r>
+    </w:p>
+    <w:p/>
+    <w:p>
+      <w:pPr>
+        <w:pStyle w:val="Heading2"/>
+      </w:pPr>
+      <w:r>
+        <w:t>Chapter 10 — Target state</w:t>
+      </w:r>
+    </w:p>
+    <w:p>
+      <w:r>
+        <w:rPr>
+          <w:b/>
+        </w:rPr>
+        <w:t>Pristine application targets</w:t>
+      </w:r>
+      <w:r>
+        <w:t xml:space="preserve"> — minimum files, secrets, and variables to run and pass smoke.</w:t>
+      </w:r>
+    </w:p>
+    <w:p>
+      <w:r>
+        <w:rPr>
+          <w:b/>
+        </w:rPr>
+        <w:t>Complete DevOps target</w:t>
+      </w:r>
+      <w:r>
+        <w:t xml:space="preserve"> — full brain, design/audit, tests and data, automation.</w:t>
+      </w:r>
+    </w:p>
+    <w:p>
+      <w:r>
+        <w:rPr>
+          <w:b/>
+        </w:rPr>
+        <w:t>Complete union</w:t>
+      </w:r>
+      <w:r>
+        <w:t xml:space="preserve"> — every git path owned; shared runtime artifacts the only multi-target exception.</w:t>
+      </w:r>
+    </w:p>
+    <w:p>
+      <w:r>
+        <w:rPr>
+          <w:b/>
+        </w:rPr>
+        <w:t>Neutral schema v2</w:t>
+      </w:r>
+      <w:r>
+        <w:t xml:space="preserve"> — platform names only inside binding objects.</w:t>
+      </w:r>
+    </w:p>
+    <w:p>
+      <w:r>
+        <w:rPr>
+          <w:b/>
+        </w:rPr>
+        <w:t>Manifest-driven staging</w:t>
+      </w:r>
+      <w:r>
+        <w:t xml:space="preserve"> — Build honors </w:t>
+      </w:r>
+      <w:r>
+        <w:rPr>
+          <w:rFonts w:ascii="Consolas" w:hAnsi="Consolas"/>
+        </w:rPr>
+        <w:t>files[]</w:t>
+      </w:r>
+      <w:r>
+        <w:t>; no wholesale brain directory copy to Hugging Face.</w:t>
+      </w:r>
+    </w:p>
+    <w:p>
+      <w:r>
+        <w:rPr>
+          <w:b/>
+        </w:rPr>
+        <w:t>File metadata</w:t>
+      </w:r>
+      <w:r>
+        <w:t xml:space="preserve"> — comment blocks on comment-capable sources: Feature ID, epic name, feature name, stories realized </w:t>
+      </w:r>
+      <w:r>
+        <w:rPr>
+          <w:rFonts w:ascii="Consolas" w:hAnsi="Consolas"/>
+        </w:rPr>
+        <w:t>(storyID, storyName, All|Most|Some)</w:t>
+      </w:r>
+      <w:r>
+        <w:t xml:space="preserve">, aligned with </w:t>
+      </w:r>
+      <w:r>
+        <w:rPr>
+          <w:rFonts w:ascii="Consolas" w:hAnsi="Consolas"/>
+        </w:rPr>
+        <w:t>files[].feature_id</w:t>
+      </w:r>
+      <w:r>
+        <w:t xml:space="preserve"> in JSON.</w:t>
+      </w:r>
+    </w:p>
+    <w:p>
+      <w:r>
+        <w:rPr>
+          <w:b/>
+        </w:rPr>
+        <w:t>Vertical alignment</w:t>
+      </w:r>
+      <w:r>
+        <w:t xml:space="preserve"> — Promote moves system version; Build extracts; Deploy places; JSON describes all servers.</w:t>
+      </w:r>
+    </w:p>
+    <w:p>
+      <w:pPr>
+        <w:pStyle w:val="Heading3"/>
+      </w:pPr>
+      <w:r>
+        <w:t>Automation</w:t>
+      </w:r>
+    </w:p>
+    <w:p>
+      <w:r>
+        <w:t>Hooks enforce metadata and Crosswalk over time via the rule engine. Workbook regenerated after each migration tranche.</w:t>
+      </w:r>
+    </w:p>
+    <w:p/>
+    <w:p>
+      <w:pPr>
+        <w:pStyle w:val="Heading2"/>
+      </w:pPr>
+      <w:r>
+        <w:t>Chapter 11 — One-shot migration</w:t>
+      </w:r>
+    </w:p>
+    <w:p>
+      <w:r>
+        <w:t>Temporary project; sequential epics. Do not cloud-promote FindCare until local FindCare passes manifest-accurate staging and smoke.</w:t>
+      </w:r>
+    </w:p>
+    <w:p>
+      <w:r>
+        <w:rPr>
+          <w:b/>
+        </w:rPr>
+        <w:t>Epic 1 — Schema v2 design</w:t>
+      </w:r>
+    </w:p>
+    <w:p>
+      <w:r>
+        <w:t xml:space="preserve">Deliver </w:t>
+      </w:r>
+      <w:r>
+        <w:rPr>
+          <w:rFonts w:ascii="Consolas" w:hAnsi="Consolas"/>
+        </w:rPr>
+        <w:t>Website/schemas/DeploymentTargetSchema_v2.json</w:t>
+      </w:r>
+      <w:r>
+        <w:t xml:space="preserve"> and v1→v2 field map.</w:t>
+      </w:r>
+    </w:p>
+    <w:p>
+      <w:r>
+        <w:rPr>
+          <w:b/>
+        </w:rPr>
+        <w:t>Epic 2 — Partition and DevOps target</w:t>
+      </w:r>
+    </w:p>
+    <w:p>
+      <w:r>
+        <w:t xml:space="preserve">Code-path proof per server; exclusivity matrix; define </w:t>
+      </w:r>
+      <w:r>
+        <w:rPr>
+          <w:rFonts w:ascii="Consolas" w:hAnsi="Consolas"/>
+        </w:rPr>
+        <w:t>target_host_local_devops</w:t>
+      </w:r>
+      <w:r>
+        <w:t>; collapse Azure Automation to one component target; scrub cloud targets of governance and tests.</w:t>
+      </w:r>
+    </w:p>
+    <w:p>
+      <w:r>
+        <w:rPr>
+          <w:b/>
+        </w:rPr>
+        <w:t>Epic 3 — Missing local targets</w:t>
+      </w:r>
+    </w:p>
+    <w:p>
+      <w:r>
+        <w:t xml:space="preserve">Add </w:t>
+      </w:r>
+      <w:r>
+        <w:rPr>
+          <w:rFonts w:ascii="Consolas" w:hAnsi="Consolas"/>
+        </w:rPr>
+        <w:t>target_docker_local_kafka</w:t>
+      </w:r>
+      <w:r>
+        <w:t xml:space="preserve"> and </w:t>
+      </w:r>
+      <w:r>
+        <w:rPr>
+          <w:rFonts w:ascii="Consolas" w:hAnsi="Consolas"/>
+        </w:rPr>
+        <w:t>target_host_local_conversation_log_service</w:t>
+      </w:r>
+      <w:r>
+        <w:t>.</w:t>
+      </w:r>
+    </w:p>
+    <w:p>
+      <w:r>
+        <w:rPr>
+          <w:b/>
+        </w:rPr>
+        <w:t>Epic 4 — Manifest-driven build</w:t>
+      </w:r>
+    </w:p>
+    <w:p>
+      <w:r>
+        <w:t xml:space="preserve">Stage from </w:t>
+      </w:r>
+      <w:r>
+        <w:rPr>
+          <w:rFonts w:ascii="Consolas" w:hAnsi="Consolas"/>
+        </w:rPr>
+        <w:t>files[]</w:t>
+      </w:r>
+      <w:r>
+        <w:t>; retire FindCare wholesale copy; pilot local FindCare then HF FindCare.</w:t>
+      </w:r>
+    </w:p>
+    <w:p>
+      <w:r>
+        <w:rPr>
+          <w:b/>
+        </w:rPr>
+        <w:t>Epic 5 — Manifest-driven local deploy</w:t>
+      </w:r>
+    </w:p>
+    <w:p>
+      <w:r>
+        <w:t>LocalDeploy from JSON bindings; remove hard-coded container maps.</w:t>
+      </w:r>
+    </w:p>
+    <w:p>
+      <w:r>
+        <w:rPr>
+          <w:b/>
+        </w:rPr>
+        <w:t>Epic 6 — Cloud deploy Crosswalk gate</w:t>
+      </w:r>
+    </w:p>
+    <w:p>
+      <w:r>
+        <w:t>Block cloud push on Crosswalk failure.</w:t>
+      </w:r>
+    </w:p>
+    <w:p>
+      <w:r>
+        <w:rPr>
+          <w:b/>
+        </w:rPr>
+        <w:t>Epic 7 — Promoted rollout</w:t>
+      </w:r>
+    </w:p>
+    <w:p>
+      <w:r>
+        <w:t>Website, EvaluateCare, Shared Services, FindCare (last).</w:t>
+      </w:r>
+    </w:p>
+    <w:p>
+      <w:r>
+        <w:rPr>
+          <w:b/>
+        </w:rPr>
+        <w:t>Epic 8 — Schema cutover and purge review</w:t>
+      </w:r>
+    </w:p>
+    <w:p>
+      <w:r>
+        <w:t>v1→v2 persist; purge candidates only after smoke passes.</w:t>
+      </w:r>
+    </w:p>
+    <w:p>
+      <w:r>
+        <w:rPr>
+          <w:b/>
+        </w:rPr>
+        <w:t>Story — File-level metadata conversion (within Epic 2 or adjacent)</w:t>
+      </w:r>
+    </w:p>
+    <w:p>
+      <w:r>
+        <w:t xml:space="preserve">Define comment standard; backfill comment-capable sources; gate on parse + backlog cross-check + alignment with </w:t>
+      </w:r>
+      <w:r>
+        <w:rPr>
+          <w:rFonts w:ascii="Consolas" w:hAnsi="Consolas"/>
+        </w:rPr>
+        <w:t>files[].feature_id</w:t>
+      </w:r>
+      <w:r>
+        <w:t>. One story, not a standing program.</w:t>
+      </w:r>
+    </w:p>
+    <w:p>
+      <w:r>
+        <w:rPr>
+          <w:b/>
+        </w:rPr>
+        <w:t>Story — Build `__pycache__` hygiene (within Epic 4)</w:t>
+      </w:r>
+    </w:p>
+    <w:p>
+      <w:r>
+        <w:t>Bytecode manufactured in package only.</w:t>
+      </w:r>
+    </w:p>
+    <w:p>
+      <w:r>
+        <w:t>Verification after Epic 4:</w:t>
+      </w:r>
+    </w:p>
+    <w:p>
+      <w:pPr>
+        <w:pStyle w:val="IntenseQuote"/>
+      </w:pPr>
+      <w:r>
+        <w:t>python architecture/DevOpsBuildDeployAndEnvironmentManagement/build_chathealthy.py --env local --target target_docker_local_findcare</w:t>
+        <w:br/>
+        <w:t>python architecture/DevOpsBuildDeployAndEnvironmentManagement/deploy_chathealthy.py --env local --target target_docker_local_findcare</w:t>
+      </w:r>
+    </w:p>
+    <w:p>
+      <w:r>
+        <w:t xml:space="preserve">Success: Crosswalk zero, smoke zero, staged tree matches </w:t>
+      </w:r>
+      <w:r>
+        <w:rPr>
+          <w:rFonts w:ascii="Consolas" w:hAnsi="Consolas"/>
+        </w:rPr>
+        <w:t>files[]</w:t>
+      </w:r>
+      <w:r>
+        <w:t xml:space="preserve"> for that target.</w:t>
+      </w:r>
+    </w:p>
+    <w:p>
+      <w:pPr>
+        <w:pStyle w:val="Heading3"/>
+      </w:pPr>
+      <w:r>
+        <w:t>Automation</w:t>
+      </w:r>
+    </w:p>
+    <w:p>
+      <w:r>
+        <w:t xml:space="preserve">Each epic ends with a Crosswalk + workbook regeneration checkpoint. Rule engine entries added only through </w:t>
+      </w:r>
+      <w:r>
+        <w:rPr>
+          <w:rFonts w:ascii="Consolas" w:hAnsi="Consolas"/>
+        </w:rPr>
+        <w:t>engineering_rules.json</w:t>
+      </w:r>
+      <w:r>
+        <w:t xml:space="preserve"> change control.</w:t>
+      </w:r>
+    </w:p>
+    <w:p/>
+    <w:p>
+      <w:pPr>
+        <w:pStyle w:val="Heading2"/>
+      </w:pPr>
+      <w:r>
+        <w:t>Chapter 12 — Workbook companion</w:t>
+      </w:r>
+    </w:p>
+    <w:p>
+      <w:r>
+        <w:t xml:space="preserve">Deliverable: </w:t>
+      </w:r>
+      <w:r>
+        <w:rPr>
+          <w:rFonts w:ascii="Consolas" w:hAnsi="Consolas"/>
+        </w:rPr>
+        <w:t>deployment_facts_inventory_&lt;date&gt;.xlsx</w:t>
+      </w:r>
+      <w:r>
+        <w:t xml:space="preserve"> and CSV sibling—pure projection of </w:t>
+      </w:r>
+      <w:r>
+        <w:rPr>
+          <w:rFonts w:ascii="Consolas" w:hAnsi="Consolas"/>
+        </w:rPr>
+        <w:t>deployment_architecture.json</w:t>
+      </w:r>
+      <w:r>
+        <w:t>.</w:t>
+      </w:r>
+    </w:p>
+    <w:p>
+      <w:r>
+        <w:t xml:space="preserve">Each row is one persisted fact: file path, secret name, variable name, environment binding, or related metadata. Columns include </w:t>
+      </w:r>
+      <w:r>
+        <w:rPr>
+          <w:rFonts w:ascii="Consolas" w:hAnsi="Consolas"/>
+        </w:rPr>
+        <w:t>fact_kind</w:t>
+      </w:r>
+      <w:r>
+        <w:t xml:space="preserve">, </w:t>
+      </w:r>
+      <w:r>
+        <w:rPr>
+          <w:rFonts w:ascii="Consolas" w:hAnsi="Consolas"/>
+        </w:rPr>
+        <w:t>name</w:t>
+      </w:r>
+      <w:r>
+        <w:t xml:space="preserve">, </w:t>
+      </w:r>
+      <w:r>
+        <w:rPr>
+          <w:rFonts w:ascii="Consolas" w:hAnsi="Consolas"/>
+        </w:rPr>
+        <w:t>address</w:t>
+      </w:r>
+      <w:r>
+        <w:t xml:space="preserve">, </w:t>
+      </w:r>
+      <w:r>
+        <w:rPr>
+          <w:rFonts w:ascii="Consolas" w:hAnsi="Consolas"/>
+        </w:rPr>
+        <w:t>json_path</w:t>
+      </w:r>
+      <w:r>
+        <w:t xml:space="preserve">, </w:t>
+      </w:r>
+      <w:r>
+        <w:rPr>
+          <w:rFonts w:ascii="Consolas" w:hAnsi="Consolas"/>
+        </w:rPr>
+        <w:t>purpose</w:t>
+      </w:r>
+      <w:r>
+        <w:t xml:space="preserve">, </w:t>
+      </w:r>
+      <w:r>
+        <w:rPr>
+          <w:rFonts w:ascii="Consolas" w:hAnsi="Consolas"/>
+        </w:rPr>
+        <w:t>targets</w:t>
+      </w:r>
+      <w:r>
+        <w:t xml:space="preserve">, </w:t>
+      </w:r>
+      <w:r>
+        <w:rPr>
+          <w:rFonts w:ascii="Consolas" w:hAnsi="Consolas"/>
+        </w:rPr>
+        <w:t>value</w:t>
+      </w:r>
+      <w:r>
+        <w:t xml:space="preserve">, </w:t>
+      </w:r>
+      <w:r>
+        <w:rPr>
+          <w:rFonts w:ascii="Consolas" w:hAnsi="Consolas"/>
+        </w:rPr>
+        <w:t>retrieval_store</w:t>
+      </w:r>
+      <w:r>
+        <w:t xml:space="preserve">, and </w:t>
+      </w:r>
+      <w:r>
+        <w:rPr>
+          <w:rFonts w:ascii="Consolas" w:hAnsi="Consolas"/>
+        </w:rPr>
+        <w:t>retrieval_action</w:t>
+      </w:r>
+      <w:r>
+        <w:t>.</w:t>
+      </w:r>
+    </w:p>
+    <w:p>
+      <w:r>
+        <w:t xml:space="preserve">Filter by </w:t>
+      </w:r>
+      <w:r>
+        <w:rPr>
+          <w:rFonts w:ascii="Consolas" w:hAnsi="Consolas"/>
+        </w:rPr>
+        <w:t>targets</w:t>
+      </w:r>
+      <w:r>
+        <w:t xml:space="preserve"> to audit one server (for example </w:t>
+      </w:r>
+      <w:r>
+        <w:rPr>
+          <w:rFonts w:ascii="Consolas" w:hAnsi="Consolas"/>
+        </w:rPr>
+        <w:t>target_hf_space_findcare_backend</w:t>
+      </w:r>
+      <w:r>
+        <w:t>). Compare rows to Chapters 5 and 10 intent. Regenerate:</w:t>
+      </w:r>
+    </w:p>
+    <w:p>
+      <w:pPr>
+        <w:pStyle w:val="IntenseQuote"/>
+      </w:pPr>
+      <w:r>
+        <w:t>python architecture/DevOpsBuildDeployAndEnvironmentManagement/tools/export_deployment_deliverables.py</w:t>
+      </w:r>
+    </w:p>
+    <w:p>
+      <w:r>
+        <w:t>This plan states to-be rules; the workbook states as-is facts. They converge as epics complete.</w:t>
+      </w:r>
+    </w:p>
+    <w:p>
+      <w:pPr>
+        <w:pStyle w:val="Heading3"/>
+      </w:pPr>
+      <w:r>
+        <w:t>Automation</w:t>
+      </w:r>
+    </w:p>
+    <w:p>
+      <w:r>
+        <w:t>Workbook is the CTO audit view; it does not merge proposed targets or reachability drafts.</w:t>
+      </w:r>
+    </w:p>
+    <w:p/>
+    <w:p>
+      <w:pPr>
+        <w:pStyle w:val="Heading2"/>
+      </w:pPr>
+      <w:r>
+        <w:t>Appendix A — Target index (v1 names today; v6 target-state notes)</w:t>
+      </w:r>
+    </w:p>
+    <w:p>
+      <w:r>
+        <w:rPr>
+          <w:b/>
+        </w:rPr>
+        <w:t>Promoted:</w:t>
+      </w:r>
+      <w:r>
+        <w:t xml:space="preserve"> </w:t>
+      </w:r>
+      <w:r>
+        <w:rPr>
+          <w:rFonts w:ascii="Consolas" w:hAnsi="Consolas"/>
+        </w:rPr>
+        <w:t>target_cloudflare_pages_website</w:t>
+      </w:r>
+      <w:r>
+        <w:t xml:space="preserve">, three HF backends, </w:t>
+      </w:r>
+      <w:r>
+        <w:rPr>
+          <w:rFonts w:ascii="Consolas" w:hAnsi="Consolas"/>
+        </w:rPr>
+        <w:t>target_azure_function_app_pipeline</w:t>
+      </w:r>
+      <w:r>
+        <w:t>, Azure Automation (collapse runbook rows into one component in target state).</w:t>
+      </w:r>
+    </w:p>
+    <w:p>
+      <w:r>
+        <w:rPr>
+          <w:b/>
+        </w:rPr>
+        <w:t>Local:</w:t>
+      </w:r>
+      <w:r>
+        <w:t xml:space="preserve"> four application Docker targets, </w:t>
+      </w:r>
+      <w:r>
+        <w:rPr>
+          <w:rFonts w:ascii="Consolas" w:hAnsi="Consolas"/>
+        </w:rPr>
+        <w:t>target_docker_local_kafka</w:t>
+      </w:r>
+      <w:r>
+        <w:t xml:space="preserve"> (add), </w:t>
+      </w:r>
+      <w:r>
+        <w:rPr>
+          <w:rFonts w:ascii="Consolas" w:hAnsi="Consolas"/>
+        </w:rPr>
+        <w:t>target_host_local_conversation_log_service</w:t>
+      </w:r>
+      <w:r>
+        <w:t xml:space="preserve"> (add), </w:t>
+      </w:r>
+      <w:r>
+        <w:rPr>
+          <w:rFonts w:ascii="Consolas" w:hAnsi="Consolas"/>
+        </w:rPr>
+        <w:t>target_host_local_deploy_tool</w:t>
+      </w:r>
+      <w:r>
+        <w:t xml:space="preserve">, </w:t>
+      </w:r>
+      <w:r>
+        <w:rPr>
+          <w:rFonts w:ascii="Consolas" w:hAnsi="Consolas"/>
+        </w:rPr>
+        <w:t>target_host_local_devops</w:t>
+      </w:r>
+      <w:r>
+        <w:t xml:space="preserve"> (replaces </w:t>
+      </w:r>
+      <w:r>
+        <w:rPr>
+          <w:rFonts w:ascii="Consolas" w:hAnsi="Consolas"/>
+        </w:rPr>
+        <w:t>target_host_local_workstation</w:t>
+      </w:r>
+      <w:r>
+        <w:t>).</w:t>
+      </w:r>
+    </w:p>
+    <w:p/>
+    <w:p>
+      <w:pPr>
+        <w:pStyle w:val="Heading2"/>
+      </w:pPr>
+      <w:r>
+        <w:t>Appendix B — Engineering checklist</w:t>
       </w:r>
     </w:p>
     <w:p>
@@ -3079,7 +4325,10 @@
         <w:pStyle w:val="ListNumber"/>
       </w:pPr>
       <w:r>
-        <w:t>1. **Deploy boundary:** Listed artifacts are only those whose bytes move or whose server/tool receives secrets/variables.</w:t>
+        <w:t xml:space="preserve">1. </w:t>
+      </w:r>
+      <w:r>
+        <w:t>Publish DeploymentTargetSchema_v2.json.</w:t>
       </w:r>
     </w:p>
     <w:p>
@@ -3087,7 +4336,10 @@
         <w:pStyle w:val="ListNumber"/>
       </w:pPr>
       <w:r>
-        <w:t>2. **One target per server.**</w:t>
+        <w:t xml:space="preserve">2. </w:t>
+      </w:r>
+      <w:r>
+        <w:t>Partition files; exclusivity matrix; shared-runtime exception documented.</w:t>
       </w:r>
     </w:p>
     <w:p>
@@ -3095,7 +4347,19 @@
         <w:pStyle w:val="ListNumber"/>
       </w:pPr>
       <w:r>
-        <w:t>3. **Promoted plane:** One target per component; **dev, qa, prod** are bindings only.</w:t>
+        <w:t xml:space="preserve">3. </w:t>
+      </w:r>
+      <w:r>
+        <w:t xml:space="preserve">Define </w:t>
+      </w:r>
+      <w:r>
+        <w:rPr>
+          <w:rFonts w:ascii="Consolas" w:hAnsi="Consolas"/>
+        </w:rPr>
+        <w:t>target_host_local_devops</w:t>
+      </w:r>
+      <w:r>
+        <w:t>; collapse Azure Automation target model.</w:t>
       </w:r>
     </w:p>
     <w:p>
@@ -3103,7 +4367,10 @@
         <w:pStyle w:val="ListNumber"/>
       </w:pPr>
       <w:r>
-        <w:t>4. **Local plane:** Separate targets; source is **working tree**; not an environment on promoted targets.</w:t>
+        <w:t xml:space="preserve">4. </w:t>
+      </w:r>
+      <w:r>
+        <w:t>Add Kafka and Windows service local targets.</w:t>
       </w:r>
     </w:p>
     <w:p>
@@ -3111,7 +4378,28 @@
         <w:pStyle w:val="ListNumber"/>
       </w:pPr>
       <w:r>
-        <w:t>5. **Three artifact types:** `files`, `secrets`, `variables` per target — minimum necessary set.</w:t>
+        <w:t xml:space="preserve">5. </w:t>
+      </w:r>
+      <w:r>
+        <w:t xml:space="preserve">Stage from </w:t>
+      </w:r>
+      <w:r>
+        <w:rPr>
+          <w:rFonts w:ascii="Consolas" w:hAnsi="Consolas"/>
+        </w:rPr>
+        <w:t>files[]</w:t>
+      </w:r>
+      <w:r>
+        <w:t xml:space="preserve">; fix </w:t>
+      </w:r>
+      <w:r>
+        <w:rPr>
+          <w:b/>
+        </w:rPr>
+        <w:t>BUG-011</w:t>
+      </w:r>
+      <w:r>
+        <w:t>.</w:t>
       </w:r>
     </w:p>
     <w:p>
@@ -3119,7 +4407,19 @@
         <w:pStyle w:val="ListNumber"/>
       </w:pPr>
       <w:r>
-        <w:t>6. **Exclusive ownership:** No path on two servers unless a future proof explicitly requires dual deploy (expected rare; default forbid).</w:t>
+        <w:t xml:space="preserve">6. </w:t>
+      </w:r>
+      <w:r>
+        <w:t xml:space="preserve">Build: </w:t>
+      </w:r>
+      <w:r>
+        <w:rPr>
+          <w:rFonts w:ascii="Consolas" w:hAnsi="Consolas"/>
+        </w:rPr>
+        <w:t>__pycache__</w:t>
+      </w:r>
+      <w:r>
+        <w:t xml:space="preserve"> in package only.</w:t>
       </w:r>
     </w:p>
     <w:p>
@@ -3127,1103 +4427,74 @@
         <w:pStyle w:val="ListNumber"/>
       </w:pPr>
       <w:r>
-        <w:t>7. **No wholesale copy roots** in target state — staging derives from `files[]` only.</w:t>
+        <w:t xml:space="preserve">7. </w:t>
+      </w:r>
+      <w:r>
+        <w:t>LocalDeploy from JSON.</w:t>
       </w:r>
     </w:p>
     <w:p>
       <w:pPr>
-        <w:pStyle w:val="Heading3"/>
+        <w:pStyle w:val="ListNumber"/>
       </w:pPr>
       <w:r>
-        <w:t>3.2 Neutral schema v2 (conceptual)</w:t>
-      </w:r>
-    </w:p>
-    <w:p>
-      <w:r>
-        <w:t>Replace platform field names with a **targets array**:</w:t>
+        <w:t xml:space="preserve">8. </w:t>
+      </w:r>
+      <w:r>
+        <w:t>Crosswalk on cloud deploy.</w:t>
       </w:r>
     </w:p>
     <w:p>
       <w:pPr>
-        <w:pStyle w:val="IntenseQuote"/>
+        <w:pStyle w:val="ListNumber"/>
       </w:pPr>
       <w:r>
-        <w:t>{</w:t>
-        <w:br/>
-        <w:t xml:space="preserve">  "$schema": "https://dev.chathealthy.ai/schemas/DeploymentTargetSchema_v2.json",</w:t>
-        <w:br/>
-        <w:t xml:space="preserve">  "targets": [</w:t>
-        <w:br/>
-        <w:t xml:space="preserve">    {</w:t>
-        <w:br/>
-        <w:t xml:space="preserve">      "target_id": "target_hf_space_findcare_backend",</w:t>
-        <w:br/>
-        <w:t xml:space="preserve">      "target_class": "container_image",</w:t>
-        <w:br/>
-        <w:t xml:space="preserve">      "deployment_plane": "git_promoted",</w:t>
-        <w:br/>
-        <w:t xml:space="preserve">      "bindings": [</w:t>
-        <w:br/>
-        <w:t xml:space="preserve">        { "tier": "dev",  "address": "dev.chathealthy.ai/findcare",  "git_branch": "dev",  "endpoint": { "provider": "huggingface", "space": "SkipSnow/dev_ChatHealthySpace_1606" } },</w:t>
-        <w:br/>
-        <w:t xml:space="preserve">        { "tier": "qa",   "address": "qa.chathealthy.ai/findcare",   "git_branch": "qa",   "endpoint": { "provider": "huggingface", "space": "SkipSnow/qa_ChatHealthySpace" } },</w:t>
-        <w:br/>
-        <w:t xml:space="preserve">        { "tier": "prod", "address": "chathealthy.ai/findcare",        "git_branch": "main", "endpoint": { "provider": "huggingface", "space": "SkipSnow/ChatHealthySpace" } }</w:t>
-        <w:br/>
-        <w:t xml:space="preserve">      ],</w:t>
-        <w:br/>
-        <w:t xml:space="preserve">      "artifacts": {</w:t>
-        <w:br/>
-        <w:t xml:space="preserve">        "files": [ { "source_location": "...", "disposition": "referenced" } ],</w:t>
-        <w:br/>
-        <w:t xml:space="preserve">        "secrets": [ { "name": "OPENAI_API_KEY", "resolve": { "mechanism": "space_secret", "store_ref": "..." } } ],</w:t>
-        <w:br/>
-        <w:t xml:space="preserve">        "variables": [ { "name": "EVALCARE_URL", "resolve": { "mechanism": "peer_address", "target_id": "target_hf_space_evaluatecare_backend" } } ]</w:t>
-        <w:br/>
-        <w:t xml:space="preserve">      }</w:t>
-        <w:br/>
-        <w:t xml:space="preserve">    },</w:t>
-        <w:br/>
-        <w:t xml:space="preserve">    {</w:t>
-        <w:br/>
-        <w:t xml:space="preserve">      "target_id": "target_docker_local_findcare",</w:t>
-        <w:br/>
-        <w:t xml:space="preserve">      "target_class": "container_image",</w:t>
-        <w:br/>
-        <w:t xml:space="preserve">      "deployment_plane": "local_working_tree",</w:t>
-        <w:br/>
-        <w:t xml:space="preserve">      "bindings": [</w:t>
-        <w:br/>
-        <w:t xml:space="preserve">        { "tier": "local", "address": "localhost:7860", "source": "working_tree" }</w:t>
-        <w:br/>
-        <w:t xml:space="preserve">      ],</w:t>
-        <w:br/>
-        <w:t xml:space="preserve">      "artifacts": { "files": [], "secrets": [], "variables": [] }</w:t>
-        <w:br/>
-        <w:t xml:space="preserve">    }</w:t>
-        <w:br/>
-        <w:t xml:space="preserve">  ]</w:t>
-        <w:br/>
-        <w:t>}</w:t>
-      </w:r>
-    </w:p>
-    <w:p>
-      <w:r>
-        <w:t>**Removed in v2:** `huggingface_source_set`, platform-named secret enums, mixed `entitlements` inside ship record (access grants become optional separate document or `access_grants[]` outside the three artifact types if still required for Azure RBAC provisioning).</w:t>
-      </w:r>
-    </w:p>
-    <w:p>
-      <w:r>
-        <w:t>**Migration:** Transform v1 → v2; run Crosswalk on both shapes during transition; cut over one server at a time.</w:t>
+        <w:t xml:space="preserve">9. </w:t>
+      </w:r>
+      <w:r>
+        <w:t>Roll promoted servers Website → EvaluateCare → Shared → FindCare.</w:t>
       </w:r>
     </w:p>
     <w:p>
       <w:pPr>
-        <w:pStyle w:val="Heading3"/>
+        <w:pStyle w:val="ListNumber"/>
       </w:pPr>
       <w:r>
-        <w:t>3.3 Target state catalog — promoted plane</w:t>
-      </w:r>
-    </w:p>
-    <w:tbl>
-      <w:tblPr>
-        <w:tblStyle w:val="TableGrid"/>
-        <w:tblW w:type="auto" w:w="0"/>
-        <w:tblLook w:firstColumn="1" w:firstRow="1" w:lastColumn="0" w:lastRow="0" w:noHBand="0" w:noVBand="1" w:val="04A0"/>
-      </w:tblPr>
-      <w:tblGrid>
-        <w:gridCol w:w="2880"/>
-        <w:gridCol w:w="2880"/>
-        <w:gridCol w:w="2880"/>
-      </w:tblGrid>
-      <w:tr>
-        <w:tc>
-          <w:tcPr>
-            <w:tcW w:type="dxa" w:w="2880"/>
-          </w:tcPr>
-          <w:p>
-            <w:r>
-              <w:t>target_id</w:t>
-            </w:r>
-          </w:p>
-        </w:tc>
-        <w:tc>
-          <w:tcPr>
-            <w:tcW w:type="dxa" w:w="2880"/>
-          </w:tcPr>
-          <w:p>
-            <w:r>
-              <w:t>Component</w:t>
-            </w:r>
-          </w:p>
-        </w:tc>
-        <w:tc>
-          <w:tcPr>
-            <w:tcW w:type="dxa" w:w="2880"/>
-          </w:tcPr>
-          <w:p>
-            <w:r>
-              <w:t>Bindings</w:t>
-            </w:r>
-          </w:p>
-        </w:tc>
-      </w:tr>
-      <w:tr>
-        <w:tc>
-          <w:tcPr>
-            <w:tcW w:type="dxa" w:w="2880"/>
-          </w:tcPr>
-          <w:p>
-            <w:r>
-              <w:t>`target_cloudflare_pages_website`</w:t>
-            </w:r>
-          </w:p>
-        </w:tc>
-        <w:tc>
-          <w:tcPr>
-            <w:tcW w:type="dxa" w:w="2880"/>
-          </w:tcPr>
-          <w:p>
-            <w:r>
-              <w:t>Cloud static Website</w:t>
-            </w:r>
-          </w:p>
-        </w:tc>
-        <w:tc>
-          <w:tcPr>
-            <w:tcW w:type="dxa" w:w="2880"/>
-          </w:tcPr>
-          <w:p>
-            <w:r>
-              <w:t>dev, qa, prod</w:t>
-            </w:r>
-          </w:p>
-        </w:tc>
-      </w:tr>
-      <w:tr>
-        <w:tc>
-          <w:tcPr>
-            <w:tcW w:type="dxa" w:w="2880"/>
-          </w:tcPr>
-          <w:p>
-            <w:r>
-              <w:t>`target_hf_space_findcare_backend`</w:t>
-            </w:r>
-          </w:p>
-        </w:tc>
-        <w:tc>
-          <w:tcPr>
-            <w:tcW w:type="dxa" w:w="2880"/>
-          </w:tcPr>
-          <w:p>
-            <w:r>
-              <w:t>FindCare HF backend</w:t>
-            </w:r>
-          </w:p>
-        </w:tc>
-        <w:tc>
-          <w:tcPr>
-            <w:tcW w:type="dxa" w:w="2880"/>
-          </w:tcPr>
-          <w:p>
-            <w:r>
-              <w:t>dev, qa, prod</w:t>
-            </w:r>
-          </w:p>
-        </w:tc>
-      </w:tr>
-      <w:tr>
-        <w:tc>
-          <w:tcPr>
-            <w:tcW w:type="dxa" w:w="2880"/>
-          </w:tcPr>
-          <w:p>
-            <w:r>
-              <w:t>`target_hf_space_evaluatecare_backend`</w:t>
-            </w:r>
-          </w:p>
-        </w:tc>
-        <w:tc>
-          <w:tcPr>
-            <w:tcW w:type="dxa" w:w="2880"/>
-          </w:tcPr>
-          <w:p>
-            <w:r>
-              <w:t>EvaluateCare HF backend</w:t>
-            </w:r>
-          </w:p>
-        </w:tc>
-        <w:tc>
-          <w:tcPr>
-            <w:tcW w:type="dxa" w:w="2880"/>
-          </w:tcPr>
-          <w:p>
-            <w:r>
-              <w:t>dev, qa, prod</w:t>
-            </w:r>
-          </w:p>
-        </w:tc>
-      </w:tr>
-      <w:tr>
-        <w:tc>
-          <w:tcPr>
-            <w:tcW w:type="dxa" w:w="2880"/>
-          </w:tcPr>
-          <w:p>
-            <w:r>
-              <w:t>`target_hf_space_shared_services`</w:t>
-            </w:r>
-          </w:p>
-        </w:tc>
-        <w:tc>
-          <w:tcPr>
-            <w:tcW w:type="dxa" w:w="2880"/>
-          </w:tcPr>
-          <w:p>
-            <w:r>
-              <w:t>Shared Services HF backend</w:t>
-            </w:r>
-          </w:p>
-        </w:tc>
-        <w:tc>
-          <w:tcPr>
-            <w:tcW w:type="dxa" w:w="2880"/>
-          </w:tcPr>
-          <w:p>
-            <w:r>
-              <w:t>dev, qa, prod</w:t>
-            </w:r>
-          </w:p>
-        </w:tc>
-      </w:tr>
-      <w:tr>
-        <w:tc>
-          <w:tcPr>
-            <w:tcW w:type="dxa" w:w="2880"/>
-          </w:tcPr>
-          <w:p>
-            <w:r>
-              <w:t>`target_azure_function_app_pipeline`</w:t>
-            </w:r>
-          </w:p>
-        </w:tc>
-        <w:tc>
-          <w:tcPr>
-            <w:tcW w:type="dxa" w:w="2880"/>
-          </w:tcPr>
-          <w:p>
-            <w:r>
-              <w:t>Pipeline gateway Function App</w:t>
-            </w:r>
-          </w:p>
-        </w:tc>
-        <w:tc>
-          <w:tcPr>
-            <w:tcW w:type="dxa" w:w="2880"/>
-          </w:tcPr>
-          <w:p>
-            <w:r>
-              <w:t>prod (shared)</w:t>
-            </w:r>
-          </w:p>
-        </w:tc>
-      </w:tr>
-      <w:tr>
-        <w:tc>
-          <w:tcPr>
-            <w:tcW w:type="dxa" w:w="2880"/>
-          </w:tcPr>
-          <w:p>
-            <w:r>
-              <w:t>`target_azure_automation_account_chathealthyjobmanager`</w:t>
-            </w:r>
-          </w:p>
-        </w:tc>
-        <w:tc>
-          <w:tcPr>
-            <w:tcW w:type="dxa" w:w="2880"/>
-          </w:tcPr>
-          <w:p>
-            <w:r>
-              <w:t>Automation account</w:t>
-            </w:r>
-          </w:p>
-        </w:tc>
-        <w:tc>
-          <w:tcPr>
-            <w:tcW w:type="dxa" w:w="2880"/>
-          </w:tcPr>
-          <w:p>
-            <w:r>
-              <w:t>prod</w:t>
-            </w:r>
-          </w:p>
-        </w:tc>
-      </w:tr>
-      <w:tr>
-        <w:tc>
-          <w:tcPr>
-            <w:tcW w:type="dxa" w:w="2880"/>
-          </w:tcPr>
-          <w:p>
-            <w:r>
-              <w:t>`target_azure_automation_runbook_reservation_reaper`</w:t>
-            </w:r>
-          </w:p>
-        </w:tc>
-        <w:tc>
-          <w:tcPr>
-            <w:tcW w:type="dxa" w:w="2880"/>
-          </w:tcPr>
-          <w:p>
-            <w:r>
-              <w:t>Runbook server</w:t>
-            </w:r>
-          </w:p>
-        </w:tc>
-        <w:tc>
-          <w:tcPr>
-            <w:tcW w:type="dxa" w:w="2880"/>
-          </w:tcPr>
-          <w:p>
-            <w:r>
-              <w:t>prod</w:t>
-            </w:r>
-          </w:p>
-        </w:tc>
-      </w:tr>
-      <w:tr>
-        <w:tc>
-          <w:tcPr>
-            <w:tcW w:type="dxa" w:w="2880"/>
-          </w:tcPr>
-          <w:p>
-            <w:r>
-              <w:t>`target_azure_automation_runbook_change_db_version`</w:t>
-            </w:r>
-          </w:p>
-        </w:tc>
-        <w:tc>
-          <w:tcPr>
-            <w:tcW w:type="dxa" w:w="2880"/>
-          </w:tcPr>
-          <w:p>
-            <w:r>
-              <w:t>Runbook server</w:t>
-            </w:r>
-          </w:p>
-        </w:tc>
-        <w:tc>
-          <w:tcPr>
-            <w:tcW w:type="dxa" w:w="2880"/>
-          </w:tcPr>
-          <w:p>
-            <w:r>
-              <w:t>prod</w:t>
-            </w:r>
-          </w:p>
-        </w:tc>
-      </w:tr>
-      <w:tr>
-        <w:tc>
-          <w:tcPr>
-            <w:tcW w:type="dxa" w:w="2880"/>
-          </w:tcPr>
-          <w:p>
-            <w:r>
-              <w:t>`target_azure_automation_runbook_chdm_orchestrator`</w:t>
-            </w:r>
-          </w:p>
-        </w:tc>
-        <w:tc>
-          <w:tcPr>
-            <w:tcW w:type="dxa" w:w="2880"/>
-          </w:tcPr>
-          <w:p>
-            <w:r>
-              <w:t>Runbook server</w:t>
-            </w:r>
-          </w:p>
-        </w:tc>
-        <w:tc>
-          <w:tcPr>
-            <w:tcW w:type="dxa" w:w="2880"/>
-          </w:tcPr>
-          <w:p>
-            <w:r>
-              <w:t>prod</w:t>
-            </w:r>
-          </w:p>
-        </w:tc>
-      </w:tr>
-      <w:tr>
-        <w:tc>
-          <w:tcPr>
-            <w:tcW w:type="dxa" w:w="2880"/>
-          </w:tcPr>
-          <w:p>
-            <w:r>
-              <w:t>`target_azure_automation_runbook_chdm_provisioner`</w:t>
-            </w:r>
-          </w:p>
-        </w:tc>
-        <w:tc>
-          <w:tcPr>
-            <w:tcW w:type="dxa" w:w="2880"/>
-          </w:tcPr>
-          <w:p>
-            <w:r>
-              <w:t>Runbook server</w:t>
-            </w:r>
-          </w:p>
-        </w:tc>
-        <w:tc>
-          <w:tcPr>
-            <w:tcW w:type="dxa" w:w="2880"/>
-          </w:tcPr>
-          <w:p>
-            <w:r>
-              <w:t>prod</w:t>
-            </w:r>
-          </w:p>
-        </w:tc>
-      </w:tr>
-      <w:tr>
-        <w:tc>
-          <w:tcPr>
-            <w:tcW w:type="dxa" w:w="2880"/>
-          </w:tcPr>
-          <w:p>
-            <w:r>
-              <w:t>`target_azure_automation_runbook_chdm_migrator`</w:t>
-            </w:r>
-          </w:p>
-        </w:tc>
-        <w:tc>
-          <w:tcPr>
-            <w:tcW w:type="dxa" w:w="2880"/>
-          </w:tcPr>
-          <w:p>
-            <w:r>
-              <w:t>Runbook server</w:t>
-            </w:r>
-          </w:p>
-        </w:tc>
-        <w:tc>
-          <w:tcPr>
-            <w:tcW w:type="dxa" w:w="2880"/>
-          </w:tcPr>
-          <w:p>
-            <w:r>
-              <w:t>prod</w:t>
-            </w:r>
-          </w:p>
-        </w:tc>
-      </w:tr>
-      <w:tr>
-        <w:tc>
-          <w:tcPr>
-            <w:tcW w:type="dxa" w:w="2880"/>
-          </w:tcPr>
-          <w:p>
-            <w:r>
-              <w:t>`target_azure_automation_runbook_chdm_deprovisioner`</w:t>
-            </w:r>
-          </w:p>
-        </w:tc>
-        <w:tc>
-          <w:tcPr>
-            <w:tcW w:type="dxa" w:w="2880"/>
-          </w:tcPr>
-          <w:p>
-            <w:r>
-              <w:t>Runbook server</w:t>
-            </w:r>
-          </w:p>
-        </w:tc>
-        <w:tc>
-          <w:tcPr>
-            <w:tcW w:type="dxa" w:w="2880"/>
-          </w:tcPr>
-          <w:p>
-            <w:r>
-              <w:t>prod</w:t>
-            </w:r>
-          </w:p>
-        </w:tc>
-      </w:tr>
-    </w:tbl>
-    <w:p/>
-    <w:p>
-      <w:r>
-        <w:t>**Per-server minimum (FindCare HF example):** Import closure from `app.py` + FindCare/ + SpecialtyFilter + frontend build outputs + **only** runtime brain slice (CV-006 + two prompt records). Zero Shared-only modules. Zero governance JSON. Zero tests unless intentionally in image.</w:t>
+        <w:t xml:space="preserve">10. </w:t>
+      </w:r>
+      <w:r>
+        <w:t>Metadata comment story: backfill + gate.</w:t>
       </w:r>
     </w:p>
     <w:p>
       <w:pPr>
-        <w:pStyle w:val="Heading3"/>
+        <w:pStyle w:val="ListNumber"/>
       </w:pPr>
       <w:r>
-        <w:t>3.4 Target state catalog — local plane</w:t>
-      </w:r>
-    </w:p>
-    <w:tbl>
-      <w:tblPr>
-        <w:tblStyle w:val="TableGrid"/>
-        <w:tblW w:type="auto" w:w="0"/>
-        <w:tblLook w:firstColumn="1" w:firstRow="1" w:lastColumn="0" w:lastRow="0" w:noHBand="0" w:noVBand="1" w:val="04A0"/>
-      </w:tblPr>
-      <w:tblGrid>
-        <w:gridCol w:w="4320"/>
-        <w:gridCol w:w="4320"/>
-      </w:tblGrid>
-      <w:tr>
-        <w:tc>
-          <w:tcPr>
-            <w:tcW w:type="dxa" w:w="4320"/>
-          </w:tcPr>
-          <w:p>
-            <w:r>
-              <w:t>target_id</w:t>
-            </w:r>
-          </w:p>
-        </w:tc>
-        <w:tc>
-          <w:tcPr>
-            <w:tcW w:type="dxa" w:w="4320"/>
-          </w:tcPr>
-          <w:p>
-            <w:r>
-              <w:t>Server</w:t>
-            </w:r>
-          </w:p>
-        </w:tc>
-      </w:tr>
-      <w:tr>
-        <w:tc>
-          <w:tcPr>
-            <w:tcW w:type="dxa" w:w="4320"/>
-          </w:tcPr>
-          <w:p>
-            <w:r>
-              <w:t>`target_docker_local_findcare`</w:t>
-            </w:r>
-          </w:p>
-        </w:tc>
-        <w:tc>
-          <w:tcPr>
-            <w:tcW w:type="dxa" w:w="4320"/>
-          </w:tcPr>
-          <w:p>
-            <w:r>
-              <w:t>FindCare Docker (working tree)</w:t>
-            </w:r>
-          </w:p>
-        </w:tc>
-      </w:tr>
-      <w:tr>
-        <w:tc>
-          <w:tcPr>
-            <w:tcW w:type="dxa" w:w="4320"/>
-          </w:tcPr>
-          <w:p>
-            <w:r>
-              <w:t>`target_docker_local_evaluatecare`</w:t>
-            </w:r>
-          </w:p>
-        </w:tc>
-        <w:tc>
-          <w:tcPr>
-            <w:tcW w:type="dxa" w:w="4320"/>
-          </w:tcPr>
-          <w:p>
-            <w:r>
-              <w:t>EvaluateCare Docker</w:t>
-            </w:r>
-          </w:p>
-        </w:tc>
-      </w:tr>
-      <w:tr>
-        <w:tc>
-          <w:tcPr>
-            <w:tcW w:type="dxa" w:w="4320"/>
-          </w:tcPr>
-          <w:p>
-            <w:r>
-              <w:t>`target_docker_local_sharedservices`</w:t>
-            </w:r>
-          </w:p>
-        </w:tc>
-        <w:tc>
-          <w:tcPr>
-            <w:tcW w:type="dxa" w:w="4320"/>
-          </w:tcPr>
-          <w:p>
-            <w:r>
-              <w:t>Shared Services Docker</w:t>
-            </w:r>
-          </w:p>
-        </w:tc>
-      </w:tr>
-      <w:tr>
-        <w:tc>
-          <w:tcPr>
-            <w:tcW w:type="dxa" w:w="4320"/>
-          </w:tcPr>
-          <w:p>
-            <w:r>
-              <w:t>`target_docker_local_website`</w:t>
-            </w:r>
-          </w:p>
-        </w:tc>
-        <w:tc>
-          <w:tcPr>
-            <w:tcW w:type="dxa" w:w="4320"/>
-          </w:tcPr>
-          <w:p>
-            <w:r>
-              <w:t>Local Caddy/Website wrapper (**≠ Cloudflare target**)</w:t>
-            </w:r>
-          </w:p>
-        </w:tc>
-      </w:tr>
-      <w:tr>
-        <w:tc>
-          <w:tcPr>
-            <w:tcW w:type="dxa" w:w="4320"/>
-          </w:tcPr>
-          <w:p>
-            <w:r>
-              <w:t>`target_docker_local_kafka`</w:t>
-            </w:r>
-          </w:p>
-        </w:tc>
-        <w:tc>
-          <w:tcPr>
-            <w:tcW w:type="dxa" w:w="4320"/>
-          </w:tcPr>
-          <w:p>
-            <w:r>
-              <w:t>Kafka (`docker-compose`, container `chathealthy-kafka`)</w:t>
-            </w:r>
-          </w:p>
-        </w:tc>
-      </w:tr>
-      <w:tr>
-        <w:tc>
-          <w:tcPr>
-            <w:tcW w:type="dxa" w:w="4320"/>
-          </w:tcPr>
-          <w:p>
-            <w:r>
-              <w:t>`target_host_local_conversation_log_service`</w:t>
-            </w:r>
-          </w:p>
-        </w:tc>
-        <w:tc>
-          <w:tcPr>
-            <w:tcW w:type="dxa" w:w="4320"/>
-          </w:tcPr>
-          <w:p>
-            <w:r>
-              <w:t>Windows Service supervisor</w:t>
-            </w:r>
-          </w:p>
-        </w:tc>
-      </w:tr>
-      <w:tr>
-        <w:tc>
-          <w:tcPr>
-            <w:tcW w:type="dxa" w:w="4320"/>
-          </w:tcPr>
-          <w:p>
-            <w:r>
-              <w:t>`target_host_local_deploy_tool`</w:t>
-            </w:r>
-          </w:p>
-        </w:tc>
-        <w:tc>
-          <w:tcPr>
-            <w:tcW w:type="dxa" w:w="4320"/>
-          </w:tcPr>
-          <w:p>
-            <w:r>
-              <w:t>Deploy-runner credentials for cloud API calls</w:t>
-            </w:r>
-          </w:p>
-        </w:tc>
-      </w:tr>
-    </w:tbl>
-    <w:p/>
-    <w:p>
-      <w:r>
-        <w:t>**Retired:** `target_host_local_workstation` as a file inventory. Governance JSON, enforcement workers, DevOps scripts, and non-shipped tests live in **git only**, not in any target.</w:t>
+        <w:t xml:space="preserve">11. </w:t>
+      </w:r>
+      <w:r>
+        <w:t>v1→v2 cutover; purge review.</w:t>
       </w:r>
     </w:p>
     <w:p>
       <w:pPr>
-        <w:pStyle w:val="Heading3"/>
+        <w:pStyle w:val="ListNumber"/>
       </w:pPr>
       <w:r>
-        <w:t>3.5 HF trio — minimum exclusive artifacts (design intent)</w:t>
+        <w:t xml:space="preserve">12. </w:t>
+      </w:r>
+      <w:r>
+        <w:t>Regenerate workbook; local build-deploy-smoke before prod promote.</w:t>
       </w:r>
     </w:p>
-    <w:tbl>
-      <w:tblPr>
-        <w:tblStyle w:val="TableGrid"/>
-        <w:tblW w:type="auto" w:w="0"/>
-        <w:tblLook w:firstColumn="1" w:firstRow="1" w:lastColumn="0" w:lastRow="0" w:noHBand="0" w:noVBand="1" w:val="04A0"/>
-      </w:tblPr>
-      <w:tblGrid>
-        <w:gridCol w:w="2880"/>
-        <w:gridCol w:w="2880"/>
-        <w:gridCol w:w="2880"/>
-      </w:tblGrid>
-      <w:tr>
-        <w:tc>
-          <w:tcPr>
-            <w:tcW w:type="dxa" w:w="2880"/>
-          </w:tcPr>
-          <w:p>
-            <w:r>
-              <w:t>Server</w:t>
-            </w:r>
-          </w:p>
-        </w:tc>
-        <w:tc>
-          <w:tcPr>
-            <w:tcW w:type="dxa" w:w="2880"/>
-          </w:tcPr>
-          <w:p>
-            <w:r>
-              <w:t>Must include (examples)</w:t>
-            </w:r>
-          </w:p>
-        </w:tc>
-        <w:tc>
-          <w:tcPr>
-            <w:tcW w:type="dxa" w:w="2880"/>
-          </w:tcPr>
-          <w:p>
-            <w:r>
-              <w:t>Must exclude (examples)</w:t>
-            </w:r>
-          </w:p>
-        </w:tc>
-      </w:tr>
-      <w:tr>
-        <w:tc>
-          <w:tcPr>
-            <w:tcW w:type="dxa" w:w="2880"/>
-          </w:tcPr>
-          <w:p>
-            <w:r>
-              <w:t>FindCare HF</w:t>
-            </w:r>
-          </w:p>
-        </w:tc>
-        <w:tc>
-          <w:tcPr>
-            <w:tcW w:type="dxa" w:w="2880"/>
-          </w:tcPr>
-          <w:p>
-            <w:r>
-              <w:t>`FindCareChat/backend`, `FindCare/`, shared lib **if import proof requires**, 2 brain JSON paths above</w:t>
-            </w:r>
-          </w:p>
-        </w:tc>
-        <w:tc>
-          <w:tcPr>
-            <w:tcW w:type="dxa" w:w="2880"/>
-          </w:tcPr>
-          <w:p>
-            <w:r>
-              <w:t>`sharedServices/Code/*` only-used paths, `agile_backlog.json`, backend tests not in image</w:t>
-            </w:r>
-          </w:p>
-        </w:tc>
-      </w:tr>
-      <w:tr>
-        <w:tc>
-          <w:tcPr>
-            <w:tcW w:type="dxa" w:w="2880"/>
-          </w:tcPr>
-          <w:p>
-            <w:r>
-              <w:t>EvaluateCare HF</w:t>
-            </w:r>
-          </w:p>
-        </w:tc>
-        <w:tc>
-          <w:tcPr>
-            <w:tcW w:type="dxa" w:w="2880"/>
-          </w:tcPr>
-          <w:p>
-            <w:r>
-              <w:t>`evaluateCare/Code` closure</w:t>
-            </w:r>
-          </w:p>
-        </w:tc>
-        <w:tc>
-          <w:tcPr>
-            <w:tcW w:type="dxa" w:w="2880"/>
-          </w:tcPr>
-          <w:p>
-            <w:r>
-              <w:t>FindCare-only, Shared-only paths</w:t>
-            </w:r>
-          </w:p>
-        </w:tc>
-      </w:tr>
-      <w:tr>
-        <w:tc>
-          <w:tcPr>
-            <w:tcW w:type="dxa" w:w="2880"/>
-          </w:tcPr>
-          <w:p>
-            <w:r>
-              <w:t>Shared HF</w:t>
-            </w:r>
-          </w:p>
-        </w:tc>
-        <w:tc>
-          <w:tcPr>
-            <w:tcW w:type="dxa" w:w="2880"/>
-          </w:tcPr>
-          <w:p>
-            <w:r>
-              <w:t>`sharedServices/Code` closure</w:t>
-            </w:r>
-          </w:p>
-        </w:tc>
-        <w:tc>
-          <w:tcPr>
-            <w:tcW w:type="dxa" w:w="2880"/>
-          </w:tcPr>
-          <w:p>
-            <w:r>
-              <w:t>FindCare-only, EvaluateCare-only paths</w:t>
-            </w:r>
-          </w:p>
-        </w:tc>
-      </w:tr>
-    </w:tbl>
     <w:p/>
-    <w:p>
-      <w:r>
-        <w:t>Shared library paths (`FrontEndApplicationLib`, parts of `Code/Shared`) appear on a server **only** if that server’s runtime import closure requires them.</w:t>
-      </w:r>
-    </w:p>
-    <w:p>
-      <w:pPr>
-        <w:pStyle w:val="Heading3"/>
-      </w:pPr>
-      <w:r>
-        <w:t>3.6 Local vs promoted — same product, different targets</w:t>
-      </w:r>
-    </w:p>
-    <w:tbl>
-      <w:tblPr>
-        <w:tblStyle w:val="TableGrid"/>
-        <w:tblW w:type="auto" w:w="0"/>
-        <w:tblLook w:firstColumn="1" w:firstRow="1" w:lastColumn="0" w:lastRow="0" w:noHBand="0" w:noVBand="1" w:val="04A0"/>
-      </w:tblPr>
-      <w:tblGrid>
-        <w:gridCol w:w="2880"/>
-        <w:gridCol w:w="2880"/>
-        <w:gridCol w:w="2880"/>
-      </w:tblGrid>
-      <w:tr>
-        <w:tc>
-          <w:tcPr>
-            <w:tcW w:type="dxa" w:w="2880"/>
-          </w:tcPr>
-          <w:p>
-            <w:r>
-              <w:t>Product surface</w:t>
-            </w:r>
-          </w:p>
-        </w:tc>
-        <w:tc>
-          <w:tcPr>
-            <w:tcW w:type="dxa" w:w="2880"/>
-          </w:tcPr>
-          <w:p>
-            <w:r>
-              <w:t>Promoted target</w:t>
-            </w:r>
-          </w:p>
-        </w:tc>
-        <w:tc>
-          <w:tcPr>
-            <w:tcW w:type="dxa" w:w="2880"/>
-          </w:tcPr>
-          <w:p>
-            <w:r>
-              <w:t>Local target</w:t>
-            </w:r>
-          </w:p>
-        </w:tc>
-      </w:tr>
-      <w:tr>
-        <w:tc>
-          <w:tcPr>
-            <w:tcW w:type="dxa" w:w="2880"/>
-          </w:tcPr>
-          <w:p>
-            <w:r>
-              <w:t>Website</w:t>
-            </w:r>
-          </w:p>
-        </w:tc>
-        <w:tc>
-          <w:tcPr>
-            <w:tcW w:type="dxa" w:w="2880"/>
-          </w:tcPr>
-          <w:p>
-            <w:r>
-              <w:t>`target_cloudflare_pages_website`</w:t>
-            </w:r>
-          </w:p>
-        </w:tc>
-        <w:tc>
-          <w:tcPr>
-            <w:tcW w:type="dxa" w:w="2880"/>
-          </w:tcPr>
-          <w:p>
-            <w:r>
-              <w:t>`target_docker_local_website`</w:t>
-            </w:r>
-          </w:p>
-        </w:tc>
-      </w:tr>
-      <w:tr>
-        <w:tc>
-          <w:tcPr>
-            <w:tcW w:type="dxa" w:w="2880"/>
-          </w:tcPr>
-          <w:p>
-            <w:r>
-              <w:t>FindCare</w:t>
-            </w:r>
-          </w:p>
-        </w:tc>
-        <w:tc>
-          <w:tcPr>
-            <w:tcW w:type="dxa" w:w="2880"/>
-          </w:tcPr>
-          <w:p>
-            <w:r>
-              <w:t>`target_hf_space_findcare_backend`</w:t>
-            </w:r>
-          </w:p>
-        </w:tc>
-        <w:tc>
-          <w:tcPr>
-            <w:tcW w:type="dxa" w:w="2880"/>
-          </w:tcPr>
-          <w:p>
-            <w:r>
-              <w:t>`target_docker_local_findcare`</w:t>
-            </w:r>
-          </w:p>
-        </w:tc>
-      </w:tr>
-      <w:tr>
-        <w:tc>
-          <w:tcPr>
-            <w:tcW w:type="dxa" w:w="2880"/>
-          </w:tcPr>
-          <w:p>
-            <w:r>
-              <w:t>EvaluateCare</w:t>
-            </w:r>
-          </w:p>
-        </w:tc>
-        <w:tc>
-          <w:tcPr>
-            <w:tcW w:type="dxa" w:w="2880"/>
-          </w:tcPr>
-          <w:p>
-            <w:r>
-              <w:t>`target_hf_space_evaluatecare_backend`</w:t>
-            </w:r>
-          </w:p>
-        </w:tc>
-        <w:tc>
-          <w:tcPr>
-            <w:tcW w:type="dxa" w:w="2880"/>
-          </w:tcPr>
-          <w:p>
-            <w:r>
-              <w:t>`target_docker_local_evaluatecare`</w:t>
-            </w:r>
-          </w:p>
-        </w:tc>
-      </w:tr>
-      <w:tr>
-        <w:tc>
-          <w:tcPr>
-            <w:tcW w:type="dxa" w:w="2880"/>
-          </w:tcPr>
-          <w:p>
-            <w:r>
-              <w:t>Shared Services</w:t>
-            </w:r>
-          </w:p>
-        </w:tc>
-        <w:tc>
-          <w:tcPr>
-            <w:tcW w:type="dxa" w:w="2880"/>
-          </w:tcPr>
-          <w:p>
-            <w:r>
-              <w:t>`target_hf_space_shared_services`</w:t>
-            </w:r>
-          </w:p>
-        </w:tc>
-        <w:tc>
-          <w:tcPr>
-            <w:tcW w:type="dxa" w:w="2880"/>
-          </w:tcPr>
-          <w:p>
-            <w:r>
-              <w:t>`target_docker_local_sharedservices`</w:t>
-            </w:r>
-          </w:p>
-        </w:tc>
-      </w:tr>
-    </w:tbl>
-    <w:p/>
-    <w:p>
-      <w:r>
-        <w:t>Artifact sets **may differ** between columns (local may include diagnostic paths; cloud must stay minimal).</w:t>
-      </w:r>
-    </w:p>
-    <w:p>
-      <w:r>
-        <w:t>---</w:t>
-      </w:r>
-    </w:p>
     <w:p>
       <w:pPr>
         <w:pStyle w:val="Heading2"/>
       </w:pPr>
       <w:r>
-        <w:t>Chapter 4 — DevOps operations and automations (ongoing pristine state)</w:t>
-      </w:r>
-    </w:p>
-    <w:p>
-      <w:r>
-        <w:t>After migration, the one-person shop keeps the manifest pristine using this loop:</w:t>
-      </w:r>
-    </w:p>
-    <w:p>
-      <w:pPr>
-        <w:pStyle w:val="Heading3"/>
-      </w:pPr>
-      <w:r>
-        <w:t>4.1 Code-path proof (`code_path_proof.py`)</w:t>
+        <w:t>Appendix C — References</w:t>
       </w:r>
     </w:p>
     <w:p>
@@ -4231,7 +4502,13 @@
         <w:pStyle w:val="ListBullet"/>
       </w:pPr>
       <w:r>
-        <w:t>For each server, compute minimum `files[]` from build, runtime, deploy, docker, hook, and static proof edges.</w:t>
+        <w:t xml:space="preserve">V18 accepted design: </w:t>
+      </w:r>
+      <w:r>
+        <w:rPr>
+          <w:rFonts w:ascii="Consolas" w:hAnsi="Consolas"/>
+        </w:rPr>
+        <w:t>brain/BusinessArtifacts/architecture/Deployment/18Itterations-DesignOfDeploymentsForFrontEndV1accepted.docx</w:t>
       </w:r>
     </w:p>
     <w:p>
@@ -4239,7 +4516,19 @@
         <w:pStyle w:val="ListBullet"/>
       </w:pPr>
       <w:r>
-        <w:t>**Exclusive partition:** each path assigned to exactly one `target_id`.</w:t>
+        <w:rPr>
+          <w:b/>
+        </w:rPr>
+        <w:t>BUG-011</w:t>
+      </w:r>
+      <w:r>
+        <w:t xml:space="preserve">: </w:t>
+      </w:r>
+      <w:r>
+        <w:rPr>
+          <w:rFonts w:ascii="Consolas" w:hAnsi="Consolas"/>
+        </w:rPr>
+        <w:t>brain/machine_artifacts/content/bugs.json</w:t>
       </w:r>
     </w:p>
     <w:p>
@@ -4247,15 +4536,13 @@
         <w:pStyle w:val="ListBullet"/>
       </w:pPr>
       <w:r>
-        <w:t>Output: `_oneshots/code_path_proof_&lt;date&gt;.jsonl` (audit trail, gitignored).</w:t>
-      </w:r>
-    </w:p>
-    <w:p>
-      <w:pPr>
-        <w:pStyle w:val="Heading3"/>
-      </w:pPr>
-      <w:r>
-        <w:t>4.2 Optional apply (`semantic_deployment_inventory.py --apply`)</w:t>
+        <w:t xml:space="preserve">Rule engine design: </w:t>
+      </w:r>
+      <w:r>
+        <w:rPr>
+          <w:rFonts w:ascii="Consolas" w:hAnsi="Consolas"/>
+        </w:rPr>
+        <w:t>architecture/EngineeringRuleEnforcement/ArchitectureDesignAndAuditDocs/CH-EPIC8-Feachure-002-EngineeringRulesEnforcement-designV21.docx</w:t>
       </w:r>
     </w:p>
     <w:p>
@@ -4263,15 +4550,13 @@
         <w:pStyle w:val="ListBullet"/>
       </w:pPr>
       <w:r>
-        <w:t>Writes proof-derived `files[]` into manifest **only during approved migration windows** — not part of day-to-day editing.</w:t>
-      </w:r>
-    </w:p>
-    <w:p>
-      <w:pPr>
-        <w:pStyle w:val="Heading3"/>
-      </w:pPr>
-      <w:r>
-        <w:t>4.3 Crosswalk (`crosswalk.py`)</w:t>
+        <w:t xml:space="preserve">Code-path proof: </w:t>
+      </w:r>
+      <w:r>
+        <w:rPr>
+          <w:rFonts w:ascii="Consolas" w:hAnsi="Consolas"/>
+        </w:rPr>
+        <w:t>architecture/DevOpsBuildDeployAndEnvironmentManagement/code_path_proof.py</w:t>
       </w:r>
     </w:p>
     <w:p>
@@ -4279,7 +4564,13 @@
         <w:pStyle w:val="ListBullet"/>
       </w:pPr>
       <w:r>
-        <w:t>Runs at **build** and **local deploy** today.</w:t>
+        <w:t xml:space="preserve">Schema v1: </w:t>
+      </w:r>
+      <w:r>
+        <w:rPr>
+          <w:rFonts w:ascii="Consolas" w:hAnsi="Consolas"/>
+        </w:rPr>
+        <w:t>Website/schemas/ChatHealthyDeploymentArchitectureSchema.json</w:t>
       </w:r>
     </w:p>
     <w:p>
@@ -4287,1997 +4578,31 @@
         <w:pStyle w:val="ListBullet"/>
       </w:pPr>
       <w:r>
-        <w:t>**Target state:** also at **cloud deploy** before HF push / Cloudflare upload.</w:t>
-      </w:r>
-    </w:p>
-    <w:p>
-      <w:pPr>
-        <w:pStyle w:val="ListBullet"/>
-      </w:pPr>
-      <w:r>
-        <w:t>Rejects: missing files on disk, backlog integrity failures, env leaks.</w:t>
-      </w:r>
-    </w:p>
-    <w:p>
-      <w:pPr>
-        <w:pStyle w:val="ListBullet"/>
-      </w:pPr>
-      <w:r>
-        <w:t>**Target state addition:** reject any `source_location` appearing on more than one target (exclusive ownership).</w:t>
-      </w:r>
-    </w:p>
-    <w:p>
-      <w:pPr>
-        <w:pStyle w:val="Heading3"/>
-      </w:pPr>
-      <w:r>
-        <w:t>4.4 Build entrypoint (`build_chathealthy.py`)</w:t>
-      </w:r>
-    </w:p>
-    <w:p>
-      <w:pPr>
-        <w:pStyle w:val="ListBullet"/>
-      </w:pPr>
-      <w:r>
-        <w:t>**Promoted plane:** `--env dev|qa|prod` — branch guard, version bump, git SHA on manifest sidecar.</w:t>
-      </w:r>
-    </w:p>
-    <w:p>
-      <w:pPr>
-        <w:pStyle w:val="ListBullet"/>
-      </w:pPr>
-      <w:r>
-        <w:t>**Local plane:** `--env local` — working tree, no branch requirement (INV-1).</w:t>
-      </w:r>
-    </w:p>
-    <w:p>
-      <w:pPr>
-        <w:pStyle w:val="ListBullet"/>
-      </w:pPr>
-      <w:r>
-        <w:t>**Target state:** stage **only** `artifacts.files[]` per selected targets — delete `_copy_tree(huggingface_source_set)`.</w:t>
-      </w:r>
-    </w:p>
-    <w:p>
-      <w:pPr>
-        <w:pStyle w:val="Heading3"/>
-      </w:pPr>
-      <w:r>
-        <w:t>4.5 Deploy entrypoint (`deploy_chathealthy.py`)</w:t>
-      </w:r>
-    </w:p>
-    <w:p>
-      <w:pPr>
-        <w:pStyle w:val="ListBullet"/>
-      </w:pPr>
-      <w:r>
-        <w:t>Staleness gate (SHA, env, build counter) for promoted plane.</w:t>
-      </w:r>
-    </w:p>
-    <w:p>
-      <w:pPr>
-        <w:pStyle w:val="ListBullet"/>
-      </w:pPr>
-      <w:r>
-        <w:t>**Local plane:** `LocalDeploy` reads **local plane targets** from manifest for container names, ports, Dockerfile paths — replace hard-coded `BACKEND_CONTAINERS`.</w:t>
-      </w:r>
-    </w:p>
-    <w:p>
-      <w:pPr>
-        <w:pStyle w:val="Heading3"/>
-      </w:pPr>
-      <w:r>
-        <w:t>4.6 Workbook export (`tools/export_deployment_deliverables.py`)</w:t>
-      </w:r>
-    </w:p>
-    <w:p>
-      <w:pPr>
-        <w:pStyle w:val="ListBullet"/>
-      </w:pPr>
-      <w:r>
-        <w:t>Projects manifest to spreadsheet for human audit.</w:t>
-      </w:r>
-    </w:p>
-    <w:p>
-      <w:pPr>
-        <w:pStyle w:val="ListBullet"/>
-      </w:pPr>
-      <w:r>
-        <w:t>Operator filters `fact_kind=file` and `targets=&lt;target_id&gt;` to review one server’s inventory.</w:t>
-      </w:r>
-    </w:p>
-    <w:p>
-      <w:pPr>
-        <w:pStyle w:val="Heading3"/>
-      </w:pPr>
-      <w:r>
-        <w:t>4.7 Promote (`promote_chathealthy.py`)</w:t>
-      </w:r>
-    </w:p>
-    <w:p>
-      <w:pPr>
-        <w:pStyle w:val="ListBullet"/>
-      </w:pPr>
-      <w:r>
-        <w:t>Branch-to-branch git promotion for promoted plane only; unrelated to local plane.</w:t>
-      </w:r>
-    </w:p>
-    <w:p>
-      <w:pPr>
-        <w:pStyle w:val="Heading3"/>
-      </w:pPr>
-      <w:r>
-        <w:t>4.8 Governance hooks (not deploy targets)</w:t>
-      </w:r>
-    </w:p>
-    <w:p>
-      <w:r>
-        <w:t>Rule enforcement workers under `architecture/EngineeringRuleEnforcement/code/` and `.claude/settings.json` remain **git + hook** concerns. They do not appear in server artifact lists unless a future server literally ships them (none today).</w:t>
-      </w:r>
-    </w:p>
-    <w:p>
-      <w:r>
-        <w:t>---</w:t>
-      </w:r>
-    </w:p>
-    <w:p>
-      <w:pPr>
-        <w:pStyle w:val="Heading2"/>
-      </w:pPr>
-      <w:r>
-        <w:t>Chapter 5 — Conversion plan and design</w:t>
-      </w:r>
-    </w:p>
-    <w:p>
-      <w:r>
-        <w:t>Execution order for Claude Code or the operator. **Do not skip analysis gates.**</w:t>
-      </w:r>
-    </w:p>
-    <w:p>
-      <w:pPr>
-        <w:pStyle w:val="Heading3"/>
-      </w:pPr>
-      <w:r>
-        <w:t>Epic 0 — Document and workbook baseline (complete / maintain)</w:t>
-      </w:r>
-    </w:p>
-    <w:tbl>
-      <w:tblPr>
-        <w:tblStyle w:val="TableGrid"/>
-        <w:tblW w:type="auto" w:w="0"/>
-        <w:tblLook w:firstColumn="1" w:firstRow="1" w:lastColumn="0" w:lastRow="0" w:noHBand="0" w:noVBand="1" w:val="04A0"/>
-      </w:tblPr>
-      <w:tblGrid>
-        <w:gridCol w:w="4320"/>
-        <w:gridCol w:w="4320"/>
-      </w:tblGrid>
-      <w:tr>
-        <w:tc>
-          <w:tcPr>
-            <w:tcW w:type="dxa" w:w="4320"/>
-          </w:tcPr>
-          <w:p>
-            <w:r>
-              <w:t>Task</w:t>
-            </w:r>
-          </w:p>
-        </w:tc>
-        <w:tc>
-          <w:tcPr>
-            <w:tcW w:type="dxa" w:w="4320"/>
-          </w:tcPr>
-          <w:p>
-            <w:r>
-              <w:t>Action</w:t>
-            </w:r>
-          </w:p>
-        </w:tc>
-      </w:tr>
-      <w:tr>
-        <w:tc>
-          <w:tcPr>
-            <w:tcW w:type="dxa" w:w="4320"/>
-          </w:tcPr>
-          <w:p>
-            <w:r>
-              <w:t>0.1</w:t>
-            </w:r>
-          </w:p>
-        </w:tc>
-        <w:tc>
-          <w:tcPr>
-            <w:tcW w:type="dxa" w:w="4320"/>
-          </w:tcPr>
-          <w:p>
-            <w:r>
-              <w:t>Keep `deployment_facts_inventory_&lt;date&gt;.xlsx` current via export script</w:t>
-            </w:r>
-          </w:p>
-        </w:tc>
-      </w:tr>
-      <w:tr>
-        <w:tc>
-          <w:tcPr>
-            <w:tcW w:type="dxa" w:w="4320"/>
-          </w:tcPr>
-          <w:p>
-            <w:r>
-              <w:t>0.2</w:t>
-            </w:r>
-          </w:p>
-        </w:tc>
-        <w:tc>
-          <w:tcPr>
-            <w:tcW w:type="dxa" w:w="4320"/>
-          </w:tcPr>
-          <w:p>
-            <w:r>
-              <w:t>Iterate this migration plan from review feedback</w:t>
-            </w:r>
-          </w:p>
-        </w:tc>
-      </w:tr>
-    </w:tbl>
-    <w:p/>
-    <w:p>
-      <w:pPr>
-        <w:pStyle w:val="Heading3"/>
-      </w:pPr>
-      <w:r>
-        <w:t>Epic 1 — Schema v2 design (documentation + schema file)</w:t>
-      </w:r>
-    </w:p>
-    <w:tbl>
-      <w:tblPr>
-        <w:tblStyle w:val="TableGrid"/>
-        <w:tblW w:type="auto" w:w="0"/>
-        <w:tblLook w:firstColumn="1" w:firstRow="1" w:lastColumn="0" w:lastRow="0" w:noHBand="0" w:noVBand="1" w:val="04A0"/>
-      </w:tblPr>
-      <w:tblGrid>
-        <w:gridCol w:w="2880"/>
-        <w:gridCol w:w="2880"/>
-        <w:gridCol w:w="2880"/>
-      </w:tblGrid>
-      <w:tr>
-        <w:tc>
-          <w:tcPr>
-            <w:tcW w:type="dxa" w:w="2880"/>
-          </w:tcPr>
-          <w:p>
-            <w:r>
-              <w:t>Task</w:t>
-            </w:r>
-          </w:p>
-        </w:tc>
-        <w:tc>
-          <w:tcPr>
-            <w:tcW w:type="dxa" w:w="2880"/>
-          </w:tcPr>
-          <w:p>
-            <w:r>
-              <w:t>Action</w:t>
-            </w:r>
-          </w:p>
-        </w:tc>
-        <w:tc>
-          <w:tcPr>
-            <w:tcW w:type="dxa" w:w="2880"/>
-          </w:tcPr>
-          <w:p>
-            <w:r>
-              <w:t>Acceptance</w:t>
-            </w:r>
-          </w:p>
-        </w:tc>
-      </w:tr>
-      <w:tr>
-        <w:tc>
-          <w:tcPr>
-            <w:tcW w:type="dxa" w:w="2880"/>
-          </w:tcPr>
-          <w:p>
-            <w:r>
-              <w:t>1.1</w:t>
-            </w:r>
-          </w:p>
-        </w:tc>
-        <w:tc>
-          <w:tcPr>
-            <w:tcW w:type="dxa" w:w="2880"/>
-          </w:tcPr>
-          <w:p>
-            <w:r>
-              <w:t>Author `Website/schemas/DeploymentTargetSchema_v2.json`</w:t>
-            </w:r>
-          </w:p>
-        </w:tc>
-        <w:tc>
-          <w:tcPr>
-            <w:tcW w:type="dxa" w:w="2880"/>
-          </w:tcPr>
-          <w:p>
-            <w:r>
-              <w:t>Validates neutral `targets[]` + `artifacts`</w:t>
-            </w:r>
-          </w:p>
-        </w:tc>
-      </w:tr>
-      <w:tr>
-        <w:tc>
-          <w:tcPr>
-            <w:tcW w:type="dxa" w:w="2880"/>
-          </w:tcPr>
-          <w:p>
-            <w:r>
-              <w:t>1.2</w:t>
-            </w:r>
-          </w:p>
-        </w:tc>
-        <w:tc>
-          <w:tcPr>
-            <w:tcW w:type="dxa" w:w="2880"/>
-          </w:tcPr>
-          <w:p>
-            <w:r>
-              <w:t>Write v1→v2 field mapping table in plan appendix</w:t>
-            </w:r>
-          </w:p>
-        </w:tc>
-        <w:tc>
-          <w:tcPr>
-            <w:tcW w:type="dxa" w:w="2880"/>
-          </w:tcPr>
-          <w:p>
-            <w:r>
-              <w:t>Every v1 field accounted for</w:t>
-            </w:r>
-          </w:p>
-        </w:tc>
-      </w:tr>
-      <w:tr>
-        <w:tc>
-          <w:tcPr>
-            <w:tcW w:type="dxa" w:w="2880"/>
-          </w:tcPr>
-          <w:p>
-            <w:r>
-              <w:t>1.3</w:t>
-            </w:r>
-          </w:p>
-        </w:tc>
-        <w:tc>
-          <w:tcPr>
-            <w:tcW w:type="dxa" w:w="2880"/>
-          </w:tcPr>
-          <w:p>
-            <w:r>
-              <w:t>Add Crosswalk rules for exclusive `source_location`</w:t>
-            </w:r>
-          </w:p>
-        </w:tc>
-        <w:tc>
-          <w:tcPr>
-            <w:tcW w:type="dxa" w:w="2880"/>
-          </w:tcPr>
-          <w:p>
-            <w:r>
-              <w:t>Design spec for implementer</w:t>
-            </w:r>
-          </w:p>
-        </w:tc>
-      </w:tr>
-    </w:tbl>
-    <w:p/>
-    <w:p>
-      <w:pPr>
-        <w:pStyle w:val="Heading3"/>
-      </w:pPr>
-      <w:r>
-        <w:t>Epic 2 — Partition and scrub inventory (analysis)</w:t>
-      </w:r>
-    </w:p>
-    <w:tbl>
-      <w:tblPr>
-        <w:tblStyle w:val="TableGrid"/>
-        <w:tblW w:type="auto" w:w="0"/>
-        <w:tblLook w:firstColumn="1" w:firstRow="1" w:lastColumn="0" w:lastRow="0" w:noHBand="0" w:noVBand="1" w:val="04A0"/>
-      </w:tblPr>
-      <w:tblGrid>
-        <w:gridCol w:w="2880"/>
-        <w:gridCol w:w="2880"/>
-        <w:gridCol w:w="2880"/>
-      </w:tblGrid>
-      <w:tr>
-        <w:tc>
-          <w:tcPr>
-            <w:tcW w:type="dxa" w:w="2880"/>
-          </w:tcPr>
-          <w:p>
-            <w:r>
-              <w:t>Task</w:t>
-            </w:r>
-          </w:p>
-        </w:tc>
-        <w:tc>
-          <w:tcPr>
-            <w:tcW w:type="dxa" w:w="2880"/>
-          </w:tcPr>
-          <w:p>
-            <w:r>
-              <w:t>Action</w:t>
-            </w:r>
-          </w:p>
-        </w:tc>
-        <w:tc>
-          <w:tcPr>
-            <w:tcW w:type="dxa" w:w="2880"/>
-          </w:tcPr>
-          <w:p>
-            <w:r>
-              <w:t>Acceptance</w:t>
-            </w:r>
-          </w:p>
-        </w:tc>
-      </w:tr>
-      <w:tr>
-        <w:tc>
-          <w:tcPr>
-            <w:tcW w:type="dxa" w:w="2880"/>
-          </w:tcPr>
-          <w:p>
-            <w:r>
-              <w:t>2.1</w:t>
-            </w:r>
-          </w:p>
-        </w:tc>
-        <w:tc>
-          <w:tcPr>
-            <w:tcW w:type="dxa" w:w="2880"/>
-          </w:tcPr>
-          <w:p>
-            <w:r>
-              <w:t>Run code-path proof per server</w:t>
-            </w:r>
-          </w:p>
-        </w:tc>
-        <w:tc>
-          <w:tcPr>
-            <w:tcW w:type="dxa" w:w="2880"/>
-          </w:tcPr>
-          <w:p>
-            <w:r>
-              <w:t>One proven file set per target_id</w:t>
-            </w:r>
-          </w:p>
-        </w:tc>
-      </w:tr>
-      <w:tr>
-        <w:tc>
-          <w:tcPr>
-            <w:tcW w:type="dxa" w:w="2880"/>
-          </w:tcPr>
-          <w:p>
-            <w:r>
-              <w:t>2.2</w:t>
-            </w:r>
-          </w:p>
-        </w:tc>
-        <w:tc>
-          <w:tcPr>
-            <w:tcW w:type="dxa" w:w="2880"/>
-          </w:tcPr>
-          <w:p>
-            <w:r>
-              <w:t>Build overlap matrix: path × targets</w:t>
-            </w:r>
-          </w:p>
-        </w:tc>
-        <w:tc>
-          <w:tcPr>
-            <w:tcW w:type="dxa" w:w="2880"/>
-          </w:tcPr>
-          <w:p>
-            <w:r>
-              <w:t>List every exclusive violation</w:t>
-            </w:r>
-          </w:p>
-        </w:tc>
-      </w:tr>
-      <w:tr>
-        <w:tc>
-          <w:tcPr>
-            <w:tcW w:type="dxa" w:w="2880"/>
-          </w:tcPr>
-          <w:p>
-            <w:r>
-              <w:t>2.3</w:t>
-            </w:r>
-          </w:p>
-        </w:tc>
-        <w:tc>
-          <w:tcPr>
-            <w:tcW w:type="dxa" w:w="2880"/>
-          </w:tcPr>
-          <w:p>
-            <w:r>
-              <w:t>Classify each path: deploy vs git-only</w:t>
-            </w:r>
-          </w:p>
-        </w:tc>
-        <w:tc>
-          <w:tcPr>
-            <w:tcW w:type="dxa" w:w="2880"/>
-          </w:tcPr>
-          <w:p>
-            <w:r>
-              <w:t>git-only paths on zero targets</w:t>
-            </w:r>
-          </w:p>
-        </w:tc>
-      </w:tr>
-      <w:tr>
-        <w:tc>
-          <w:tcPr>
-            <w:tcW w:type="dxa" w:w="2880"/>
-          </w:tcPr>
-          <w:p>
-            <w:r>
-              <w:t>2.4</w:t>
-            </w:r>
-          </w:p>
-        </w:tc>
-        <w:tc>
-          <w:tcPr>
-            <w:tcW w:type="dxa" w:w="2880"/>
-          </w:tcPr>
-          <w:p>
-            <w:r>
-              <w:t>FindCare HF: drop governance JSON + non-shipped tests from HF target</w:t>
-            </w:r>
-          </w:p>
-        </w:tc>
-        <w:tc>
-          <w:tcPr>
-            <w:tcW w:type="dxa" w:w="2880"/>
-          </w:tcPr>
-          <w:p>
-            <w:r>
-              <w:t>Matches minimum runtime</w:t>
-            </w:r>
-          </w:p>
-        </w:tc>
-      </w:tr>
-      <w:tr>
-        <w:tc>
-          <w:tcPr>
-            <w:tcW w:type="dxa" w:w="2880"/>
-          </w:tcPr>
-          <w:p>
-            <w:r>
-              <w:t>2.5</w:t>
-            </w:r>
-          </w:p>
-        </w:tc>
-        <w:tc>
-          <w:tcPr>
-            <w:tcW w:type="dxa" w:w="2880"/>
-          </w:tcPr>
-          <w:p>
-            <w:r>
-              <w:t>Retire workstation file carrier</w:t>
-            </w:r>
-          </w:p>
-        </w:tc>
-        <w:tc>
-          <w:tcPr>
-            <w:tcW w:type="dxa" w:w="2880"/>
-          </w:tcPr>
-          <w:p>
-            <w:r>
-              <w:t>Zero paths that only exist for “operator convenience”</w:t>
-            </w:r>
-          </w:p>
-        </w:tc>
-      </w:tr>
-    </w:tbl>
-    <w:p/>
-    <w:p>
-      <w:pPr>
-        <w:pStyle w:val="Heading3"/>
-      </w:pPr>
-      <w:r>
-        <w:t>Epic 3 — Add missing local servers</w:t>
-      </w:r>
-    </w:p>
-    <w:tbl>
-      <w:tblPr>
-        <w:tblStyle w:val="TableGrid"/>
-        <w:tblW w:type="auto" w:w="0"/>
-        <w:tblLook w:firstColumn="1" w:firstRow="1" w:lastColumn="0" w:lastRow="0" w:noHBand="0" w:noVBand="1" w:val="04A0"/>
-      </w:tblPr>
-      <w:tblGrid>
-        <w:gridCol w:w="2880"/>
-        <w:gridCol w:w="2880"/>
-        <w:gridCol w:w="2880"/>
-      </w:tblGrid>
-      <w:tr>
-        <w:tc>
-          <w:tcPr>
-            <w:tcW w:type="dxa" w:w="2880"/>
-          </w:tcPr>
-          <w:p>
-            <w:r>
-              <w:t>Task</w:t>
-            </w:r>
-          </w:p>
-        </w:tc>
-        <w:tc>
-          <w:tcPr>
-            <w:tcW w:type="dxa" w:w="2880"/>
-          </w:tcPr>
-          <w:p>
-            <w:r>
-              <w:t>Action</w:t>
-            </w:r>
-          </w:p>
-        </w:tc>
-        <w:tc>
-          <w:tcPr>
-            <w:tcW w:type="dxa" w:w="2880"/>
-          </w:tcPr>
-          <w:p>
-            <w:r>
-              <w:t>Acceptance</w:t>
-            </w:r>
-          </w:p>
-        </w:tc>
-      </w:tr>
-      <w:tr>
-        <w:tc>
-          <w:tcPr>
-            <w:tcW w:type="dxa" w:w="2880"/>
-          </w:tcPr>
-          <w:p>
-            <w:r>
-              <w:t>3.1</w:t>
-            </w:r>
-          </w:p>
-        </w:tc>
-        <w:tc>
-          <w:tcPr>
-            <w:tcW w:type="dxa" w:w="2880"/>
-          </w:tcPr>
-          <w:p>
-            <w:r>
-              <w:t>Define `target_docker_local_kafka` artifacts</w:t>
-            </w:r>
-          </w:p>
-        </w:tc>
-        <w:tc>
-          <w:tcPr>
-            <w:tcW w:type="dxa" w:w="2880"/>
-          </w:tcPr>
-          <w:p>
-            <w:r>
-              <w:t>compose file + image config only</w:t>
-            </w:r>
-          </w:p>
-        </w:tc>
-      </w:tr>
-      <w:tr>
-        <w:tc>
-          <w:tcPr>
-            <w:tcW w:type="dxa" w:w="2880"/>
-          </w:tcPr>
-          <w:p>
-            <w:r>
-              <w:t>3.2</w:t>
-            </w:r>
-          </w:p>
-        </w:tc>
-        <w:tc>
-          <w:tcPr>
-            <w:tcW w:type="dxa" w:w="2880"/>
-          </w:tcPr>
-          <w:p>
-            <w:r>
-              <w:t>Define `target_host_local_conversation_log_service` artifacts</w:t>
-            </w:r>
-          </w:p>
-        </w:tc>
-        <w:tc>
-          <w:tcPr>
-            <w:tcW w:type="dxa" w:w="2880"/>
-          </w:tcPr>
-          <w:p>
-            <w:r>
-              <w:t>Service binary, Worker.cs, producer/consumer scripts installed/invoked</w:t>
-            </w:r>
-          </w:p>
-        </w:tc>
-      </w:tr>
-      <w:tr>
-        <w:tc>
-          <w:tcPr>
-            <w:tcW w:type="dxa" w:w="2880"/>
-          </w:tcPr>
-          <w:p>
-            <w:r>
-              <w:t>3.3</w:t>
-            </w:r>
-          </w:p>
-        </w:tc>
-        <w:tc>
-          <w:tcPr>
-            <w:tcW w:type="dxa" w:w="2880"/>
-          </w:tcPr>
-          <w:p>
-            <w:r>
-              <w:t>Wire LocalDeploy to start Kafka target before conversation log</w:t>
-            </w:r>
-          </w:p>
-        </w:tc>
-        <w:tc>
-          <w:tcPr>
-            <w:tcW w:type="dxa" w:w="2880"/>
-          </w:tcPr>
-          <w:p>
-            <w:r>
-              <w:t>Documented in `_deploy_chain` design note</w:t>
-            </w:r>
-          </w:p>
-        </w:tc>
-      </w:tr>
-    </w:tbl>
-    <w:p/>
-    <w:p>
-      <w:pPr>
-        <w:pStyle w:val="Heading3"/>
-      </w:pPr>
-      <w:r>
-        <w:t>Epic 4 — Manifest-driven build (BUG-011 fix)</w:t>
-      </w:r>
-    </w:p>
-    <w:tbl>
-      <w:tblPr>
-        <w:tblStyle w:val="TableGrid"/>
-        <w:tblW w:type="auto" w:w="0"/>
-        <w:tblLook w:firstColumn="1" w:firstRow="1" w:lastColumn="0" w:lastRow="0" w:noHBand="0" w:noVBand="1" w:val="04A0"/>
-      </w:tblPr>
-      <w:tblGrid>
-        <w:gridCol w:w="2880"/>
-        <w:gridCol w:w="2880"/>
-        <w:gridCol w:w="2880"/>
-      </w:tblGrid>
-      <w:tr>
-        <w:tc>
-          <w:tcPr>
-            <w:tcW w:type="dxa" w:w="2880"/>
-          </w:tcPr>
-          <w:p>
-            <w:r>
-              <w:t>Task</w:t>
-            </w:r>
-          </w:p>
-        </w:tc>
-        <w:tc>
-          <w:tcPr>
-            <w:tcW w:type="dxa" w:w="2880"/>
-          </w:tcPr>
-          <w:p>
-            <w:r>
-              <w:t>Action</w:t>
-            </w:r>
-          </w:p>
-        </w:tc>
-        <w:tc>
-          <w:tcPr>
-            <w:tcW w:type="dxa" w:w="2880"/>
-          </w:tcPr>
-          <w:p>
-            <w:r>
-              <w:t>Acceptance</w:t>
-            </w:r>
-          </w:p>
-        </w:tc>
-      </w:tr>
-      <w:tr>
-        <w:tc>
-          <w:tcPr>
-            <w:tcW w:type="dxa" w:w="2880"/>
-          </w:tcPr>
-          <w:p>
-            <w:r>
-              <w:t>4.1</w:t>
-            </w:r>
-          </w:p>
-        </w:tc>
-        <w:tc>
-          <w:tcPr>
-            <w:tcW w:type="dxa" w:w="2880"/>
-          </w:tcPr>
-          <w:p>
-            <w:r>
-              <w:t>Implement `stage_artifacts_files()` in build chain</w:t>
-            </w:r>
-          </w:p>
-        </w:tc>
-        <w:tc>
-          <w:tcPr>
-            <w:tcW w:type="dxa" w:w="2880"/>
-          </w:tcPr>
-          <w:p>
-            <w:r>
-              <w:t>Staged dir equals `files[]`</w:t>
-            </w:r>
-          </w:p>
-        </w:tc>
-      </w:tr>
-      <w:tr>
-        <w:tc>
-          <w:tcPr>
-            <w:tcW w:type="dxa" w:w="2880"/>
-          </w:tcPr>
-          <w:p>
-            <w:r>
-              <w:t>4.2</w:t>
-            </w:r>
-          </w:p>
-        </w:tc>
-        <w:tc>
-          <w:tcPr>
-            <w:tcW w:type="dxa" w:w="2880"/>
-          </w:tcPr>
-          <w:p>
-            <w:r>
-              <w:t>Remove brain wholesale copy from FindCare staging</w:t>
-            </w:r>
-          </w:p>
-        </w:tc>
-        <w:tc>
-          <w:tcPr>
-            <w:tcW w:type="dxa" w:w="2880"/>
-          </w:tcPr>
-          <w:p>
-            <w:r>
-              <w:t>Zero governance JSON in stage dir</w:t>
-            </w:r>
-          </w:p>
-        </w:tc>
-      </w:tr>
-      <w:tr>
-        <w:tc>
-          <w:tcPr>
-            <w:tcW w:type="dxa" w:w="2880"/>
-          </w:tcPr>
-          <w:p>
-            <w:r>
-              <w:t>4.3</w:t>
-            </w:r>
-          </w:p>
-        </w:tc>
-        <w:tc>
-          <w:tcPr>
-            <w:tcW w:type="dxa" w:w="2880"/>
-          </w:tcPr>
-          <w:p>
-            <w:r>
-              <w:t>Pilot: `target_docker_local_findcare` local build</w:t>
-            </w:r>
-          </w:p>
-        </w:tc>
-        <w:tc>
-          <w:tcPr>
-            <w:tcW w:type="dxa" w:w="2880"/>
-          </w:tcPr>
-          <w:p>
-            <w:r>
-              <w:t>Diff stage dir vs manifest</w:t>
-            </w:r>
-          </w:p>
-        </w:tc>
-      </w:tr>
-      <w:tr>
-        <w:tc>
-          <w:tcPr>
-            <w:tcW w:type="dxa" w:w="2880"/>
-          </w:tcPr>
-          <w:p>
-            <w:r>
-              <w:t>4.4</w:t>
-            </w:r>
-          </w:p>
-        </w:tc>
-        <w:tc>
-          <w:tcPr>
-            <w:tcW w:type="dxa" w:w="2880"/>
-          </w:tcPr>
-          <w:p>
-            <w:r>
-              <w:t>Pilot: `target_hf_space_findcare_backend`</w:t>
-            </w:r>
-          </w:p>
-        </w:tc>
-        <w:tc>
-          <w:tcPr>
-            <w:tcW w:type="dxa" w:w="2880"/>
-          </w:tcPr>
-          <w:p>
-            <w:r>
-              <w:t>Same diff on HF build context</w:t>
-            </w:r>
-          </w:p>
-        </w:tc>
-      </w:tr>
-      <w:tr>
-        <w:tc>
-          <w:tcPr>
-            <w:tcW w:type="dxa" w:w="2880"/>
-          </w:tcPr>
-          <w:p>
-            <w:r>
-              <w:t>4.5</w:t>
-            </w:r>
-          </w:p>
-        </w:tc>
-        <w:tc>
-          <w:tcPr>
-            <w:tcW w:type="dxa" w:w="2880"/>
-          </w:tcPr>
-          <w:p>
-            <w:r>
-              <w:t>Delete or audit-only `huggingface_source_set`</w:t>
-            </w:r>
-          </w:p>
-        </w:tc>
-        <w:tc>
-          <w:tcPr>
-            <w:tcW w:type="dxa" w:w="2880"/>
-          </w:tcPr>
-          <w:p>
-            <w:r>
-              <w:t>No dual ship path</w:t>
-            </w:r>
-          </w:p>
-        </w:tc>
-      </w:tr>
-    </w:tbl>
-    <w:p/>
-    <w:p>
-      <w:pPr>
-        <w:pStyle w:val="Heading3"/>
-      </w:pPr>
-      <w:r>
-        <w:t>Epic 5 — LocalDeploy manifest-driven</w:t>
-      </w:r>
-    </w:p>
-    <w:tbl>
-      <w:tblPr>
-        <w:tblStyle w:val="TableGrid"/>
-        <w:tblW w:type="auto" w:w="0"/>
-        <w:tblLook w:firstColumn="1" w:firstRow="1" w:lastColumn="0" w:lastRow="0" w:noHBand="0" w:noVBand="1" w:val="04A0"/>
-      </w:tblPr>
-      <w:tblGrid>
-        <w:gridCol w:w="2880"/>
-        <w:gridCol w:w="2880"/>
-        <w:gridCol w:w="2880"/>
-      </w:tblGrid>
-      <w:tr>
-        <w:tc>
-          <w:tcPr>
-            <w:tcW w:type="dxa" w:w="2880"/>
-          </w:tcPr>
-          <w:p>
-            <w:r>
-              <w:t>Task</w:t>
-            </w:r>
-          </w:p>
-        </w:tc>
-        <w:tc>
-          <w:tcPr>
-            <w:tcW w:type="dxa" w:w="2880"/>
-          </w:tcPr>
-          <w:p>
-            <w:r>
-              <w:t>Action</w:t>
-            </w:r>
-          </w:p>
-        </w:tc>
-        <w:tc>
-          <w:tcPr>
-            <w:tcW w:type="dxa" w:w="2880"/>
-          </w:tcPr>
-          <w:p>
-            <w:r>
-              <w:t>Acceptance</w:t>
-            </w:r>
-          </w:p>
-        </w:tc>
-      </w:tr>
-      <w:tr>
-        <w:tc>
-          <w:tcPr>
-            <w:tcW w:type="dxa" w:w="2880"/>
-          </w:tcPr>
-          <w:p>
-            <w:r>
-              <w:t>5.1</w:t>
-            </w:r>
-          </w:p>
-        </w:tc>
-        <w:tc>
-          <w:tcPr>
-            <w:tcW w:type="dxa" w:w="2880"/>
-          </w:tcPr>
-          <w:p>
-            <w:r>
-              <w:t>Read container/port/Dockerfile from local plane targets</w:t>
-            </w:r>
-          </w:p>
-        </w:tc>
-        <w:tc>
-          <w:tcPr>
-            <w:tcW w:type="dxa" w:w="2880"/>
-          </w:tcPr>
-          <w:p>
-            <w:r>
-              <w:t>No hard-coded container map</w:t>
-            </w:r>
-          </w:p>
-        </w:tc>
-      </w:tr>
-      <w:tr>
-        <w:tc>
-          <w:tcPr>
-            <w:tcW w:type="dxa" w:w="2880"/>
-          </w:tcPr>
-          <w:p>
-            <w:r>
-              <w:t>5.2</w:t>
-            </w:r>
-          </w:p>
-        </w:tc>
-        <w:tc>
-          <w:tcPr>
-            <w:tcW w:type="dxa" w:w="2880"/>
-          </w:tcPr>
-          <w:p>
-            <w:r>
-              <w:t>Separate code paths for local plane vs promoted in deploy CLI</w:t>
-            </w:r>
-          </w:p>
-        </w:tc>
-        <w:tc>
-          <w:tcPr>
-            <w:tcW w:type="dxa" w:w="2880"/>
-          </w:tcPr>
-          <w:p>
-            <w:r>
-              <w:t>`--env local` never uses git-branch promote logic</w:t>
-            </w:r>
-          </w:p>
-        </w:tc>
-      </w:tr>
-    </w:tbl>
-    <w:p/>
-    <w:p>
-      <w:pPr>
-        <w:pStyle w:val="Heading3"/>
-      </w:pPr>
-      <w:r>
-        <w:t>Epic 6 — Cloud crosswalk gate</w:t>
-      </w:r>
-    </w:p>
-    <w:tbl>
-      <w:tblPr>
-        <w:tblStyle w:val="TableGrid"/>
-        <w:tblW w:type="auto" w:w="0"/>
-        <w:tblLook w:firstColumn="1" w:firstRow="1" w:lastColumn="0" w:lastRow="0" w:noHBand="0" w:noVBand="1" w:val="04A0"/>
-      </w:tblPr>
-      <w:tblGrid>
-        <w:gridCol w:w="2880"/>
-        <w:gridCol w:w="2880"/>
-        <w:gridCol w:w="2880"/>
-      </w:tblGrid>
-      <w:tr>
-        <w:tc>
-          <w:tcPr>
-            <w:tcW w:type="dxa" w:w="2880"/>
-          </w:tcPr>
-          <w:p>
-            <w:r>
-              <w:t>Task</w:t>
-            </w:r>
-          </w:p>
-        </w:tc>
-        <w:tc>
-          <w:tcPr>
-            <w:tcW w:type="dxa" w:w="2880"/>
-          </w:tcPr>
-          <w:p>
-            <w:r>
-              <w:t>Action</w:t>
-            </w:r>
-          </w:p>
-        </w:tc>
-        <w:tc>
-          <w:tcPr>
-            <w:tcW w:type="dxa" w:w="2880"/>
-          </w:tcPr>
-          <w:p>
-            <w:r>
-              <w:t>Acceptance</w:t>
-            </w:r>
-          </w:p>
-        </w:tc>
-      </w:tr>
-      <w:tr>
-        <w:tc>
-          <w:tcPr>
-            <w:tcW w:type="dxa" w:w="2880"/>
-          </w:tcPr>
-          <w:p>
-            <w:r>
-              <w:t>6.1</w:t>
-            </w:r>
-          </w:p>
-        </w:tc>
-        <w:tc>
-          <w:tcPr>
-            <w:tcW w:type="dxa" w:w="2880"/>
-          </w:tcPr>
-          <w:p>
-            <w:r>
-              <w:t>Call `_deployment_architecture_gate()` in `run_cloud_deploy()`</w:t>
-            </w:r>
-          </w:p>
-        </w:tc>
-        <w:tc>
-          <w:tcPr>
-            <w:tcW w:type="dxa" w:w="2880"/>
-          </w:tcPr>
-          <w:p>
-            <w:r>
-              <w:t>Cloud deploy aborts on Crosswalk fail</w:t>
-            </w:r>
-          </w:p>
-        </w:tc>
-      </w:tr>
-    </w:tbl>
-    <w:p/>
-    <w:p>
-      <w:pPr>
-        <w:pStyle w:val="Heading3"/>
-      </w:pPr>
-      <w:r>
-        <w:t>Epic 7 — Promoted plane rollout</w:t>
-      </w:r>
-    </w:p>
-    <w:tbl>
-      <w:tblPr>
-        <w:tblStyle w:val="TableGrid"/>
-        <w:tblW w:type="auto" w:w="0"/>
-        <w:tblLook w:firstColumn="1" w:firstRow="1" w:lastColumn="0" w:lastRow="0" w:noHBand="0" w:noVBand="1" w:val="04A0"/>
-      </w:tblPr>
-      <w:tblGrid>
-        <w:gridCol w:w="4320"/>
-        <w:gridCol w:w="4320"/>
-      </w:tblGrid>
-      <w:tr>
-        <w:tc>
-          <w:tcPr>
-            <w:tcW w:type="dxa" w:w="4320"/>
-          </w:tcPr>
-          <w:p>
-            <w:r>
-              <w:t>Task</w:t>
-            </w:r>
-          </w:p>
-        </w:tc>
-        <w:tc>
-          <w:tcPr>
-            <w:tcW w:type="dxa" w:w="4320"/>
-          </w:tcPr>
-          <w:p>
-            <w:r>
-              <w:t>Order</w:t>
-            </w:r>
-          </w:p>
-        </w:tc>
-      </w:tr>
-      <w:tr>
-        <w:tc>
-          <w:tcPr>
-            <w:tcW w:type="dxa" w:w="4320"/>
-          </w:tcPr>
-          <w:p>
-            <w:r>
-              <w:t>7.1</w:t>
-            </w:r>
-          </w:p>
-        </w:tc>
-        <w:tc>
-          <w:tcPr>
-            <w:tcW w:type="dxa" w:w="4320"/>
-          </w:tcPr>
-          <w:p>
-            <w:r>
-              <w:t>Website (already aligned) — confirm</w:t>
-            </w:r>
-          </w:p>
-        </w:tc>
-      </w:tr>
-      <w:tr>
-        <w:tc>
-          <w:tcPr>
-            <w:tcW w:type="dxa" w:w="4320"/>
-          </w:tcPr>
-          <w:p>
-            <w:r>
-              <w:t>7.2</w:t>
-            </w:r>
-          </w:p>
-        </w:tc>
-        <w:tc>
-          <w:tcPr>
-            <w:tcW w:type="dxa" w:w="4320"/>
-          </w:tcPr>
-          <w:p>
-            <w:r>
-              <w:t>EvaluateCare HF + local mirror</w:t>
-            </w:r>
-          </w:p>
-        </w:tc>
-      </w:tr>
-      <w:tr>
-        <w:tc>
-          <w:tcPr>
-            <w:tcW w:type="dxa" w:w="4320"/>
-          </w:tcPr>
-          <w:p>
-            <w:r>
-              <w:t>7.3</w:t>
-            </w:r>
-          </w:p>
-        </w:tc>
-        <w:tc>
-          <w:tcPr>
-            <w:tcW w:type="dxa" w:w="4320"/>
-          </w:tcPr>
-          <w:p>
-            <w:r>
-              <w:t>Shared Services HF + local mirror</w:t>
-            </w:r>
-          </w:p>
-        </w:tc>
-      </w:tr>
-      <w:tr>
-        <w:tc>
-          <w:tcPr>
-            <w:tcW w:type="dxa" w:w="4320"/>
-          </w:tcPr>
-          <w:p>
-            <w:r>
-              <w:t>7.4</w:t>
-            </w:r>
-          </w:p>
-        </w:tc>
-        <w:tc>
-          <w:tcPr>
-            <w:tcW w:type="dxa" w:w="4320"/>
-          </w:tcPr>
-          <w:p>
-            <w:r>
-              <w:t>FindCare HF + local mirror</w:t>
-            </w:r>
-          </w:p>
-        </w:tc>
-      </w:tr>
-    </w:tbl>
-    <w:p/>
-    <w:p>
-      <w:pPr>
-        <w:pStyle w:val="Heading3"/>
-      </w:pPr>
-      <w:r>
-        <w:t>Epic 8 — Schema cutover and purge gate</w:t>
-      </w:r>
-    </w:p>
-    <w:tbl>
-      <w:tblPr>
-        <w:tblStyle w:val="TableGrid"/>
-        <w:tblW w:type="auto" w:w="0"/>
-        <w:tblLook w:firstColumn="1" w:firstRow="1" w:lastColumn="0" w:lastRow="0" w:noHBand="0" w:noVBand="1" w:val="04A0"/>
-      </w:tblPr>
-      <w:tblGrid>
-        <w:gridCol w:w="4320"/>
-        <w:gridCol w:w="4320"/>
-      </w:tblGrid>
-      <w:tr>
-        <w:tc>
-          <w:tcPr>
-            <w:tcW w:type="dxa" w:w="4320"/>
-          </w:tcPr>
-          <w:p>
-            <w:r>
-              <w:t>Task</w:t>
-            </w:r>
-          </w:p>
-        </w:tc>
-        <w:tc>
-          <w:tcPr>
-            <w:tcW w:type="dxa" w:w="4320"/>
-          </w:tcPr>
-          <w:p>
-            <w:r>
-              <w:t>Action</w:t>
-            </w:r>
-          </w:p>
-        </w:tc>
-      </w:tr>
-      <w:tr>
-        <w:tc>
-          <w:tcPr>
-            <w:tcW w:type="dxa" w:w="4320"/>
-          </w:tcPr>
-          <w:p>
-            <w:r>
-              <w:t>8.1</w:t>
-            </w:r>
-          </w:p>
-        </w:tc>
-        <w:tc>
-          <w:tcPr>
-            <w:tcW w:type="dxa" w:w="4320"/>
-          </w:tcPr>
-          <w:p>
-            <w:r>
-              <w:t>Migrate manifest file v1 → v2 on disk</w:t>
-            </w:r>
-          </w:p>
-        </w:tc>
-      </w:tr>
-      <w:tr>
-        <w:tc>
-          <w:tcPr>
-            <w:tcW w:type="dxa" w:w="4320"/>
-          </w:tcPr>
-          <w:p>
-            <w:r>
-              <w:t>8.2</w:t>
-            </w:r>
-          </w:p>
-        </w:tc>
-        <w:tc>
-          <w:tcPr>
-            <w:tcW w:type="dxa" w:w="4320"/>
-          </w:tcPr>
-          <w:p>
-            <w:r>
-              <w:t>Update RecordLoader, Builder, Crosswalk</w:t>
-            </w:r>
-          </w:p>
-        </w:tc>
-      </w:tr>
-      <w:tr>
-        <w:tc>
-          <w:tcPr>
-            <w:tcW w:type="dxa" w:w="4320"/>
-          </w:tcPr>
-          <w:p>
-            <w:r>
-              <w:t>8.3</w:t>
-            </w:r>
-          </w:p>
-        </w:tc>
-        <w:tc>
-          <w:tcPr>
-            <w:tcW w:type="dxa" w:w="4320"/>
-          </w:tcPr>
-          <w:p>
-            <w:r>
-              <w:t>Only after local→prod smoke passes: consider repo purge of git paths not on any target</w:t>
-            </w:r>
-          </w:p>
-        </w:tc>
-      </w:tr>
-    </w:tbl>
-    <w:p/>
-    <w:p>
-      <w:pPr>
-        <w:pStyle w:val="Heading3"/>
-      </w:pPr>
-      <w:r>
-        <w:t>Verification commands (each epic after build/deploy touch)</w:t>
-      </w:r>
-    </w:p>
-    <w:p>
-      <w:pPr>
-        <w:pStyle w:val="IntenseQuote"/>
-      </w:pPr>
-      <w:r>
-        <w:t>python architecture/DevOpsBuildDeployAndEnvironmentManagement/build_chathealthy.py --env local --target target_docker_local_findcare</w:t>
-        <w:br/>
-        <w:t>python architecture/DevOpsBuildDeployAndEnvironmentManagement/deploy_chathealthy.py --env local --target target_docker_local_findcare</w:t>
-      </w:r>
-    </w:p>
-    <w:p>
-      <w:r>
-        <w:t>Pass: Crosswalk exit 0, smoke pytest exit 0, staged file list equals manifest `files[]` for that target.</w:t>
-      </w:r>
-    </w:p>
-    <w:p>
-      <w:r>
-        <w:t>---</w:t>
-      </w:r>
-    </w:p>
-    <w:p>
-      <w:pPr>
-        <w:pStyle w:val="Heading2"/>
-      </w:pPr>
-      <w:r>
-        <w:t>Chapter 6 — Workbook reference</w:t>
-      </w:r>
-    </w:p>
-    <w:p>
-      <w:pPr>
-        <w:pStyle w:val="Heading3"/>
-      </w:pPr>
-      <w:r>
-        <w:t>6.1 Location</w:t>
-      </w:r>
-    </w:p>
-    <w:tbl>
-      <w:tblPr>
-        <w:tblStyle w:val="TableGrid"/>
-        <w:tblW w:type="auto" w:w="0"/>
-        <w:tblLook w:firstColumn="1" w:firstRow="1" w:lastColumn="0" w:lastRow="0" w:noHBand="0" w:noVBand="1" w:val="04A0"/>
-      </w:tblPr>
-      <w:tblGrid>
-        <w:gridCol w:w="4320"/>
-        <w:gridCol w:w="4320"/>
-      </w:tblGrid>
-      <w:tr>
-        <w:tc>
-          <w:tcPr>
-            <w:tcW w:type="dxa" w:w="4320"/>
-          </w:tcPr>
-          <w:p>
-            <w:r>
-              <w:t>File</w:t>
-            </w:r>
-          </w:p>
-        </w:tc>
-        <w:tc>
-          <w:tcPr>
-            <w:tcW w:type="dxa" w:w="4320"/>
-          </w:tcPr>
-          <w:p>
-            <w:r>
-              <w:t>Path</w:t>
-            </w:r>
-          </w:p>
-        </w:tc>
-      </w:tr>
-      <w:tr>
-        <w:tc>
-          <w:tcPr>
-            <w:tcW w:type="dxa" w:w="4320"/>
-          </w:tcPr>
-          <w:p>
-            <w:r>
-              <w:t>Excel</w:t>
-            </w:r>
-          </w:p>
-        </w:tc>
-        <w:tc>
-          <w:tcPr>
-            <w:tcW w:type="dxa" w:w="4320"/>
-          </w:tcPr>
-          <w:p>
-            <w:r>
-              <w:t>`architecture/DevOpsBuildDeployAndEnvironmentManagement/deployment_facts_inventory_&lt;date&gt;.xlsx`</w:t>
-            </w:r>
-          </w:p>
-        </w:tc>
-      </w:tr>
-      <w:tr>
-        <w:tc>
-          <w:tcPr>
-            <w:tcW w:type="dxa" w:w="4320"/>
-          </w:tcPr>
-          <w:p>
-            <w:r>
-              <w:t>CSV</w:t>
-            </w:r>
-          </w:p>
-        </w:tc>
-        <w:tc>
-          <w:tcPr>
-            <w:tcW w:type="dxa" w:w="4320"/>
-          </w:tcPr>
-          <w:p>
-            <w:r>
-              <w:t>`architecture/DevOpsBuildDeployAndEnvironmentManagement/deployment_facts_inventory_&lt;date&gt;.csv`</w:t>
-            </w:r>
-          </w:p>
-        </w:tc>
-      </w:tr>
-    </w:tbl>
-    <w:p/>
-    <w:p>
-      <w:r>
-        <w:t>Regenerate:</w:t>
-      </w:r>
-    </w:p>
-    <w:p>
-      <w:pPr>
-        <w:pStyle w:val="IntenseQuote"/>
-      </w:pPr>
-      <w:r>
-        <w:t>python architecture/DevOpsBuildDeployAndEnvironmentManagement/tools/export_deployment_deliverables.py</w:t>
-      </w:r>
-    </w:p>
-    <w:p>
-      <w:pPr>
-        <w:pStyle w:val="Heading3"/>
-      </w:pPr>
-      <w:r>
-        <w:t>6.2 What the workbook contains</w:t>
-      </w:r>
-    </w:p>
-    <w:p>
-      <w:r>
-        <w:t>One row per **persisted fact** in the current manifest:</w:t>
-      </w:r>
-    </w:p>
-    <w:tbl>
-      <w:tblPr>
-        <w:tblStyle w:val="TableGrid"/>
-        <w:tblW w:type="auto" w:w="0"/>
-        <w:tblLook w:firstColumn="1" w:firstRow="1" w:lastColumn="0" w:lastRow="0" w:noHBand="0" w:noVBand="1" w:val="04A0"/>
-      </w:tblPr>
-      <w:tblGrid>
-        <w:gridCol w:w="4320"/>
-        <w:gridCol w:w="4320"/>
-      </w:tblGrid>
-      <w:tr>
-        <w:tc>
-          <w:tcPr>
-            <w:tcW w:type="dxa" w:w="4320"/>
-          </w:tcPr>
-          <w:p>
-            <w:r>
-              <w:t>fact_kind</w:t>
-            </w:r>
-          </w:p>
-        </w:tc>
-        <w:tc>
-          <w:tcPr>
-            <w:tcW w:type="dxa" w:w="4320"/>
-          </w:tcPr>
-          <w:p>
-            <w:r>
-              <w:t>Meaning</w:t>
-            </w:r>
-          </w:p>
-        </w:tc>
-      </w:tr>
-      <w:tr>
-        <w:tc>
-          <w:tcPr>
-            <w:tcW w:type="dxa" w:w="4320"/>
-          </w:tcPr>
-          <w:p>
-            <w:r>
-              <w:t>`target_record`</w:t>
-            </w:r>
-          </w:p>
-        </w:tc>
-        <w:tc>
-          <w:tcPr>
-            <w:tcW w:type="dxa" w:w="4320"/>
-          </w:tcPr>
-          <w:p>
-            <w:r>
-              <w:t>Target identity</w:t>
-            </w:r>
-          </w:p>
-        </w:tc>
-      </w:tr>
-      <w:tr>
-        <w:tc>
-          <w:tcPr>
-            <w:tcW w:type="dxa" w:w="4320"/>
-          </w:tcPr>
-          <w:p>
-            <w:r>
-              <w:t>`environment`</w:t>
-            </w:r>
-          </w:p>
-        </w:tc>
-        <w:tc>
-          <w:tcPr>
-            <w:tcW w:type="dxa" w:w="4320"/>
-          </w:tcPr>
-          <w:p>
-            <w:r>
-              <w:t>Binding (dev/qa/prod/local in v1)</w:t>
-            </w:r>
-          </w:p>
-        </w:tc>
-      </w:tr>
-      <w:tr>
-        <w:tc>
-          <w:tcPr>
-            <w:tcW w:type="dxa" w:w="4320"/>
-          </w:tcPr>
-          <w:p>
-            <w:r>
-              <w:t>`file`</w:t>
-            </w:r>
-          </w:p>
-        </w:tc>
-        <w:tc>
-          <w:tcPr>
-            <w:tcW w:type="dxa" w:w="4320"/>
-          </w:tcPr>
-          <w:p>
-            <w:r>
-              <w:t>One `files[]` row</w:t>
-            </w:r>
-          </w:p>
-        </w:tc>
-      </w:tr>
-      <w:tr>
-        <w:tc>
-          <w:tcPr>
-            <w:tcW w:type="dxa" w:w="4320"/>
-          </w:tcPr>
-          <w:p>
-            <w:r>
-              <w:t>`secret`</w:t>
-            </w:r>
-          </w:p>
-        </w:tc>
-        <w:tc>
-          <w:tcPr>
-            <w:tcW w:type="dxa" w:w="4320"/>
-          </w:tcPr>
-          <w:p>
-            <w:r>
-              <w:t>One secrets map entry</w:t>
-            </w:r>
-          </w:p>
-        </w:tc>
-      </w:tr>
-      <w:tr>
-        <w:tc>
-          <w:tcPr>
-            <w:tcW w:type="dxa" w:w="4320"/>
-          </w:tcPr>
-          <w:p>
-            <w:r>
-              <w:t>`variable`</w:t>
-            </w:r>
-          </w:p>
-        </w:tc>
-        <w:tc>
-          <w:tcPr>
-            <w:tcW w:type="dxa" w:w="4320"/>
-          </w:tcPr>
-          <w:p>
-            <w:r>
-              <w:t>One variables map entry</w:t>
-            </w:r>
-          </w:p>
-        </w:tc>
-      </w:tr>
-      <w:tr>
-        <w:tc>
-          <w:tcPr>
-            <w:tcW w:type="dxa" w:w="4320"/>
-          </w:tcPr>
-          <w:p>
-            <w:r>
-              <w:t>`wholesale_src`</w:t>
-            </w:r>
-          </w:p>
-        </w:tc>
-        <w:tc>
-          <w:tcPr>
-            <w:tcW w:type="dxa" w:w="4320"/>
-          </w:tcPr>
-          <w:p>
-            <w:r>
-              <w:t>One `huggingface_source_set` entry (v1 — to be removed)</w:t>
-            </w:r>
-          </w:p>
-        </w:tc>
-      </w:tr>
-      <w:tr>
-        <w:tc>
-          <w:tcPr>
-            <w:tcW w:type="dxa" w:w="4320"/>
-          </w:tcPr>
-          <w:p>
-            <w:r>
-              <w:t>`entitlement`</w:t>
-            </w:r>
-          </w:p>
-        </w:tc>
-        <w:tc>
-          <w:tcPr>
-            <w:tcW w:type="dxa" w:w="4320"/>
-          </w:tcPr>
-          <w:p>
-            <w:r>
-              <w:t>One entitlements row</w:t>
-            </w:r>
-          </w:p>
-        </w:tc>
-      </w:tr>
-      <w:tr>
-        <w:tc>
-          <w:tcPr>
-            <w:tcW w:type="dxa" w:w="4320"/>
-          </w:tcPr>
-          <w:p>
-            <w:r>
-              <w:t>`target_metadata`</w:t>
-            </w:r>
-          </w:p>
-        </w:tc>
-        <w:tc>
-          <w:tcPr>
-            <w:tcW w:type="dxa" w:w="4320"/>
-          </w:tcPr>
-          <w:p>
-            <w:r>
-              <w:t>Other target fields</w:t>
-            </w:r>
-          </w:p>
-        </w:tc>
-      </w:tr>
-      <w:tr>
-        <w:tc>
-          <w:tcPr>
-            <w:tcW w:type="dxa" w:w="4320"/>
-          </w:tcPr>
-          <w:p>
-            <w:r>
-              <w:t>`firm_metadata`</w:t>
-            </w:r>
-          </w:p>
-        </w:tc>
-        <w:tc>
-          <w:tcPr>
-            <w:tcW w:type="dxa" w:w="4320"/>
-          </w:tcPr>
-          <w:p>
-            <w:r>
-              <w:t>Firm-level block</w:t>
-            </w:r>
-          </w:p>
-        </w:tc>
-      </w:tr>
-    </w:tbl>
-    <w:p/>
-    <w:p>
-      <w:r>
-        <w:t>Columns: `fact_kind`, `name`, `address`, `json_path`, `purpose`, `targets`, `value`, `retrieval_store`, `retrieval_action`.</w:t>
-      </w:r>
-    </w:p>
-    <w:p>
-      <w:pPr>
-        <w:pStyle w:val="Heading3"/>
-      </w:pPr>
-      <w:r>
-        <w:t>6.3 How to audit one server</w:t>
-      </w:r>
-    </w:p>
-    <w:p>
-      <w:pPr>
-        <w:pStyle w:val="ListNumber"/>
-      </w:pPr>
-      <w:r>
-        <w:t>1. Open the xlsx; filter `targets` column to e.g. `target_hf_space_findcare_backend`.</w:t>
-      </w:r>
-    </w:p>
-    <w:p>
-      <w:pPr>
-        <w:pStyle w:val="ListNumber"/>
-      </w:pPr>
-      <w:r>
-        <w:t>2. Review all `file`, `secret`, and `variable` rows for that target only.</w:t>
-      </w:r>
-    </w:p>
-    <w:p>
-      <w:pPr>
-        <w:pStyle w:val="ListNumber"/>
-      </w:pPr>
-      <w:r>
-        <w:t>3. Compare against Chapter 3 minimum intent for that server.</w:t>
-      </w:r>
-    </w:p>
-    <w:p>
-      <w:pPr>
-        <w:pStyle w:val="ListNumber"/>
-      </w:pPr>
-      <w:r>
-        <w:t>4. Use proof jsonl to confirm each file row has an anchor.</w:t>
-      </w:r>
-    </w:p>
-    <w:p>
-      <w:pPr>
-        <w:pStyle w:val="Heading3"/>
-      </w:pPr>
-      <w:r>
-        <w:t>6.4 Relationship to this plan</w:t>
-      </w:r>
-    </w:p>
-    <w:tbl>
-      <w:tblPr>
-        <w:tblStyle w:val="TableGrid"/>
-        <w:tblW w:type="auto" w:w="0"/>
-        <w:tblLook w:firstColumn="1" w:firstRow="1" w:lastColumn="0" w:lastRow="0" w:noHBand="0" w:noVBand="1" w:val="04A0"/>
-      </w:tblPr>
-      <w:tblGrid>
-        <w:gridCol w:w="4320"/>
-        <w:gridCol w:w="4320"/>
-      </w:tblGrid>
-      <w:tr>
-        <w:tc>
-          <w:tcPr>
-            <w:tcW w:type="dxa" w:w="4320"/>
-          </w:tcPr>
-          <w:p>
-            <w:r>
-              <w:t>Artifact</w:t>
-            </w:r>
-          </w:p>
-        </w:tc>
-        <w:tc>
-          <w:tcPr>
-            <w:tcW w:type="dxa" w:w="4320"/>
-          </w:tcPr>
-          <w:p>
-            <w:r>
-              <w:t>Represents</w:t>
-            </w:r>
-          </w:p>
-        </w:tc>
-      </w:tr>
-      <w:tr>
-        <w:tc>
-          <w:tcPr>
-            <w:tcW w:type="dxa" w:w="4320"/>
-          </w:tcPr>
-          <w:p>
-            <w:r>
-              <w:t>Workbook</w:t>
-            </w:r>
-          </w:p>
-        </w:tc>
-        <w:tc>
-          <w:tcPr>
-            <w:tcW w:type="dxa" w:w="4320"/>
-          </w:tcPr>
-          <w:p>
-            <w:r>
-              <w:t>**As-is** manifest (v1 today)</w:t>
-            </w:r>
-          </w:p>
-        </w:tc>
-      </w:tr>
-      <w:tr>
-        <w:tc>
-          <w:tcPr>
-            <w:tcW w:type="dxa" w:w="4320"/>
-          </w:tcPr>
-          <w:p>
-            <w:r>
-              <w:t>This plan</w:t>
-            </w:r>
-          </w:p>
-        </w:tc>
-        <w:tc>
-          <w:tcPr>
-            <w:tcW w:type="dxa" w:w="4320"/>
-          </w:tcPr>
-          <w:p>
-            <w:r>
-              <w:t>**To-be** rules, schema v2, migration epics</w:t>
-            </w:r>
-          </w:p>
-        </w:tc>
-      </w:tr>
-    </w:tbl>
-    <w:p/>
-    <w:p>
-      <w:r>
-        <w:t>After each migration epic, regenerate the workbook and attach the date to change records.</w:t>
-      </w:r>
-    </w:p>
-    <w:p>
-      <w:r>
-        <w:t>---</w:t>
-      </w:r>
-    </w:p>
-    <w:p>
-      <w:pPr>
-        <w:pStyle w:val="Heading2"/>
-      </w:pPr>
-      <w:r>
-        <w:t>Appendix A — v1 target_id quick index</w:t>
-      </w:r>
-    </w:p>
-    <w:p>
-      <w:r>
-        <w:t>**Promoted:** `target_cloudflare_pages_website`, `target_hf_space_findcare_backend`, `target_hf_space_evaluatecare_backend`, `target_hf_space_shared_services`, `target_azure_function_app_pipeline`, `target_azure_automation_account_chathealthyjobmanager`, `target_azure_automation_runbook_reservation_reaper`, `target_azure_automation_runbook_change_db_version`, `target_azure_automation_runbook_chdm_orchestrator`, `target_azure_automation_runbook_chdm_provisioner`, `target_azure_automation_runbook_chdm_migrator`, `target_azure_automation_runbook_chdm_deprovisioner`</w:t>
-      </w:r>
-    </w:p>
-    <w:p>
-      <w:r>
-        <w:t>**Local plane (v1 + proposed):** `target_docker_local_findcare`, `target_docker_local_evaluatecare`, `target_docker_local_sharedservices`, `target_docker_local_website`, `target_docker_local_kafka` *(proposed)*, `target_host_local_conversation_log_service` *(proposed)*, `target_host_local_deploy_tool`</w:t>
-      </w:r>
-    </w:p>
-    <w:p>
-      <w:r>
-        <w:t>**Retire as bulk inventory:** `target_host_local_workstation`</w:t>
-      </w:r>
-    </w:p>
-    <w:p>
-      <w:r>
-        <w:t>---</w:t>
-      </w:r>
-    </w:p>
-    <w:p>
-      <w:pPr>
-        <w:pStyle w:val="Heading2"/>
-      </w:pPr>
-      <w:r>
-        <w:t>Appendix B — References</w:t>
-      </w:r>
-    </w:p>
-    <w:p>
-      <w:pPr>
-        <w:pStyle w:val="ListBullet"/>
-      </w:pPr>
-      <w:r>
-        <w:t>V18 accepted design: `brain/BusinessArtifacts/architecture/Deployment/18Itterations-DesignOfDeploymentsForFrontEndV1accepted.docx`</w:t>
-      </w:r>
-    </w:p>
-    <w:p>
-      <w:pPr>
-        <w:pStyle w:val="ListBullet"/>
-      </w:pPr>
-      <w:r>
-        <w:t>BUG-011: `brain/machine_artifacts/content/bugs.json`</w:t>
-      </w:r>
-    </w:p>
-    <w:p>
-      <w:pPr>
-        <w:pStyle w:val="ListBullet"/>
-      </w:pPr>
-      <w:r>
-        <w:t>Build/deploy contract: `architecture/DevOpsBuildDeployAndEnvironmentManagement/ArchitectureDesignAndAuditDocs/build_deploy_promote_plan_v3.docx`</w:t>
-      </w:r>
-    </w:p>
-    <w:p>
-      <w:pPr>
-        <w:pStyle w:val="ListBullet"/>
-      </w:pPr>
-      <w:r>
-        <w:t>Code-path proof: `architecture/DevOpsBuildDeployAndEnvironmentManagement/code_path_proof.py`</w:t>
-      </w:r>
-    </w:p>
-    <w:p>
-      <w:pPr>
-        <w:pStyle w:val="ListBullet"/>
-      </w:pPr>
-      <w:r>
-        <w:t>Current schema v1: `Website/schemas/ChatHealthyDeploymentArchitectureSchema.json`</w:t>
+        <w:t xml:space="preserve">Promote / build / deploy entry points: </w:t>
+      </w:r>
+      <w:r>
+        <w:rPr>
+          <w:rFonts w:ascii="Consolas" w:hAnsi="Consolas"/>
+        </w:rPr>
+        <w:t>architecture/DevOpsBuildDeployAndEnvironmentManagement/promote_chathealthy.py</w:t>
+      </w:r>
+      <w:r>
+        <w:t xml:space="preserve">, </w:t>
+      </w:r>
+      <w:r>
+        <w:rPr>
+          <w:rFonts w:ascii="Consolas" w:hAnsi="Consolas"/>
+        </w:rPr>
+        <w:t>build_chathealthy.py</w:t>
+      </w:r>
+      <w:r>
+        <w:t xml:space="preserve">, </w:t>
+      </w:r>
+      <w:r>
+        <w:rPr>
+          <w:rFonts w:ascii="Consolas" w:hAnsi="Consolas"/>
+        </w:rPr>
+        <w:t>deploy_chathealthy.py</w:t>
       </w:r>
     </w:p>
     <w:sectPr>
